--- a/BRAINCELL_Instalation.docx
+++ b/BRAINCELL_Instalation.docx
@@ -425,9 +425,17 @@
             <w:szCs w:val="24"/>
             <w:u w:val="single"/>
           </w:rPr>
-          <w:t>https://neuroalgebra.net/assets/Anaconda3-2023.09-0-Windows-x86_64.exe</w:t>
+          <w:t>https://repo.anaconda.com/archive/Anaconda3-2023.09-0-Windows-x86_64.exe</w:t>
         </w:r>
       </w:hyperlink>
+      <w:r>
+        <w:br/>
+        <w:t xml:space="preserve">SHA256: 810da8bff79c10a708b7af9e8f21e6bb47467261a31741240f27bd807f155cb9</w:t>
+      </w:r>
+      <w:r>
+        <w:br/>
+        <w:t xml:space="preserve">BrainCell is tested with Anaconda3 2023.09-0 (Python 3.11.5). Download it from the official Anaconda archive; do not use third-party mirrors.</w:t>
+      </w:r>
     </w:p>
     <w:p>
       <w:pPr>
@@ -723,6 +731,414 @@
       </w:r>
       <w:bookmarkEnd w:id="4"/>
     </w:p>
+    <w:tbl>
+      <w:tblPr>
+        <w:tblStyle w:val="TableGrid"/>
+        <w:tblW w:type="auto" w:w="0"/>
+        <w:tblLook w:firstColumn="1" w:firstRow="1" w:lastColumn="0" w:lastRow="0" w:noHBand="0" w:noVBand="1" w:val="04A0"/>
+      </w:tblPr>
+      <w:tblGrid>
+        <w:gridCol w:w="10063"/>
+      </w:tblGrid>
+      <w:tr>
+        <w:tc>
+          <w:tcPr>
+            <w:tcW w:type="dxa" w:w="10063"/>
+            <w:shd w:val="clear" w:color="auto" w:fill="FFF2CC"/>
+          </w:tcPr>
+          <w:p>
+            <w:r/>
+            <w:r>
+              <w:rPr>
+                <w:b/>
+              </w:rPr>
+              <w:t>Platform support at a glance</w:t>
+            </w:r>
+          </w:p>
+          <w:p>
+            <w:r>
+              <w:t>The BrainCell graphical environment currently runs on Windows 10/11. Models exported from BrainCell are platform-independent: the generated HOC and MOD package compiles and runs unchanged on macOS, Linux and HPC clusters, including the Neuroscience Gateway.</w:t>
+            </w:r>
+          </w:p>
+          <w:p>
+            <w:r>
+              <w:t>Support for the graphical environment on macOS and Linux is under active development. Users on those platforms can build and configure models on a Windows machine and run the exported package natively.</w:t>
+            </w:r>
+          </w:p>
+        </w:tc>
+      </w:tr>
+    </w:tbl>
+    <w:p>
+      <w:pPr>
+        <w:spacing w:before="100" w:beforeAutospacing="1" w:after="100" w:afterAutospacing="1" w:line="240" w:lineRule="auto"/>
+        <w:rPr>
+          <w:rFonts w:ascii="Times New Roman" w:eastAsia="Times New Roman" w:hAnsi="Times New Roman" w:cs="Times New Roman"/>
+          <w:sz w:val="24"/>
+          <w:szCs w:val="24"/>
+        </w:rPr>
+      </w:pPr>
+    </w:p>
+    <w:tbl>
+      <w:tblPr>
+        <w:tblStyle w:val="TableGrid"/>
+        <w:tblW w:type="auto" w:w="0"/>
+        <w:tblLook w:firstColumn="1" w:firstRow="1" w:lastColumn="0" w:lastRow="0" w:noHBand="0" w:noVBand="1" w:val="04A0"/>
+      </w:tblPr>
+      <w:tblGrid>
+        <w:gridCol w:w="2516"/>
+        <w:gridCol w:w="2516"/>
+        <w:gridCol w:w="2516"/>
+        <w:gridCol w:w="2516"/>
+      </w:tblGrid>
+      <w:tr>
+        <w:tc>
+          <w:tcPr>
+            <w:tcW w:type="dxa" w:w="2516"/>
+            <w:shd w:val="clear" w:color="auto" w:fill="DDDDDD"/>
+          </w:tcPr>
+          <w:p>
+            <w:r/>
+            <w:r>
+              <w:rPr>
+                <w:b/>
+              </w:rPr>
+              <w:t>Component</w:t>
+            </w:r>
+          </w:p>
+        </w:tc>
+        <w:tc>
+          <w:tcPr>
+            <w:tcW w:type="dxa" w:w="2516"/>
+            <w:shd w:val="clear" w:color="auto" w:fill="DDDDDD"/>
+          </w:tcPr>
+          <w:p>
+            <w:r/>
+            <w:r>
+              <w:rPr>
+                <w:b/>
+              </w:rPr>
+              <w:t>Windows 10/11</w:t>
+            </w:r>
+          </w:p>
+        </w:tc>
+        <w:tc>
+          <w:tcPr>
+            <w:tcW w:type="dxa" w:w="2516"/>
+            <w:shd w:val="clear" w:color="auto" w:fill="DDDDDD"/>
+          </w:tcPr>
+          <w:p>
+            <w:r/>
+            <w:r>
+              <w:rPr>
+                <w:b/>
+              </w:rPr>
+              <w:t>macOS</w:t>
+            </w:r>
+          </w:p>
+        </w:tc>
+        <w:tc>
+          <w:tcPr>
+            <w:tcW w:type="dxa" w:w="2516"/>
+            <w:shd w:val="clear" w:color="auto" w:fill="DDDDDD"/>
+          </w:tcPr>
+          <w:p>
+            <w:r/>
+            <w:r>
+              <w:rPr>
+                <w:b/>
+              </w:rPr>
+              <w:t>Linux</w:t>
+            </w:r>
+          </w:p>
+        </w:tc>
+      </w:tr>
+      <w:tr>
+        <w:tc>
+          <w:tcPr>
+            <w:tcW w:type="dxa" w:w="2516"/>
+          </w:tcPr>
+          <w:p>
+            <w:r/>
+            <w:r>
+              <w:t>Graphical environment (Main UI, Managers)</w:t>
+            </w:r>
+          </w:p>
+        </w:tc>
+        <w:tc>
+          <w:tcPr>
+            <w:tcW w:type="dxa" w:w="2516"/>
+          </w:tcPr>
+          <w:p>
+            <w:r/>
+            <w:r>
+              <w:t>Supported</w:t>
+            </w:r>
+          </w:p>
+        </w:tc>
+        <w:tc>
+          <w:tcPr>
+            <w:tcW w:type="dxa" w:w="2516"/>
+          </w:tcPr>
+          <w:p>
+            <w:r/>
+            <w:r>
+              <w:t>In development</w:t>
+            </w:r>
+          </w:p>
+        </w:tc>
+        <w:tc>
+          <w:tcPr>
+            <w:tcW w:type="dxa" w:w="2516"/>
+          </w:tcPr>
+          <w:p>
+            <w:r/>
+            <w:r>
+              <w:t>In development</w:t>
+            </w:r>
+          </w:p>
+        </w:tc>
+      </w:tr>
+      <w:tr>
+        <w:tc>
+          <w:tcPr>
+            <w:tcW w:type="dxa" w:w="2516"/>
+          </w:tcPr>
+          <w:p>
+            <w:r/>
+            <w:r>
+              <w:t>Mechanism compilation (bundled build scripts)</w:t>
+            </w:r>
+          </w:p>
+        </w:tc>
+        <w:tc>
+          <w:tcPr>
+            <w:tcW w:type="dxa" w:w="2516"/>
+          </w:tcPr>
+          <w:p>
+            <w:r/>
+            <w:r>
+              <w:t>Supported</w:t>
+            </w:r>
+          </w:p>
+        </w:tc>
+        <w:tc>
+          <w:tcPr>
+            <w:tcW w:type="dxa" w:w="2516"/>
+          </w:tcPr>
+          <w:p>
+            <w:r/>
+            <w:r>
+              <w:t>Manual (nrnivmodl)</w:t>
+            </w:r>
+          </w:p>
+        </w:tc>
+        <w:tc>
+          <w:tcPr>
+            <w:tcW w:type="dxa" w:w="2516"/>
+          </w:tcPr>
+          <w:p>
+            <w:r/>
+            <w:r>
+              <w:t>Manual (nrnivmodl)</w:t>
+            </w:r>
+          </w:p>
+        </w:tc>
+      </w:tr>
+      <w:tr>
+        <w:tc>
+          <w:tcPr>
+            <w:tcW w:type="dxa" w:w="2516"/>
+          </w:tcPr>
+          <w:p>
+            <w:r/>
+            <w:r>
+              <w:t>Morphology import (NLMorphologyConverter)</w:t>
+            </w:r>
+          </w:p>
+        </w:tc>
+        <w:tc>
+          <w:tcPr>
+            <w:tcW w:type="dxa" w:w="2516"/>
+          </w:tcPr>
+          <w:p>
+            <w:r/>
+            <w:r>
+              <w:t>Supported</w:t>
+            </w:r>
+          </w:p>
+        </w:tc>
+        <w:tc>
+          <w:tcPr>
+            <w:tcW w:type="dxa" w:w="2516"/>
+          </w:tcPr>
+          <w:p>
+            <w:r/>
+            <w:r>
+              <w:t>Planned</w:t>
+            </w:r>
+          </w:p>
+        </w:tc>
+        <w:tc>
+          <w:tcPr>
+            <w:tcW w:type="dxa" w:w="2516"/>
+          </w:tcPr>
+          <w:p>
+            <w:r/>
+            <w:r>
+              <w:t>Not available</w:t>
+            </w:r>
+          </w:p>
+        </w:tc>
+      </w:tr>
+      <w:tr>
+        <w:tc>
+          <w:tcPr>
+            <w:tcW w:type="dxa" w:w="2516"/>
+          </w:tcPr>
+          <w:p>
+            <w:r/>
+            <w:r>
+              <w:t>Model export (HOC + MOD package)</w:t>
+            </w:r>
+          </w:p>
+        </w:tc>
+        <w:tc>
+          <w:tcPr>
+            <w:tcW w:type="dxa" w:w="2516"/>
+          </w:tcPr>
+          <w:p>
+            <w:r/>
+            <w:r>
+              <w:t>Supported</w:t>
+            </w:r>
+          </w:p>
+        </w:tc>
+        <w:tc>
+          <w:tcPr>
+            <w:tcW w:type="dxa" w:w="2516"/>
+          </w:tcPr>
+          <w:p>
+            <w:r/>
+            <w:r>
+              <w:t>-</w:t>
+            </w:r>
+          </w:p>
+        </w:tc>
+        <w:tc>
+          <w:tcPr>
+            <w:tcW w:type="dxa" w:w="2516"/>
+          </w:tcPr>
+          <w:p>
+            <w:r/>
+            <w:r>
+              <w:t>-</w:t>
+            </w:r>
+          </w:p>
+        </w:tc>
+      </w:tr>
+      <w:tr>
+        <w:tc>
+          <w:tcPr>
+            <w:tcW w:type="dxa" w:w="2516"/>
+          </w:tcPr>
+          <w:p>
+            <w:r/>
+            <w:r>
+              <w:t>Running an exported model</w:t>
+            </w:r>
+          </w:p>
+        </w:tc>
+        <w:tc>
+          <w:tcPr>
+            <w:tcW w:type="dxa" w:w="2516"/>
+          </w:tcPr>
+          <w:p>
+            <w:r/>
+            <w:r>
+              <w:t>Supported</w:t>
+            </w:r>
+          </w:p>
+        </w:tc>
+        <w:tc>
+          <w:tcPr>
+            <w:tcW w:type="dxa" w:w="2516"/>
+          </w:tcPr>
+          <w:p>
+            <w:r/>
+            <w:r>
+              <w:t>Supported</w:t>
+            </w:r>
+          </w:p>
+        </w:tc>
+        <w:tc>
+          <w:tcPr>
+            <w:tcW w:type="dxa" w:w="2516"/>
+          </w:tcPr>
+          <w:p>
+            <w:r/>
+            <w:r>
+              <w:t>Supported</w:t>
+            </w:r>
+          </w:p>
+        </w:tc>
+      </w:tr>
+      <w:tr>
+        <w:tc>
+          <w:tcPr>
+            <w:tcW w:type="dxa" w:w="2516"/>
+          </w:tcPr>
+          <w:p>
+            <w:r/>
+            <w:r>
+              <w:t>NSG / cluster submission</w:t>
+            </w:r>
+          </w:p>
+        </w:tc>
+        <w:tc>
+          <w:tcPr>
+            <w:tcW w:type="dxa" w:w="2516"/>
+          </w:tcPr>
+          <w:p>
+            <w:r/>
+            <w:r>
+              <w:t>Supported</w:t>
+            </w:r>
+          </w:p>
+        </w:tc>
+        <w:tc>
+          <w:tcPr>
+            <w:tcW w:type="dxa" w:w="2516"/>
+          </w:tcPr>
+          <w:p>
+            <w:r/>
+            <w:r>
+              <w:t>Supported</w:t>
+            </w:r>
+          </w:p>
+        </w:tc>
+        <w:tc>
+          <w:tcPr>
+            <w:tcW w:type="dxa" w:w="2516"/>
+          </w:tcPr>
+          <w:p>
+            <w:r/>
+            <w:r>
+              <w:t>Supported</w:t>
+            </w:r>
+          </w:p>
+        </w:tc>
+      </w:tr>
+    </w:tbl>
+    <w:p>
+      <w:pPr>
+        <w:spacing w:before="100" w:beforeAutospacing="1" w:after="100" w:afterAutospacing="1" w:line="240" w:lineRule="auto"/>
+        <w:rPr>
+          <w:rFonts w:ascii="Times New Roman" w:eastAsia="Times New Roman" w:hAnsi="Times New Roman" w:cs="Times New Roman"/>
+          <w:sz w:val="24"/>
+          <w:szCs w:val="24"/>
+        </w:rPr>
+      </w:pPr>
+    </w:p>
     <w:p>
       <w:pPr>
         <w:pStyle w:val="Heading2"/>
@@ -830,7 +1246,7 @@
           <w:sz w:val="24"/>
           <w:szCs w:val="24"/>
         </w:rPr>
-        <w:t>This manual guides you through installing BrainCell, a computational neuroscience simulation tool. BrainCell requires NEURON (simulation environment) and Python (Anaconda recommended) to run.</w:t>
+        <w:t xml:space="preserve">Platform covered by this installation guide: Windows 10/11.</w:t>
       </w:r>
     </w:p>
     <w:p>
@@ -850,15 +1266,7 @@
           <w:sz w:val="24"/>
           <w:szCs w:val="24"/>
         </w:rPr>
-        <w:t>Platforms covered:</w:t>
-      </w:r>
-      <w:r>
-        <w:rPr>
-          <w:rFonts w:ascii="Times New Roman" w:eastAsia="Times New Roman" w:hAnsi="Times New Roman" w:cs="Times New Roman"/>
-          <w:sz w:val="24"/>
-          <w:szCs w:val="24"/>
-        </w:rPr>
-        <w:t xml:space="preserve"> Windows 10/11, macOS 10.15+, Linux (Ubuntu 20.04+, Debian, Fedora)</w:t>
+        <w:t xml:space="preserve">BrainCell requires NEURON (simulation environment) and Python (Anaconda recommended) to run. The installation categories described below apply to the Windows environment. If you work on macOS or Linux, see "Platform support at a glance" above.</w:t>
       </w:r>
     </w:p>
     <w:p>
@@ -878,15 +1286,7 @@
           <w:sz w:val="24"/>
           <w:szCs w:val="24"/>
         </w:rPr>
-        <w:t>Estimated installation time:</w:t>
-      </w:r>
-      <w:r>
-        <w:rPr>
-          <w:rFonts w:ascii="Times New Roman" w:eastAsia="Times New Roman" w:hAnsi="Times New Roman" w:cs="Times New Roman"/>
-          <w:sz w:val="24"/>
-          <w:szCs w:val="24"/>
-        </w:rPr>
-        <w:t xml:space="preserve"> 30-60 minutes for clean installation</w:t>
+        <w:t xml:space="preserve">Estimated installation time: 30-60 minutes for a clean installation.</w:t>
       </w:r>
     </w:p>
     <w:p>
@@ -2633,7 +3033,7 @@
           <w:sz w:val="24"/>
           <w:szCs w:val="24"/>
         </w:rPr>
-        <w:t>macOS</w:t>
+        <w:t xml:space="preserve">macOS and Linux</w:t>
       </w:r>
     </w:p>
     <w:p>
@@ -2651,7 +3051,7 @@
           <w:sz w:val="24"/>
           <w:szCs w:val="24"/>
         </w:rPr>
-        <w:t>Open Terminal in the BrainCell directory and run:</w:t>
+        <w:t xml:space="preserve">The bundled build scripts are Windows batch files and have no direct equivalent in the current release. On macOS and Linux, mechanisms are compiled with NEURON's standard tool. Open a Terminal in the BrainCell directory and run:</w:t>
       </w:r>
     </w:p>
     <w:p>
@@ -2681,23 +3081,13 @@
           <w:szCs w:val="20"/>
         </w:rPr>
       </w:pPr>
-      <w:proofErr w:type="spellStart"/>
       <w:r>
         <w:rPr>
           <w:rFonts w:ascii="Courier New" w:eastAsia="Times New Roman" w:hAnsi="Courier New" w:cs="Courier New"/>
           <w:sz w:val="20"/>
           <w:szCs w:val="20"/>
         </w:rPr>
-        <w:t>chmod</w:t>
-      </w:r>
-      <w:proofErr w:type="spellEnd"/>
-      <w:r>
-        <w:rPr>
-          <w:rFonts w:ascii="Courier New" w:eastAsia="Times New Roman" w:hAnsi="Courier New" w:cs="Courier New"/>
-          <w:sz w:val="20"/>
-          <w:szCs w:val="20"/>
-        </w:rPr>
-        <w:t xml:space="preserve"> +x build_mechs.sh</w:t>
+        <w:t xml:space="preserve">    cd Mechanisms/Neuron</w:t>
       </w:r>
     </w:p>
     <w:p>
@@ -2733,7 +3123,7 @@
           <w:sz w:val="20"/>
           <w:szCs w:val="20"/>
         </w:rPr>
-        <w:t>./build_mechs.sh</w:t>
+        <w:t xml:space="preserve">    nrnivmodl MOD_files</w:t>
       </w:r>
     </w:p>
     <w:p>
@@ -2753,33 +3143,7 @@
           <w:sz w:val="24"/>
           <w:szCs w:val="24"/>
         </w:rPr>
-        <w:t>If compilation fails:</w:t>
-      </w:r>
-      <w:r>
-        <w:rPr>
-          <w:rFonts w:ascii="Times New Roman" w:eastAsia="Times New Roman" w:hAnsi="Times New Roman" w:cs="Times New Roman"/>
-          <w:sz w:val="24"/>
-          <w:szCs w:val="24"/>
-        </w:rPr>
-        <w:t xml:space="preserve"> Install </w:t>
-      </w:r>
-      <w:proofErr w:type="spellStart"/>
-      <w:r>
-        <w:rPr>
-          <w:rFonts w:ascii="Times New Roman" w:eastAsia="Times New Roman" w:hAnsi="Times New Roman" w:cs="Times New Roman"/>
-          <w:sz w:val="24"/>
-          <w:szCs w:val="24"/>
-        </w:rPr>
-        <w:t>Xcode</w:t>
-      </w:r>
-      <w:proofErr w:type="spellEnd"/>
-      <w:r>
-        <w:rPr>
-          <w:rFonts w:ascii="Times New Roman" w:eastAsia="Times New Roman" w:hAnsi="Times New Roman" w:cs="Times New Roman"/>
-          <w:sz w:val="24"/>
-          <w:szCs w:val="24"/>
-        </w:rPr>
-        <w:t xml:space="preserve"> Command Line Tools:</w:t>
+        <w:t xml:space="preserve">Repeat for Mechanisms/Astrocyte and Mechanisms/Common. This produces x86_64/.libs/libnrnmech.so (or arm64/... on Apple Silicon) in place of the nrnmech.dll used on Windows.</w:t>
       </w:r>
     </w:p>
     <w:p>
@@ -2809,23 +3173,13 @@
           <w:szCs w:val="20"/>
         </w:rPr>
       </w:pPr>
-      <w:proofErr w:type="spellStart"/>
       <w:r>
         <w:rPr>
           <w:rFonts w:ascii="Courier New" w:eastAsia="Times New Roman" w:hAnsi="Courier New" w:cs="Courier New"/>
           <w:sz w:val="20"/>
           <w:szCs w:val="20"/>
         </w:rPr>
-        <w:t>xcode</w:t>
-      </w:r>
-      <w:proofErr w:type="spellEnd"/>
-      <w:r>
-        <w:rPr>
-          <w:rFonts w:ascii="Courier New" w:eastAsia="Times New Roman" w:hAnsi="Courier New" w:cs="Courier New"/>
-          <w:sz w:val="20"/>
-          <w:szCs w:val="20"/>
-        </w:rPr>
-        <w:t>-select --install</w:t>
+        <w:t xml:space="preserve">If compilation fails:</w:t>
       </w:r>
     </w:p>
     <w:p>
@@ -2848,7 +3202,7 @@
           <w:sz w:val="24"/>
           <w:szCs w:val="24"/>
         </w:rPr>
-        <w:t>Linux</w:t>
+        <w:t xml:space="preserve">    macOS         - install the Xcode Command Line Tools: xcode-select --install</w:t>
       </w:r>
     </w:p>
     <w:p>
@@ -2866,7 +3220,7 @@
           <w:sz w:val="24"/>
           <w:szCs w:val="24"/>
         </w:rPr>
-        <w:t>Open Terminal in the BrainCell directory and run:</w:t>
+        <w:t xml:space="preserve">    Ubuntu/Debian - sudo apt-get install build-essential</w:t>
       </w:r>
     </w:p>
     <w:p>
@@ -2896,23 +3250,13 @@
           <w:szCs w:val="20"/>
         </w:rPr>
       </w:pPr>
-      <w:proofErr w:type="spellStart"/>
       <w:r>
         <w:rPr>
           <w:rFonts w:ascii="Courier New" w:eastAsia="Times New Roman" w:hAnsi="Courier New" w:cs="Courier New"/>
           <w:sz w:val="20"/>
           <w:szCs w:val="20"/>
         </w:rPr>
-        <w:t>chmod</w:t>
-      </w:r>
-      <w:proofErr w:type="spellEnd"/>
-      <w:r>
-        <w:rPr>
-          <w:rFonts w:ascii="Courier New" w:eastAsia="Times New Roman" w:hAnsi="Courier New" w:cs="Courier New"/>
-          <w:sz w:val="20"/>
-          <w:szCs w:val="20"/>
-        </w:rPr>
-        <w:t xml:space="preserve"> +x build_mechs.sh</w:t>
+        <w:t xml:space="preserve">    Fedora/RHEL   - sudo dnf install gcc gcc-c++ make</w:t>
       </w:r>
     </w:p>
     <w:p>
@@ -2948,19 +3292,43 @@
           <w:sz w:val="20"/>
           <w:szCs w:val="20"/>
         </w:rPr>
-        <w:t>./build_mechs.sh</w:t>
+        <w:t xml:space="preserve">Note: compiled mechanisms are all that is required to run an exported BrainCell model on these platforms. The graphical environment itself is not yet supported outside Windows.</w:t>
       </w:r>
     </w:p>
     <w:p>
       <w:pPr>
+        <w:spacing w:after="0" w:line="240" w:lineRule="auto"/>
+        <w:rPr>
+          <w:rFonts w:ascii="Times New Roman" w:eastAsia="Times New Roman" w:hAnsi="Times New Roman" w:cs="Times New Roman"/>
+          <w:sz w:val="24"/>
+          <w:szCs w:val="24"/>
+        </w:rPr>
+      </w:pPr>
+      <w:r>
+        <w:rPr>
+          <w:rFonts w:ascii="Times New Roman" w:eastAsia="Times New Roman" w:hAnsi="Times New Roman" w:cs="Times New Roman"/>
+          <w:sz w:val="24"/>
+          <w:szCs w:val="24"/>
+        </w:rPr>
+        <w:pict w14:anchorId="01C5314A">
+          <v:rect id="_x0000_i1206" style="width:0;height:1.5pt" o:hralign="center" o:hrstd="t" o:hr="t" fillcolor="#a0a0a0" stroked="f"/>
+        </w:pict>
+      </w:r>
+    </w:p>
+    <w:p>
+      <w:pPr>
+        <w:pStyle w:val="Heading3"/>
+      </w:pPr>
+      <w:bookmarkStart w:id="13" w:name="_Toc224559330"/>
+      <w:r>
+        <w:t>Step 3: Platform-Specific Setup</w:t>
+      </w:r>
+      <w:bookmarkEnd w:id="13"/>
+    </w:p>
+    <w:p>
+      <w:pPr>
         <w:spacing w:before="100" w:beforeAutospacing="1" w:after="100" w:afterAutospacing="1" w:line="240" w:lineRule="auto"/>
-        <w:rPr>
-          <w:rFonts w:ascii="Times New Roman" w:eastAsia="Times New Roman" w:hAnsi="Times New Roman" w:cs="Times New Roman"/>
-          <w:sz w:val="24"/>
-          <w:szCs w:val="24"/>
-        </w:rPr>
-      </w:pPr>
-      <w:r>
+        <w:outlineLvl w:val="3"/>
         <w:rPr>
           <w:rFonts w:ascii="Times New Roman" w:eastAsia="Times New Roman" w:hAnsi="Times New Roman" w:cs="Times New Roman"/>
           <w:b/>
@@ -2968,15 +3336,16 @@
           <w:sz w:val="24"/>
           <w:szCs w:val="24"/>
         </w:rPr>
-        <w:t>If compilation fails:</w:t>
-      </w:r>
-      <w:r>
-        <w:rPr>
-          <w:rFonts w:ascii="Times New Roman" w:eastAsia="Times New Roman" w:hAnsi="Times New Roman" w:cs="Times New Roman"/>
-          <w:sz w:val="24"/>
-          <w:szCs w:val="24"/>
-        </w:rPr>
-        <w:t xml:space="preserve"> Install build essentials:</w:t>
+      </w:pPr>
+      <w:r>
+        <w:rPr>
+          <w:rFonts w:ascii="Times New Roman" w:eastAsia="Times New Roman" w:hAnsi="Times New Roman" w:cs="Times New Roman"/>
+          <w:b/>
+          <w:bCs/>
+          <w:sz w:val="24"/>
+          <w:szCs w:val="24"/>
+        </w:rPr>
+        <w:t>Windows: Unblock Scripts</w:t>
       </w:r>
     </w:p>
     <w:p>
@@ -2991,12 +3360,100 @@
       <w:r>
         <w:rPr>
           <w:rFonts w:ascii="Times New Roman" w:eastAsia="Times New Roman" w:hAnsi="Times New Roman" w:cs="Times New Roman"/>
+          <w:sz w:val="24"/>
+          <w:szCs w:val="24"/>
+        </w:rPr>
+        <w:t>Right-click each of the following files → Properties → Check "Unblock" → Apply:</w:t>
+      </w:r>
+    </w:p>
+    <w:p>
+      <w:pPr>
+        <w:numPr>
+          <w:ilvl w:val="0"/>
+          <w:numId w:val="211"/>
+        </w:numPr>
+        <w:spacing w:before="100" w:beforeAutospacing="1" w:after="100" w:afterAutospacing="1" w:line="240" w:lineRule="auto"/>
+        <w:rPr>
+          <w:rFonts w:ascii="Times New Roman" w:eastAsia="Times New Roman" w:hAnsi="Times New Roman" w:cs="Times New Roman"/>
+          <w:sz w:val="24"/>
+          <w:szCs w:val="24"/>
+        </w:rPr>
+      </w:pPr>
+      <w:r>
+        <w:rPr>
+          <w:rFonts w:ascii="Courier New" w:eastAsia="Times New Roman" w:hAnsi="Courier New" w:cs="Courier New"/>
+          <w:sz w:val="20"/>
+          <w:szCs w:val="20"/>
+        </w:rPr>
+        <w:t>init.bat</w:t>
+      </w:r>
+    </w:p>
+    <w:p>
+      <w:pPr>
+        <w:numPr>
+          <w:ilvl w:val="0"/>
+          <w:numId w:val="211"/>
+        </w:numPr>
+        <w:spacing w:before="100" w:beforeAutospacing="1" w:after="100" w:afterAutospacing="1" w:line="240" w:lineRule="auto"/>
+        <w:rPr>
+          <w:rFonts w:ascii="Times New Roman" w:eastAsia="Times New Roman" w:hAnsi="Times New Roman" w:cs="Times New Roman"/>
+          <w:sz w:val="24"/>
+          <w:szCs w:val="24"/>
+        </w:rPr>
+      </w:pPr>
+      <w:r>
+        <w:rPr>
+          <w:rFonts w:ascii="Courier New" w:eastAsia="Times New Roman" w:hAnsi="Courier New" w:cs="Courier New"/>
+          <w:sz w:val="20"/>
+          <w:szCs w:val="20"/>
+        </w:rPr>
+        <w:t>build_mechs.bat</w:t>
+      </w:r>
+      <w:r>
+        <w:rPr>
+          <w:rFonts w:ascii="Times New Roman" w:eastAsia="Times New Roman" w:hAnsi="Times New Roman" w:cs="Times New Roman"/>
+          <w:sz w:val="24"/>
+          <w:szCs w:val="24"/>
+        </w:rPr>
+        <w:t xml:space="preserve"> (if you used it)</w:t>
+      </w:r>
+    </w:p>
+    <w:p>
+      <w:pPr>
+        <w:spacing w:before="100" w:beforeAutospacing="1" w:after="100" w:afterAutospacing="1" w:line="240" w:lineRule="auto"/>
+        <w:rPr>
+          <w:rFonts w:ascii="Times New Roman" w:eastAsia="Times New Roman" w:hAnsi="Times New Roman" w:cs="Times New Roman"/>
+          <w:sz w:val="24"/>
+          <w:szCs w:val="24"/>
+        </w:rPr>
+      </w:pPr>
+      <w:r>
+        <w:rPr>
+          <w:rFonts w:ascii="Times New Roman" w:eastAsia="Times New Roman" w:hAnsi="Times New Roman" w:cs="Times New Roman"/>
           <w:b/>
           <w:bCs/>
           <w:sz w:val="24"/>
           <w:szCs w:val="24"/>
         </w:rPr>
-        <w:t>Ubuntu/Debian:</w:t>
+        <w:t>If Windows blocks execution:</w:t>
+      </w:r>
+    </w:p>
+    <w:p>
+      <w:pPr>
+        <w:spacing w:before="100" w:beforeAutospacing="1" w:after="100" w:afterAutospacing="1" w:line="240" w:lineRule="auto"/>
+        <w:rPr>
+          <w:rFonts w:ascii="Times New Roman" w:eastAsia="Times New Roman" w:hAnsi="Times New Roman" w:cs="Times New Roman"/>
+          <w:sz w:val="24"/>
+          <w:szCs w:val="24"/>
+        </w:rPr>
+      </w:pPr>
+      <w:r>
+        <w:rPr>
+          <w:rFonts w:ascii="Times New Roman" w:eastAsia="Times New Roman" w:hAnsi="Times New Roman" w:cs="Times New Roman"/>
+          <w:sz w:val="24"/>
+          <w:szCs w:val="24"/>
+        </w:rPr>
+        <w:t>Open PowerShell and run:</w:t>
       </w:r>
     </w:p>
     <w:p>
@@ -3026,23 +3483,159 @@
           <w:szCs w:val="20"/>
         </w:rPr>
       </w:pPr>
-      <w:proofErr w:type="spellStart"/>
       <w:r>
         <w:rPr>
           <w:rFonts w:ascii="Courier New" w:eastAsia="Times New Roman" w:hAnsi="Courier New" w:cs="Courier New"/>
           <w:sz w:val="20"/>
           <w:szCs w:val="20"/>
         </w:rPr>
-        <w:t>sudo</w:t>
-      </w:r>
-      <w:proofErr w:type="spellEnd"/>
+        <w:t>Set-</w:t>
+      </w:r>
+      <w:proofErr w:type="spellStart"/>
       <w:r>
         <w:rPr>
           <w:rFonts w:ascii="Courier New" w:eastAsia="Times New Roman" w:hAnsi="Courier New" w:cs="Courier New"/>
           <w:sz w:val="20"/>
           <w:szCs w:val="20"/>
         </w:rPr>
-        <w:t xml:space="preserve"> apt-get update</w:t>
+        <w:t>ExecutionPolicy</w:t>
+      </w:r>
+      <w:proofErr w:type="spellEnd"/>
+      <w:r>
+        <w:rPr>
+          <w:rFonts w:ascii="Courier New" w:eastAsia="Times New Roman" w:hAnsi="Courier New" w:cs="Courier New"/>
+          <w:sz w:val="20"/>
+          <w:szCs w:val="20"/>
+        </w:rPr>
+        <w:t xml:space="preserve"> -Scope </w:t>
+      </w:r>
+      <w:proofErr w:type="spellStart"/>
+      <w:r>
+        <w:rPr>
+          <w:rFonts w:ascii="Courier New" w:eastAsia="Times New Roman" w:hAnsi="Courier New" w:cs="Courier New"/>
+          <w:sz w:val="20"/>
+          <w:szCs w:val="20"/>
+        </w:rPr>
+        <w:t>CurrentUser</w:t>
+      </w:r>
+      <w:proofErr w:type="spellEnd"/>
+      <w:r>
+        <w:rPr>
+          <w:rFonts w:ascii="Courier New" w:eastAsia="Times New Roman" w:hAnsi="Courier New" w:cs="Courier New"/>
+          <w:sz w:val="20"/>
+          <w:szCs w:val="20"/>
+        </w:rPr>
+        <w:t xml:space="preserve"> -</w:t>
+      </w:r>
+      <w:proofErr w:type="spellStart"/>
+      <w:r>
+        <w:rPr>
+          <w:rFonts w:ascii="Courier New" w:eastAsia="Times New Roman" w:hAnsi="Courier New" w:cs="Courier New"/>
+          <w:sz w:val="20"/>
+          <w:szCs w:val="20"/>
+        </w:rPr>
+        <w:t>ExecutionPolicy</w:t>
+      </w:r>
+      <w:proofErr w:type="spellEnd"/>
+      <w:r>
+        <w:rPr>
+          <w:rFonts w:ascii="Courier New" w:eastAsia="Times New Roman" w:hAnsi="Courier New" w:cs="Courier New"/>
+          <w:sz w:val="20"/>
+          <w:szCs w:val="20"/>
+        </w:rPr>
+        <w:t xml:space="preserve"> </w:t>
+      </w:r>
+      <w:proofErr w:type="spellStart"/>
+      <w:r>
+        <w:rPr>
+          <w:rFonts w:ascii="Courier New" w:eastAsia="Times New Roman" w:hAnsi="Courier New" w:cs="Courier New"/>
+          <w:sz w:val="20"/>
+          <w:szCs w:val="20"/>
+        </w:rPr>
+        <w:t>RemoteSigned</w:t>
+      </w:r>
+      <w:proofErr w:type="spellEnd"/>
+    </w:p>
+    <w:p>
+      <w:pPr>
+        <w:spacing w:after="0" w:line="240" w:lineRule="auto"/>
+        <w:rPr>
+          <w:rFonts w:ascii="Times New Roman" w:eastAsia="Times New Roman" w:hAnsi="Times New Roman" w:cs="Times New Roman"/>
+          <w:sz w:val="24"/>
+          <w:szCs w:val="24"/>
+        </w:rPr>
+      </w:pPr>
+      <w:r>
+        <w:rPr>
+          <w:rFonts w:ascii="Times New Roman" w:eastAsia="Times New Roman" w:hAnsi="Times New Roman" w:cs="Times New Roman"/>
+          <w:sz w:val="24"/>
+          <w:szCs w:val="24"/>
+        </w:rPr>
+        <w:pict w14:anchorId="050088D4">
+          <v:rect id="_x0000_i1207" style="width:0;height:1.5pt" o:hralign="center" o:hrstd="t" o:hr="t" fillcolor="#a0a0a0" stroked="f"/>
+        </w:pict>
+      </w:r>
+    </w:p>
+    <w:p>
+      <w:pPr>
+        <w:spacing w:before="100" w:beforeAutospacing="1" w:after="100" w:afterAutospacing="1" w:line="240" w:lineRule="auto"/>
+        <w:outlineLvl w:val="2"/>
+        <w:rPr>
+          <w:rFonts w:ascii="Times New Roman" w:eastAsia="Times New Roman" w:hAnsi="Times New Roman" w:cs="Times New Roman"/>
+          <w:bCs/>
+          <w:sz w:val="27"/>
+          <w:szCs w:val="27"/>
+        </w:rPr>
+      </w:pPr>
+      <w:r>
+        <w:rPr>
+          <w:rFonts w:ascii="Times New Roman" w:eastAsia="Times New Roman" w:hAnsi="Times New Roman" w:cs="Times New Roman"/>
+          <w:bCs/>
+          <w:sz w:val="27"/>
+          <w:szCs w:val="27"/>
+        </w:rPr>
+        <w:t xml:space="preserve">Step 4: Launch BrainCell</w:t>
+      </w:r>
+    </w:p>
+    <w:p>
+      <w:pPr>
+        <w:spacing w:before="100" w:beforeAutospacing="1" w:after="100" w:afterAutospacing="1" w:line="240" w:lineRule="auto"/>
+        <w:outlineLvl w:val="3"/>
+        <w:rPr>
+          <w:rFonts w:ascii="Times New Roman" w:eastAsia="Times New Roman" w:hAnsi="Times New Roman" w:cs="Times New Roman"/>
+          <w:b/>
+          <w:bCs/>
+          <w:sz w:val="24"/>
+          <w:szCs w:val="24"/>
+        </w:rPr>
+      </w:pPr>
+      <w:r>
+        <w:rPr>
+          <w:rFonts w:ascii="Times New Roman" w:eastAsia="Times New Roman" w:hAnsi="Times New Roman" w:cs="Times New Roman"/>
+          <w:b/>
+          <w:bCs/>
+          <w:sz w:val="24"/>
+          <w:szCs w:val="24"/>
+        </w:rPr>
+        <w:t xml:space="preserve">Windows - double-click init.bat, or run "nrngui init.hoc" from a Command Prompt opened in the BrainCell directory.</w:t>
+      </w:r>
+    </w:p>
+    <w:p>
+      <w:pPr>
+        <w:spacing w:before="100" w:beforeAutospacing="1" w:after="100" w:afterAutospacing="1" w:line="240" w:lineRule="auto"/>
+        <w:rPr>
+          <w:rFonts w:ascii="Times New Roman" w:eastAsia="Times New Roman" w:hAnsi="Times New Roman" w:cs="Times New Roman"/>
+          <w:sz w:val="24"/>
+          <w:szCs w:val="24"/>
+        </w:rPr>
+      </w:pPr>
+      <w:r>
+        <w:rPr>
+          <w:rFonts w:ascii="Times New Roman" w:eastAsia="Times New Roman" w:hAnsi="Times New Roman" w:cs="Times New Roman"/>
+          <w:sz w:val="24"/>
+          <w:szCs w:val="24"/>
+        </w:rPr>
+        <w:t xml:space="preserve">Verification. After launch you should see a console window with NEURON initialisation messages, the BrainCell main window, and options to select Astrocyte or Neuron mode. If you see this, installation is complete.</w:t>
       </w:r>
     </w:p>
     <w:p>
@@ -3072,35 +3665,19 @@
           <w:szCs w:val="20"/>
         </w:rPr>
       </w:pPr>
-      <w:proofErr w:type="spellStart"/>
       <w:r>
         <w:rPr>
           <w:rFonts w:ascii="Courier New" w:eastAsia="Times New Roman" w:hAnsi="Courier New" w:cs="Courier New"/>
           <w:sz w:val="20"/>
           <w:szCs w:val="20"/>
         </w:rPr>
-        <w:t>sudo</w:t>
-      </w:r>
-      <w:proofErr w:type="spellEnd"/>
-      <w:r>
-        <w:rPr>
-          <w:rFonts w:ascii="Courier New" w:eastAsia="Times New Roman" w:hAnsi="Courier New" w:cs="Courier New"/>
-          <w:sz w:val="20"/>
-          <w:szCs w:val="20"/>
-        </w:rPr>
-        <w:t xml:space="preserve"> apt-get install build-essential</w:t>
+        <w:t xml:space="preserve">macOS / Linux - the graphical environment is not yet available on these platforms; BrainCell will report this on startup. To run a model that was built and exported on Windows, compile the mechanisms as described in Step 2 and launch the exported package directly:</w:t>
       </w:r>
     </w:p>
     <w:p>
       <w:pPr>
         <w:spacing w:before="100" w:beforeAutospacing="1" w:after="100" w:afterAutospacing="1" w:line="240" w:lineRule="auto"/>
-        <w:rPr>
-          <w:rFonts w:ascii="Times New Roman" w:eastAsia="Times New Roman" w:hAnsi="Times New Roman" w:cs="Times New Roman"/>
-          <w:sz w:val="24"/>
-          <w:szCs w:val="24"/>
-        </w:rPr>
-      </w:pPr>
-      <w:r>
+        <w:outlineLvl w:val="3"/>
         <w:rPr>
           <w:rFonts w:ascii="Times New Roman" w:eastAsia="Times New Roman" w:hAnsi="Times New Roman" w:cs="Times New Roman"/>
           <w:b/>
@@ -3108,143 +3685,8 @@
           <w:sz w:val="24"/>
           <w:szCs w:val="24"/>
         </w:rPr>
-        <w:t>Fedora/RHEL:</w:t>
-      </w:r>
-    </w:p>
-    <w:p>
-      <w:pPr>
-        <w:tabs>
-          <w:tab w:val="left" w:pos="916"/>
-          <w:tab w:val="left" w:pos="1832"/>
-          <w:tab w:val="left" w:pos="2748"/>
-          <w:tab w:val="left" w:pos="3664"/>
-          <w:tab w:val="left" w:pos="4580"/>
-          <w:tab w:val="left" w:pos="5496"/>
-          <w:tab w:val="left" w:pos="6412"/>
-          <w:tab w:val="left" w:pos="7328"/>
-          <w:tab w:val="left" w:pos="8244"/>
-          <w:tab w:val="left" w:pos="9160"/>
-          <w:tab w:val="left" w:pos="10076"/>
-          <w:tab w:val="left" w:pos="10992"/>
-          <w:tab w:val="left" w:pos="11908"/>
-          <w:tab w:val="left" w:pos="12824"/>
-          <w:tab w:val="left" w:pos="13740"/>
-          <w:tab w:val="left" w:pos="14656"/>
-        </w:tabs>
-        <w:spacing w:after="0" w:line="240" w:lineRule="auto"/>
-        <w:rPr>
-          <w:rFonts w:ascii="Courier New" w:eastAsia="Times New Roman" w:hAnsi="Courier New" w:cs="Courier New"/>
-          <w:sz w:val="20"/>
-          <w:szCs w:val="20"/>
-        </w:rPr>
-      </w:pPr>
-      <w:proofErr w:type="spellStart"/>
-      <w:r>
-        <w:rPr>
-          <w:rFonts w:ascii="Courier New" w:eastAsia="Times New Roman" w:hAnsi="Courier New" w:cs="Courier New"/>
-          <w:sz w:val="20"/>
-          <w:szCs w:val="20"/>
-        </w:rPr>
-        <w:t>sudo</w:t>
-      </w:r>
-      <w:proofErr w:type="spellEnd"/>
-      <w:r>
-        <w:rPr>
-          <w:rFonts w:ascii="Courier New" w:eastAsia="Times New Roman" w:hAnsi="Courier New" w:cs="Courier New"/>
-          <w:sz w:val="20"/>
-          <w:szCs w:val="20"/>
-        </w:rPr>
-        <w:t xml:space="preserve"> </w:t>
-      </w:r>
-      <w:proofErr w:type="spellStart"/>
-      <w:r>
-        <w:rPr>
-          <w:rFonts w:ascii="Courier New" w:eastAsia="Times New Roman" w:hAnsi="Courier New" w:cs="Courier New"/>
-          <w:sz w:val="20"/>
-          <w:szCs w:val="20"/>
-        </w:rPr>
-        <w:t>dnf</w:t>
-      </w:r>
-      <w:proofErr w:type="spellEnd"/>
-      <w:r>
-        <w:rPr>
-          <w:rFonts w:ascii="Courier New" w:eastAsia="Times New Roman" w:hAnsi="Courier New" w:cs="Courier New"/>
-          <w:sz w:val="20"/>
-          <w:szCs w:val="20"/>
-        </w:rPr>
-        <w:t xml:space="preserve"> install </w:t>
-      </w:r>
-      <w:proofErr w:type="spellStart"/>
-      <w:r>
-        <w:rPr>
-          <w:rFonts w:ascii="Courier New" w:eastAsia="Times New Roman" w:hAnsi="Courier New" w:cs="Courier New"/>
-          <w:sz w:val="20"/>
-          <w:szCs w:val="20"/>
-        </w:rPr>
-        <w:t>gcc</w:t>
-      </w:r>
-      <w:proofErr w:type="spellEnd"/>
-      <w:r>
-        <w:rPr>
-          <w:rFonts w:ascii="Courier New" w:eastAsia="Times New Roman" w:hAnsi="Courier New" w:cs="Courier New"/>
-          <w:sz w:val="20"/>
-          <w:szCs w:val="20"/>
-        </w:rPr>
-        <w:t xml:space="preserve"> </w:t>
-      </w:r>
-      <w:proofErr w:type="spellStart"/>
-      <w:r>
-        <w:rPr>
-          <w:rFonts w:ascii="Courier New" w:eastAsia="Times New Roman" w:hAnsi="Courier New" w:cs="Courier New"/>
-          <w:sz w:val="20"/>
-          <w:szCs w:val="20"/>
-        </w:rPr>
-        <w:t>gcc-c</w:t>
-      </w:r>
-      <w:proofErr w:type="spellEnd"/>
-      <w:r>
-        <w:rPr>
-          <w:rFonts w:ascii="Courier New" w:eastAsia="Times New Roman" w:hAnsi="Courier New" w:cs="Courier New"/>
-          <w:sz w:val="20"/>
-          <w:szCs w:val="20"/>
-        </w:rPr>
-        <w:t>++ make</w:t>
-      </w:r>
-    </w:p>
-    <w:p>
-      <w:pPr>
-        <w:spacing w:after="0" w:line="240" w:lineRule="auto"/>
-        <w:rPr>
-          <w:rFonts w:ascii="Times New Roman" w:eastAsia="Times New Roman" w:hAnsi="Times New Roman" w:cs="Times New Roman"/>
-          <w:sz w:val="24"/>
-          <w:szCs w:val="24"/>
-        </w:rPr>
-      </w:pPr>
-      <w:r>
-        <w:rPr>
-          <w:rFonts w:ascii="Times New Roman" w:eastAsia="Times New Roman" w:hAnsi="Times New Roman" w:cs="Times New Roman"/>
-          <w:sz w:val="24"/>
-          <w:szCs w:val="24"/>
-        </w:rPr>
-        <w:pict w14:anchorId="01C5314A">
-          <v:rect id="_x0000_i1206" style="width:0;height:1.5pt" o:hralign="center" o:hrstd="t" o:hr="t" fillcolor="#a0a0a0" stroked="f"/>
-        </w:pict>
-      </w:r>
-    </w:p>
-    <w:p>
-      <w:pPr>
-        <w:pStyle w:val="Heading3"/>
-      </w:pPr>
-      <w:bookmarkStart w:id="13" w:name="_Toc224559330"/>
-      <w:r>
-        <w:t>Step 3: Platform-Specific Setup</w:t>
-      </w:r>
-      <w:bookmarkEnd w:id="13"/>
-    </w:p>
-    <w:p>
-      <w:pPr>
-        <w:spacing w:before="100" w:beforeAutospacing="1" w:after="100" w:afterAutospacing="1" w:line="240" w:lineRule="auto"/>
-        <w:outlineLvl w:val="3"/>
+      </w:pPr>
+      <w:r>
         <w:rPr>
           <w:rFonts w:ascii="Times New Roman" w:eastAsia="Times New Roman" w:hAnsi="Times New Roman" w:cs="Times New Roman"/>
           <w:b/>
@@ -3252,950 +3694,7 @@
           <w:sz w:val="24"/>
           <w:szCs w:val="24"/>
         </w:rPr>
-      </w:pPr>
-      <w:r>
-        <w:rPr>
-          <w:rFonts w:ascii="Times New Roman" w:eastAsia="Times New Roman" w:hAnsi="Times New Roman" w:cs="Times New Roman"/>
-          <w:b/>
-          <w:bCs/>
-          <w:sz w:val="24"/>
-          <w:szCs w:val="24"/>
-        </w:rPr>
-        <w:t>Windows: Unblock Scripts</w:t>
-      </w:r>
-    </w:p>
-    <w:p>
-      <w:pPr>
-        <w:spacing w:before="100" w:beforeAutospacing="1" w:after="100" w:afterAutospacing="1" w:line="240" w:lineRule="auto"/>
-        <w:rPr>
-          <w:rFonts w:ascii="Times New Roman" w:eastAsia="Times New Roman" w:hAnsi="Times New Roman" w:cs="Times New Roman"/>
-          <w:sz w:val="24"/>
-          <w:szCs w:val="24"/>
-        </w:rPr>
-      </w:pPr>
-      <w:r>
-        <w:rPr>
-          <w:rFonts w:ascii="Times New Roman" w:eastAsia="Times New Roman" w:hAnsi="Times New Roman" w:cs="Times New Roman"/>
-          <w:sz w:val="24"/>
-          <w:szCs w:val="24"/>
-        </w:rPr>
-        <w:t>Right-click each of the following files → Properties → Check "Unblock" → Apply:</w:t>
-      </w:r>
-    </w:p>
-    <w:p>
-      <w:pPr>
-        <w:numPr>
-          <w:ilvl w:val="0"/>
-          <w:numId w:val="211"/>
-        </w:numPr>
-        <w:spacing w:before="100" w:beforeAutospacing="1" w:after="100" w:afterAutospacing="1" w:line="240" w:lineRule="auto"/>
-        <w:rPr>
-          <w:rFonts w:ascii="Times New Roman" w:eastAsia="Times New Roman" w:hAnsi="Times New Roman" w:cs="Times New Roman"/>
-          <w:sz w:val="24"/>
-          <w:szCs w:val="24"/>
-        </w:rPr>
-      </w:pPr>
-      <w:r>
-        <w:rPr>
-          <w:rFonts w:ascii="Courier New" w:eastAsia="Times New Roman" w:hAnsi="Courier New" w:cs="Courier New"/>
-          <w:sz w:val="20"/>
-          <w:szCs w:val="20"/>
-        </w:rPr>
-        <w:t>init.bat</w:t>
-      </w:r>
-    </w:p>
-    <w:p>
-      <w:pPr>
-        <w:numPr>
-          <w:ilvl w:val="0"/>
-          <w:numId w:val="211"/>
-        </w:numPr>
-        <w:spacing w:before="100" w:beforeAutospacing="1" w:after="100" w:afterAutospacing="1" w:line="240" w:lineRule="auto"/>
-        <w:rPr>
-          <w:rFonts w:ascii="Times New Roman" w:eastAsia="Times New Roman" w:hAnsi="Times New Roman" w:cs="Times New Roman"/>
-          <w:sz w:val="24"/>
-          <w:szCs w:val="24"/>
-        </w:rPr>
-      </w:pPr>
-      <w:r>
-        <w:rPr>
-          <w:rFonts w:ascii="Courier New" w:eastAsia="Times New Roman" w:hAnsi="Courier New" w:cs="Courier New"/>
-          <w:sz w:val="20"/>
-          <w:szCs w:val="20"/>
-        </w:rPr>
-        <w:t>build_mechs.bat</w:t>
-      </w:r>
-      <w:r>
-        <w:rPr>
-          <w:rFonts w:ascii="Times New Roman" w:eastAsia="Times New Roman" w:hAnsi="Times New Roman" w:cs="Times New Roman"/>
-          <w:sz w:val="24"/>
-          <w:szCs w:val="24"/>
-        </w:rPr>
-        <w:t xml:space="preserve"> (if you used it)</w:t>
-      </w:r>
-    </w:p>
-    <w:p>
-      <w:pPr>
-        <w:spacing w:before="100" w:beforeAutospacing="1" w:after="100" w:afterAutospacing="1" w:line="240" w:lineRule="auto"/>
-        <w:rPr>
-          <w:rFonts w:ascii="Times New Roman" w:eastAsia="Times New Roman" w:hAnsi="Times New Roman" w:cs="Times New Roman"/>
-          <w:sz w:val="24"/>
-          <w:szCs w:val="24"/>
-        </w:rPr>
-      </w:pPr>
-      <w:r>
-        <w:rPr>
-          <w:rFonts w:ascii="Times New Roman" w:eastAsia="Times New Roman" w:hAnsi="Times New Roman" w:cs="Times New Roman"/>
-          <w:b/>
-          <w:bCs/>
-          <w:sz w:val="24"/>
-          <w:szCs w:val="24"/>
-        </w:rPr>
-        <w:t>If Windows blocks execution:</w:t>
-      </w:r>
-    </w:p>
-    <w:p>
-      <w:pPr>
-        <w:spacing w:before="100" w:beforeAutospacing="1" w:after="100" w:afterAutospacing="1" w:line="240" w:lineRule="auto"/>
-        <w:rPr>
-          <w:rFonts w:ascii="Times New Roman" w:eastAsia="Times New Roman" w:hAnsi="Times New Roman" w:cs="Times New Roman"/>
-          <w:sz w:val="24"/>
-          <w:szCs w:val="24"/>
-        </w:rPr>
-      </w:pPr>
-      <w:r>
-        <w:rPr>
-          <w:rFonts w:ascii="Times New Roman" w:eastAsia="Times New Roman" w:hAnsi="Times New Roman" w:cs="Times New Roman"/>
-          <w:sz w:val="24"/>
-          <w:szCs w:val="24"/>
-        </w:rPr>
-        <w:t>Open PowerShell and run:</w:t>
-      </w:r>
-    </w:p>
-    <w:p>
-      <w:pPr>
-        <w:tabs>
-          <w:tab w:val="left" w:pos="916"/>
-          <w:tab w:val="left" w:pos="1832"/>
-          <w:tab w:val="left" w:pos="2748"/>
-          <w:tab w:val="left" w:pos="3664"/>
-          <w:tab w:val="left" w:pos="4580"/>
-          <w:tab w:val="left" w:pos="5496"/>
-          <w:tab w:val="left" w:pos="6412"/>
-          <w:tab w:val="left" w:pos="7328"/>
-          <w:tab w:val="left" w:pos="8244"/>
-          <w:tab w:val="left" w:pos="9160"/>
-          <w:tab w:val="left" w:pos="10076"/>
-          <w:tab w:val="left" w:pos="10992"/>
-          <w:tab w:val="left" w:pos="11908"/>
-          <w:tab w:val="left" w:pos="12824"/>
-          <w:tab w:val="left" w:pos="13740"/>
-          <w:tab w:val="left" w:pos="14656"/>
-        </w:tabs>
-        <w:spacing w:after="0" w:line="240" w:lineRule="auto"/>
-        <w:rPr>
-          <w:rFonts w:ascii="Courier New" w:eastAsia="Times New Roman" w:hAnsi="Courier New" w:cs="Courier New"/>
-          <w:sz w:val="20"/>
-          <w:szCs w:val="20"/>
-        </w:rPr>
-      </w:pPr>
-      <w:r>
-        <w:rPr>
-          <w:rFonts w:ascii="Courier New" w:eastAsia="Times New Roman" w:hAnsi="Courier New" w:cs="Courier New"/>
-          <w:sz w:val="20"/>
-          <w:szCs w:val="20"/>
-        </w:rPr>
-        <w:t>Set-</w:t>
-      </w:r>
-      <w:proofErr w:type="spellStart"/>
-      <w:r>
-        <w:rPr>
-          <w:rFonts w:ascii="Courier New" w:eastAsia="Times New Roman" w:hAnsi="Courier New" w:cs="Courier New"/>
-          <w:sz w:val="20"/>
-          <w:szCs w:val="20"/>
-        </w:rPr>
-        <w:t>ExecutionPolicy</w:t>
-      </w:r>
-      <w:proofErr w:type="spellEnd"/>
-      <w:r>
-        <w:rPr>
-          <w:rFonts w:ascii="Courier New" w:eastAsia="Times New Roman" w:hAnsi="Courier New" w:cs="Courier New"/>
-          <w:sz w:val="20"/>
-          <w:szCs w:val="20"/>
-        </w:rPr>
-        <w:t xml:space="preserve"> -Scope </w:t>
-      </w:r>
-      <w:proofErr w:type="spellStart"/>
-      <w:r>
-        <w:rPr>
-          <w:rFonts w:ascii="Courier New" w:eastAsia="Times New Roman" w:hAnsi="Courier New" w:cs="Courier New"/>
-          <w:sz w:val="20"/>
-          <w:szCs w:val="20"/>
-        </w:rPr>
-        <w:t>CurrentUser</w:t>
-      </w:r>
-      <w:proofErr w:type="spellEnd"/>
-      <w:r>
-        <w:rPr>
-          <w:rFonts w:ascii="Courier New" w:eastAsia="Times New Roman" w:hAnsi="Courier New" w:cs="Courier New"/>
-          <w:sz w:val="20"/>
-          <w:szCs w:val="20"/>
-        </w:rPr>
-        <w:t xml:space="preserve"> -</w:t>
-      </w:r>
-      <w:proofErr w:type="spellStart"/>
-      <w:r>
-        <w:rPr>
-          <w:rFonts w:ascii="Courier New" w:eastAsia="Times New Roman" w:hAnsi="Courier New" w:cs="Courier New"/>
-          <w:sz w:val="20"/>
-          <w:szCs w:val="20"/>
-        </w:rPr>
-        <w:t>ExecutionPolicy</w:t>
-      </w:r>
-      <w:proofErr w:type="spellEnd"/>
-      <w:r>
-        <w:rPr>
-          <w:rFonts w:ascii="Courier New" w:eastAsia="Times New Roman" w:hAnsi="Courier New" w:cs="Courier New"/>
-          <w:sz w:val="20"/>
-          <w:szCs w:val="20"/>
-        </w:rPr>
-        <w:t xml:space="preserve"> </w:t>
-      </w:r>
-      <w:proofErr w:type="spellStart"/>
-      <w:r>
-        <w:rPr>
-          <w:rFonts w:ascii="Courier New" w:eastAsia="Times New Roman" w:hAnsi="Courier New" w:cs="Courier New"/>
-          <w:sz w:val="20"/>
-          <w:szCs w:val="20"/>
-        </w:rPr>
-        <w:t>RemoteSigned</w:t>
-      </w:r>
-      <w:proofErr w:type="spellEnd"/>
-    </w:p>
-    <w:p>
-      <w:pPr>
-        <w:spacing w:before="100" w:beforeAutospacing="1" w:after="100" w:afterAutospacing="1" w:line="240" w:lineRule="auto"/>
-        <w:outlineLvl w:val="3"/>
-        <w:rPr>
-          <w:rFonts w:ascii="Times New Roman" w:eastAsia="Times New Roman" w:hAnsi="Times New Roman" w:cs="Times New Roman"/>
-          <w:b/>
-          <w:bCs/>
-          <w:sz w:val="24"/>
-          <w:szCs w:val="24"/>
-        </w:rPr>
-      </w:pPr>
-      <w:r>
-        <w:rPr>
-          <w:rFonts w:ascii="Times New Roman" w:eastAsia="Times New Roman" w:hAnsi="Times New Roman" w:cs="Times New Roman"/>
-          <w:b/>
-          <w:bCs/>
-          <w:sz w:val="24"/>
-          <w:szCs w:val="24"/>
-        </w:rPr>
-        <w:t>macOS: Make Scripts Executable</w:t>
-      </w:r>
-    </w:p>
-    <w:p>
-      <w:pPr>
-        <w:spacing w:before="100" w:beforeAutospacing="1" w:after="100" w:afterAutospacing="1" w:line="240" w:lineRule="auto"/>
-        <w:rPr>
-          <w:rFonts w:ascii="Times New Roman" w:eastAsia="Times New Roman" w:hAnsi="Times New Roman" w:cs="Times New Roman"/>
-          <w:sz w:val="24"/>
-          <w:szCs w:val="24"/>
-        </w:rPr>
-      </w:pPr>
-      <w:r>
-        <w:rPr>
-          <w:rFonts w:ascii="Times New Roman" w:eastAsia="Times New Roman" w:hAnsi="Times New Roman" w:cs="Times New Roman"/>
-          <w:sz w:val="24"/>
-          <w:szCs w:val="24"/>
-        </w:rPr>
-        <w:t>Open Terminal in the BrainCell directory:</w:t>
-      </w:r>
-    </w:p>
-    <w:p>
-      <w:pPr>
-        <w:tabs>
-          <w:tab w:val="left" w:pos="916"/>
-          <w:tab w:val="left" w:pos="1832"/>
-          <w:tab w:val="left" w:pos="2748"/>
-          <w:tab w:val="left" w:pos="3664"/>
-          <w:tab w:val="left" w:pos="4580"/>
-          <w:tab w:val="left" w:pos="5496"/>
-          <w:tab w:val="left" w:pos="6412"/>
-          <w:tab w:val="left" w:pos="7328"/>
-          <w:tab w:val="left" w:pos="8244"/>
-          <w:tab w:val="left" w:pos="9160"/>
-          <w:tab w:val="left" w:pos="10076"/>
-          <w:tab w:val="left" w:pos="10992"/>
-          <w:tab w:val="left" w:pos="11908"/>
-          <w:tab w:val="left" w:pos="12824"/>
-          <w:tab w:val="left" w:pos="13740"/>
-          <w:tab w:val="left" w:pos="14656"/>
-        </w:tabs>
-        <w:spacing w:after="0" w:line="240" w:lineRule="auto"/>
-        <w:rPr>
-          <w:rFonts w:ascii="Courier New" w:eastAsia="Times New Roman" w:hAnsi="Courier New" w:cs="Courier New"/>
-          <w:sz w:val="20"/>
-          <w:szCs w:val="20"/>
-        </w:rPr>
-      </w:pPr>
-      <w:proofErr w:type="spellStart"/>
-      <w:r>
-        <w:rPr>
-          <w:rFonts w:ascii="Courier New" w:eastAsia="Times New Roman" w:hAnsi="Courier New" w:cs="Courier New"/>
-          <w:sz w:val="20"/>
-          <w:szCs w:val="20"/>
-        </w:rPr>
-        <w:lastRenderedPageBreak/>
-        <w:t>chmod</w:t>
-      </w:r>
-      <w:proofErr w:type="spellEnd"/>
-      <w:r>
-        <w:rPr>
-          <w:rFonts w:ascii="Courier New" w:eastAsia="Times New Roman" w:hAnsi="Courier New" w:cs="Courier New"/>
-          <w:sz w:val="20"/>
-          <w:szCs w:val="20"/>
-        </w:rPr>
-        <w:t xml:space="preserve"> +x init.sh</w:t>
-      </w:r>
-    </w:p>
-    <w:p>
-      <w:pPr>
-        <w:tabs>
-          <w:tab w:val="left" w:pos="916"/>
-          <w:tab w:val="left" w:pos="1832"/>
-          <w:tab w:val="left" w:pos="2748"/>
-          <w:tab w:val="left" w:pos="3664"/>
-          <w:tab w:val="left" w:pos="4580"/>
-          <w:tab w:val="left" w:pos="5496"/>
-          <w:tab w:val="left" w:pos="6412"/>
-          <w:tab w:val="left" w:pos="7328"/>
-          <w:tab w:val="left" w:pos="8244"/>
-          <w:tab w:val="left" w:pos="9160"/>
-          <w:tab w:val="left" w:pos="10076"/>
-          <w:tab w:val="left" w:pos="10992"/>
-          <w:tab w:val="left" w:pos="11908"/>
-          <w:tab w:val="left" w:pos="12824"/>
-          <w:tab w:val="left" w:pos="13740"/>
-          <w:tab w:val="left" w:pos="14656"/>
-        </w:tabs>
-        <w:spacing w:after="0" w:line="240" w:lineRule="auto"/>
-        <w:rPr>
-          <w:rFonts w:ascii="Courier New" w:eastAsia="Times New Roman" w:hAnsi="Courier New" w:cs="Courier New"/>
-          <w:sz w:val="20"/>
-          <w:szCs w:val="20"/>
-        </w:rPr>
-      </w:pPr>
-      <w:proofErr w:type="spellStart"/>
-      <w:r>
-        <w:rPr>
-          <w:rFonts w:ascii="Courier New" w:eastAsia="Times New Roman" w:hAnsi="Courier New" w:cs="Courier New"/>
-          <w:sz w:val="20"/>
-          <w:szCs w:val="20"/>
-        </w:rPr>
-        <w:t>chmod</w:t>
-      </w:r>
-      <w:proofErr w:type="spellEnd"/>
-      <w:r>
-        <w:rPr>
-          <w:rFonts w:ascii="Courier New" w:eastAsia="Times New Roman" w:hAnsi="Courier New" w:cs="Courier New"/>
-          <w:sz w:val="20"/>
-          <w:szCs w:val="20"/>
-        </w:rPr>
-        <w:t xml:space="preserve"> +x build_mechs.sh</w:t>
-      </w:r>
-    </w:p>
-    <w:p>
-      <w:pPr>
-        <w:spacing w:before="100" w:beforeAutospacing="1" w:after="100" w:afterAutospacing="1" w:line="240" w:lineRule="auto"/>
-        <w:outlineLvl w:val="3"/>
-        <w:rPr>
-          <w:rFonts w:ascii="Times New Roman" w:eastAsia="Times New Roman" w:hAnsi="Times New Roman" w:cs="Times New Roman"/>
-          <w:b/>
-          <w:bCs/>
-          <w:sz w:val="24"/>
-          <w:szCs w:val="24"/>
-        </w:rPr>
-      </w:pPr>
-      <w:r>
-        <w:rPr>
-          <w:rFonts w:ascii="Times New Roman" w:eastAsia="Times New Roman" w:hAnsi="Times New Roman" w:cs="Times New Roman"/>
-          <w:b/>
-          <w:bCs/>
-          <w:sz w:val="24"/>
-          <w:szCs w:val="24"/>
-        </w:rPr>
-        <w:t>Linux: Make Scripts Executable</w:t>
-      </w:r>
-    </w:p>
-    <w:p>
-      <w:pPr>
-        <w:spacing w:before="100" w:beforeAutospacing="1" w:after="100" w:afterAutospacing="1" w:line="240" w:lineRule="auto"/>
-        <w:rPr>
-          <w:rFonts w:ascii="Times New Roman" w:eastAsia="Times New Roman" w:hAnsi="Times New Roman" w:cs="Times New Roman"/>
-          <w:sz w:val="24"/>
-          <w:szCs w:val="24"/>
-        </w:rPr>
-      </w:pPr>
-      <w:r>
-        <w:rPr>
-          <w:rFonts w:ascii="Times New Roman" w:eastAsia="Times New Roman" w:hAnsi="Times New Roman" w:cs="Times New Roman"/>
-          <w:sz w:val="24"/>
-          <w:szCs w:val="24"/>
-        </w:rPr>
-        <w:t>Open Terminal in the BrainCell directory:</w:t>
-      </w:r>
-    </w:p>
-    <w:p>
-      <w:pPr>
-        <w:tabs>
-          <w:tab w:val="left" w:pos="916"/>
-          <w:tab w:val="left" w:pos="1832"/>
-          <w:tab w:val="left" w:pos="2748"/>
-          <w:tab w:val="left" w:pos="3664"/>
-          <w:tab w:val="left" w:pos="4580"/>
-          <w:tab w:val="left" w:pos="5496"/>
-          <w:tab w:val="left" w:pos="6412"/>
-          <w:tab w:val="left" w:pos="7328"/>
-          <w:tab w:val="left" w:pos="8244"/>
-          <w:tab w:val="left" w:pos="9160"/>
-          <w:tab w:val="left" w:pos="10076"/>
-          <w:tab w:val="left" w:pos="10992"/>
-          <w:tab w:val="left" w:pos="11908"/>
-          <w:tab w:val="left" w:pos="12824"/>
-          <w:tab w:val="left" w:pos="13740"/>
-          <w:tab w:val="left" w:pos="14656"/>
-        </w:tabs>
-        <w:spacing w:after="0" w:line="240" w:lineRule="auto"/>
-        <w:rPr>
-          <w:rFonts w:ascii="Courier New" w:eastAsia="Times New Roman" w:hAnsi="Courier New" w:cs="Courier New"/>
-          <w:sz w:val="20"/>
-          <w:szCs w:val="20"/>
-        </w:rPr>
-      </w:pPr>
-      <w:proofErr w:type="spellStart"/>
-      <w:r>
-        <w:rPr>
-          <w:rFonts w:ascii="Courier New" w:eastAsia="Times New Roman" w:hAnsi="Courier New" w:cs="Courier New"/>
-          <w:sz w:val="20"/>
-          <w:szCs w:val="20"/>
-        </w:rPr>
-        <w:t>chmod</w:t>
-      </w:r>
-      <w:proofErr w:type="spellEnd"/>
-      <w:r>
-        <w:rPr>
-          <w:rFonts w:ascii="Courier New" w:eastAsia="Times New Roman" w:hAnsi="Courier New" w:cs="Courier New"/>
-          <w:sz w:val="20"/>
-          <w:szCs w:val="20"/>
-        </w:rPr>
-        <w:t xml:space="preserve"> +x init.sh</w:t>
-      </w:r>
-    </w:p>
-    <w:p>
-      <w:pPr>
-        <w:tabs>
-          <w:tab w:val="left" w:pos="916"/>
-          <w:tab w:val="left" w:pos="1832"/>
-          <w:tab w:val="left" w:pos="2748"/>
-          <w:tab w:val="left" w:pos="3664"/>
-          <w:tab w:val="left" w:pos="4580"/>
-          <w:tab w:val="left" w:pos="5496"/>
-          <w:tab w:val="left" w:pos="6412"/>
-          <w:tab w:val="left" w:pos="7328"/>
-          <w:tab w:val="left" w:pos="8244"/>
-          <w:tab w:val="left" w:pos="9160"/>
-          <w:tab w:val="left" w:pos="10076"/>
-          <w:tab w:val="left" w:pos="10992"/>
-          <w:tab w:val="left" w:pos="11908"/>
-          <w:tab w:val="left" w:pos="12824"/>
-          <w:tab w:val="left" w:pos="13740"/>
-          <w:tab w:val="left" w:pos="14656"/>
-        </w:tabs>
-        <w:spacing w:after="0" w:line="240" w:lineRule="auto"/>
-        <w:rPr>
-          <w:rFonts w:ascii="Courier New" w:eastAsia="Times New Roman" w:hAnsi="Courier New" w:cs="Courier New"/>
-          <w:sz w:val="20"/>
-          <w:szCs w:val="20"/>
-        </w:rPr>
-      </w:pPr>
-      <w:proofErr w:type="spellStart"/>
-      <w:r>
-        <w:rPr>
-          <w:rFonts w:ascii="Courier New" w:eastAsia="Times New Roman" w:hAnsi="Courier New" w:cs="Courier New"/>
-          <w:sz w:val="20"/>
-          <w:szCs w:val="20"/>
-        </w:rPr>
-        <w:t>chmod</w:t>
-      </w:r>
-      <w:proofErr w:type="spellEnd"/>
-      <w:r>
-        <w:rPr>
-          <w:rFonts w:ascii="Courier New" w:eastAsia="Times New Roman" w:hAnsi="Courier New" w:cs="Courier New"/>
-          <w:sz w:val="20"/>
-          <w:szCs w:val="20"/>
-        </w:rPr>
-        <w:t xml:space="preserve"> +x build_mechs.sh</w:t>
-      </w:r>
-    </w:p>
-    <w:p>
-      <w:pPr>
-        <w:spacing w:after="0" w:line="240" w:lineRule="auto"/>
-        <w:rPr>
-          <w:rFonts w:ascii="Times New Roman" w:eastAsia="Times New Roman" w:hAnsi="Times New Roman" w:cs="Times New Roman"/>
-          <w:sz w:val="24"/>
-          <w:szCs w:val="24"/>
-        </w:rPr>
-      </w:pPr>
-      <w:r>
-        <w:rPr>
-          <w:rFonts w:ascii="Times New Roman" w:eastAsia="Times New Roman" w:hAnsi="Times New Roman" w:cs="Times New Roman"/>
-          <w:sz w:val="24"/>
-          <w:szCs w:val="24"/>
-        </w:rPr>
-        <w:pict w14:anchorId="050088D4">
-          <v:rect id="_x0000_i1207" style="width:0;height:1.5pt" o:hralign="center" o:hrstd="t" o:hr="t" fillcolor="#a0a0a0" stroked="f"/>
-        </w:pict>
-      </w:r>
-    </w:p>
-    <w:p>
-      <w:pPr>
-        <w:spacing w:before="100" w:beforeAutospacing="1" w:after="100" w:afterAutospacing="1" w:line="240" w:lineRule="auto"/>
-        <w:outlineLvl w:val="2"/>
-        <w:rPr>
-          <w:rFonts w:ascii="Times New Roman" w:eastAsia="Times New Roman" w:hAnsi="Times New Roman" w:cs="Times New Roman"/>
-          <w:bCs/>
-          <w:sz w:val="27"/>
-          <w:szCs w:val="27"/>
-        </w:rPr>
-      </w:pPr>
-      <w:bookmarkStart w:id="14" w:name="_Toc224559331"/>
-      <w:r>
-        <w:rPr>
-          <w:rFonts w:ascii="Times New Roman" w:eastAsia="Times New Roman" w:hAnsi="Times New Roman" w:cs="Times New Roman"/>
-          <w:bCs/>
-          <w:sz w:val="27"/>
-          <w:szCs w:val="27"/>
-        </w:rPr>
-        <w:t>Step 4: Launch BrainCell</w:t>
-      </w:r>
-      <w:bookmarkEnd w:id="14"/>
-    </w:p>
-    <w:p>
-      <w:pPr>
-        <w:spacing w:before="100" w:beforeAutospacing="1" w:after="100" w:afterAutospacing="1" w:line="240" w:lineRule="auto"/>
-        <w:outlineLvl w:val="3"/>
-        <w:rPr>
-          <w:rFonts w:ascii="Times New Roman" w:eastAsia="Times New Roman" w:hAnsi="Times New Roman" w:cs="Times New Roman"/>
-          <w:b/>
-          <w:bCs/>
-          <w:sz w:val="24"/>
-          <w:szCs w:val="24"/>
-        </w:rPr>
-      </w:pPr>
-      <w:r>
-        <w:rPr>
-          <w:rFonts w:ascii="Times New Roman" w:eastAsia="Times New Roman" w:hAnsi="Times New Roman" w:cs="Times New Roman"/>
-          <w:b/>
-          <w:bCs/>
-          <w:sz w:val="24"/>
-          <w:szCs w:val="24"/>
-        </w:rPr>
-        <w:t>Windows</w:t>
-      </w:r>
-    </w:p>
-    <w:p>
-      <w:pPr>
-        <w:spacing w:before="100" w:beforeAutospacing="1" w:after="100" w:afterAutospacing="1" w:line="240" w:lineRule="auto"/>
-        <w:rPr>
-          <w:rFonts w:ascii="Times New Roman" w:eastAsia="Times New Roman" w:hAnsi="Times New Roman" w:cs="Times New Roman"/>
-          <w:sz w:val="24"/>
-          <w:szCs w:val="24"/>
-        </w:rPr>
-      </w:pPr>
-      <w:r>
-        <w:rPr>
-          <w:rFonts w:ascii="Times New Roman" w:eastAsia="Times New Roman" w:hAnsi="Times New Roman" w:cs="Times New Roman"/>
-          <w:sz w:val="24"/>
-          <w:szCs w:val="24"/>
-        </w:rPr>
-        <w:t>Double-click:</w:t>
-      </w:r>
-    </w:p>
-    <w:p>
-      <w:pPr>
-        <w:tabs>
-          <w:tab w:val="left" w:pos="916"/>
-          <w:tab w:val="left" w:pos="1832"/>
-          <w:tab w:val="left" w:pos="2748"/>
-          <w:tab w:val="left" w:pos="3664"/>
-          <w:tab w:val="left" w:pos="4580"/>
-          <w:tab w:val="left" w:pos="5496"/>
-          <w:tab w:val="left" w:pos="6412"/>
-          <w:tab w:val="left" w:pos="7328"/>
-          <w:tab w:val="left" w:pos="8244"/>
-          <w:tab w:val="left" w:pos="9160"/>
-          <w:tab w:val="left" w:pos="10076"/>
-          <w:tab w:val="left" w:pos="10992"/>
-          <w:tab w:val="left" w:pos="11908"/>
-          <w:tab w:val="left" w:pos="12824"/>
-          <w:tab w:val="left" w:pos="13740"/>
-          <w:tab w:val="left" w:pos="14656"/>
-        </w:tabs>
-        <w:spacing w:after="0" w:line="240" w:lineRule="auto"/>
-        <w:rPr>
-          <w:rFonts w:ascii="Courier New" w:eastAsia="Times New Roman" w:hAnsi="Courier New" w:cs="Courier New"/>
-          <w:sz w:val="20"/>
-          <w:szCs w:val="20"/>
-        </w:rPr>
-      </w:pPr>
-      <w:r>
-        <w:rPr>
-          <w:rFonts w:ascii="Courier New" w:eastAsia="Times New Roman" w:hAnsi="Courier New" w:cs="Courier New"/>
-          <w:sz w:val="20"/>
-          <w:szCs w:val="20"/>
-        </w:rPr>
-        <w:t>init.bat</w:t>
-      </w:r>
-    </w:p>
-    <w:p>
-      <w:pPr>
-        <w:spacing w:before="100" w:beforeAutospacing="1" w:after="100" w:afterAutospacing="1" w:line="240" w:lineRule="auto"/>
-        <w:outlineLvl w:val="3"/>
-        <w:rPr>
-          <w:rFonts w:ascii="Times New Roman" w:eastAsia="Times New Roman" w:hAnsi="Times New Roman" w:cs="Times New Roman"/>
-          <w:b/>
-          <w:bCs/>
-          <w:sz w:val="24"/>
-          <w:szCs w:val="24"/>
-        </w:rPr>
-      </w:pPr>
-      <w:r>
-        <w:rPr>
-          <w:rFonts w:ascii="Times New Roman" w:eastAsia="Times New Roman" w:hAnsi="Times New Roman" w:cs="Times New Roman"/>
-          <w:b/>
-          <w:bCs/>
-          <w:sz w:val="24"/>
-          <w:szCs w:val="24"/>
-        </w:rPr>
-        <w:t>macOS/Linux</w:t>
-      </w:r>
-    </w:p>
-    <w:p>
-      <w:pPr>
-        <w:spacing w:before="100" w:beforeAutospacing="1" w:after="100" w:afterAutospacing="1" w:line="240" w:lineRule="auto"/>
-        <w:rPr>
-          <w:rFonts w:ascii="Times New Roman" w:eastAsia="Times New Roman" w:hAnsi="Times New Roman" w:cs="Times New Roman"/>
-          <w:sz w:val="24"/>
-          <w:szCs w:val="24"/>
-        </w:rPr>
-      </w:pPr>
-      <w:r>
-        <w:rPr>
-          <w:rFonts w:ascii="Times New Roman" w:eastAsia="Times New Roman" w:hAnsi="Times New Roman" w:cs="Times New Roman"/>
-          <w:sz w:val="24"/>
-          <w:szCs w:val="24"/>
-        </w:rPr>
-        <w:t>Open Terminal in the BrainCell directory and run:</w:t>
-      </w:r>
-    </w:p>
-    <w:p>
-      <w:pPr>
-        <w:tabs>
-          <w:tab w:val="left" w:pos="916"/>
-          <w:tab w:val="left" w:pos="1832"/>
-          <w:tab w:val="left" w:pos="2748"/>
-          <w:tab w:val="left" w:pos="3664"/>
-          <w:tab w:val="left" w:pos="4580"/>
-          <w:tab w:val="left" w:pos="5496"/>
-          <w:tab w:val="left" w:pos="6412"/>
-          <w:tab w:val="left" w:pos="7328"/>
-          <w:tab w:val="left" w:pos="8244"/>
-          <w:tab w:val="left" w:pos="9160"/>
-          <w:tab w:val="left" w:pos="10076"/>
-          <w:tab w:val="left" w:pos="10992"/>
-          <w:tab w:val="left" w:pos="11908"/>
-          <w:tab w:val="left" w:pos="12824"/>
-          <w:tab w:val="left" w:pos="13740"/>
-          <w:tab w:val="left" w:pos="14656"/>
-        </w:tabs>
-        <w:spacing w:after="0" w:line="240" w:lineRule="auto"/>
-        <w:rPr>
-          <w:rFonts w:ascii="Courier New" w:eastAsia="Times New Roman" w:hAnsi="Courier New" w:cs="Courier New"/>
-          <w:sz w:val="20"/>
-          <w:szCs w:val="20"/>
-        </w:rPr>
-      </w:pPr>
-      <w:r>
-        <w:rPr>
-          <w:rFonts w:ascii="Courier New" w:eastAsia="Times New Roman" w:hAnsi="Courier New" w:cs="Courier New"/>
-          <w:sz w:val="20"/>
-          <w:szCs w:val="20"/>
-        </w:rPr>
-        <w:t>./init.sh</w:t>
-      </w:r>
-    </w:p>
-    <w:p>
-      <w:pPr>
-        <w:spacing w:before="100" w:beforeAutospacing="1" w:after="100" w:afterAutospacing="1" w:line="240" w:lineRule="auto"/>
-        <w:rPr>
-          <w:rFonts w:ascii="Times New Roman" w:eastAsia="Times New Roman" w:hAnsi="Times New Roman" w:cs="Times New Roman"/>
-          <w:sz w:val="24"/>
-          <w:szCs w:val="24"/>
-        </w:rPr>
-      </w:pPr>
-      <w:r>
-        <w:rPr>
-          <w:rFonts w:ascii="Times New Roman" w:eastAsia="Times New Roman" w:hAnsi="Times New Roman" w:cs="Times New Roman"/>
-          <w:b/>
-          <w:bCs/>
-          <w:sz w:val="24"/>
-          <w:szCs w:val="24"/>
-        </w:rPr>
-        <w:t>Or, using NEURON directly:</w:t>
-      </w:r>
-    </w:p>
-    <w:p>
-      <w:pPr>
-        <w:tabs>
-          <w:tab w:val="left" w:pos="916"/>
-          <w:tab w:val="left" w:pos="1832"/>
-          <w:tab w:val="left" w:pos="2748"/>
-          <w:tab w:val="left" w:pos="3664"/>
-          <w:tab w:val="left" w:pos="4580"/>
-          <w:tab w:val="left" w:pos="5496"/>
-          <w:tab w:val="left" w:pos="6412"/>
-          <w:tab w:val="left" w:pos="7328"/>
-          <w:tab w:val="left" w:pos="8244"/>
-          <w:tab w:val="left" w:pos="9160"/>
-          <w:tab w:val="left" w:pos="10076"/>
-          <w:tab w:val="left" w:pos="10992"/>
-          <w:tab w:val="left" w:pos="11908"/>
-          <w:tab w:val="left" w:pos="12824"/>
-          <w:tab w:val="left" w:pos="13740"/>
-          <w:tab w:val="left" w:pos="14656"/>
-        </w:tabs>
-        <w:spacing w:after="0" w:line="240" w:lineRule="auto"/>
-        <w:rPr>
-          <w:rFonts w:ascii="Courier New" w:eastAsia="Times New Roman" w:hAnsi="Courier New" w:cs="Courier New"/>
-          <w:sz w:val="20"/>
-          <w:szCs w:val="20"/>
-        </w:rPr>
-      </w:pPr>
-      <w:proofErr w:type="spellStart"/>
-      <w:r>
-        <w:rPr>
-          <w:rFonts w:ascii="Courier New" w:eastAsia="Times New Roman" w:hAnsi="Courier New" w:cs="Courier New"/>
-          <w:sz w:val="20"/>
-          <w:szCs w:val="20"/>
-        </w:rPr>
-        <w:t>nrngui</w:t>
-      </w:r>
-      <w:proofErr w:type="spellEnd"/>
-      <w:r>
-        <w:rPr>
-          <w:rFonts w:ascii="Courier New" w:eastAsia="Times New Roman" w:hAnsi="Courier New" w:cs="Courier New"/>
-          <w:sz w:val="20"/>
-          <w:szCs w:val="20"/>
-        </w:rPr>
-        <w:t xml:space="preserve"> </w:t>
-      </w:r>
-      <w:proofErr w:type="spellStart"/>
-      <w:r>
-        <w:rPr>
-          <w:rFonts w:ascii="Courier New" w:eastAsia="Times New Roman" w:hAnsi="Courier New" w:cs="Courier New"/>
-          <w:sz w:val="20"/>
-          <w:szCs w:val="20"/>
-        </w:rPr>
-        <w:t>init.hoc</w:t>
-      </w:r>
-      <w:proofErr w:type="spellEnd"/>
-    </w:p>
-    <w:p>
-      <w:pPr>
-        <w:spacing w:after="0" w:line="240" w:lineRule="auto"/>
-        <w:rPr>
-          <w:rFonts w:ascii="Times New Roman" w:eastAsia="Times New Roman" w:hAnsi="Times New Roman" w:cs="Times New Roman"/>
-          <w:sz w:val="24"/>
-          <w:szCs w:val="24"/>
-        </w:rPr>
-      </w:pPr>
-      <w:r>
-        <w:rPr>
-          <w:rFonts w:ascii="Times New Roman" w:eastAsia="Times New Roman" w:hAnsi="Times New Roman" w:cs="Times New Roman"/>
-          <w:sz w:val="24"/>
-          <w:szCs w:val="24"/>
-        </w:rPr>
-        <w:pict w14:anchorId="008DCF31">
-          <v:rect id="_x0000_i1208" style="width:0;height:1.5pt" o:hralign="center" o:hrstd="t" o:hr="t" fillcolor="#a0a0a0" stroked="f"/>
-        </w:pict>
-      </w:r>
-    </w:p>
-    <w:p>
-      <w:pPr>
-        <w:rPr>
-          <w:rFonts w:eastAsia="Times New Roman"/>
-        </w:rPr>
-      </w:pPr>
-      <w:r>
-        <w:rPr>
-          <w:rFonts w:ascii="Segoe UI Emoji" w:eastAsia="Times New Roman" w:hAnsi="Segoe UI Emoji" w:cs="Segoe UI Emoji"/>
-        </w:rPr>
-        <w:t>✅</w:t>
-      </w:r>
-      <w:r>
-        <w:rPr>
-          <w:rFonts w:eastAsia="Times New Roman"/>
-        </w:rPr>
-        <w:t xml:space="preserve"> </w:t>
-      </w:r>
-      <w:r>
-        <w:rPr>
-          <w:rFonts w:eastAsia="Times New Roman"/>
-          <w:b/>
-        </w:rPr>
-        <w:t>Verification</w:t>
-      </w:r>
-    </w:p>
-    <w:p>
-      <w:pPr>
-        <w:spacing w:before="100" w:beforeAutospacing="1" w:after="100" w:afterAutospacing="1" w:line="240" w:lineRule="auto"/>
-        <w:rPr>
-          <w:rFonts w:ascii="Times New Roman" w:eastAsia="Times New Roman" w:hAnsi="Times New Roman" w:cs="Times New Roman"/>
-          <w:sz w:val="24"/>
-          <w:szCs w:val="24"/>
-        </w:rPr>
-      </w:pPr>
-      <w:r>
-        <w:rPr>
-          <w:rFonts w:ascii="Times New Roman" w:eastAsia="Times New Roman" w:hAnsi="Times New Roman" w:cs="Times New Roman"/>
-          <w:sz w:val="24"/>
-          <w:szCs w:val="24"/>
-        </w:rPr>
-        <w:t>After launch, you should see:</w:t>
-      </w:r>
-    </w:p>
-    <w:p>
-      <w:pPr>
-        <w:numPr>
-          <w:ilvl w:val="0"/>
-          <w:numId w:val="212"/>
-        </w:numPr>
-        <w:spacing w:before="100" w:beforeAutospacing="1" w:after="100" w:afterAutospacing="1" w:line="240" w:lineRule="auto"/>
-        <w:rPr>
-          <w:rFonts w:ascii="Times New Roman" w:eastAsia="Times New Roman" w:hAnsi="Times New Roman" w:cs="Times New Roman"/>
-          <w:sz w:val="24"/>
-          <w:szCs w:val="24"/>
-        </w:rPr>
-      </w:pPr>
-      <w:r>
-        <w:rPr>
-          <w:rFonts w:ascii="Times New Roman" w:eastAsia="Times New Roman" w:hAnsi="Times New Roman" w:cs="Times New Roman"/>
-          <w:sz w:val="24"/>
-          <w:szCs w:val="24"/>
-        </w:rPr>
-        <w:t>A console window with NEURON initialization messages</w:t>
-      </w:r>
-    </w:p>
-    <w:p>
-      <w:pPr>
-        <w:numPr>
-          <w:ilvl w:val="0"/>
-          <w:numId w:val="212"/>
-        </w:numPr>
-        <w:spacing w:before="100" w:beforeAutospacing="1" w:after="100" w:afterAutospacing="1" w:line="240" w:lineRule="auto"/>
-        <w:rPr>
-          <w:rFonts w:ascii="Times New Roman" w:eastAsia="Times New Roman" w:hAnsi="Times New Roman" w:cs="Times New Roman"/>
-          <w:sz w:val="24"/>
-          <w:szCs w:val="24"/>
-        </w:rPr>
-      </w:pPr>
-      <w:r>
-        <w:rPr>
-          <w:rFonts w:ascii="Times New Roman" w:eastAsia="Times New Roman" w:hAnsi="Times New Roman" w:cs="Times New Roman"/>
-          <w:sz w:val="24"/>
-          <w:szCs w:val="24"/>
-        </w:rPr>
-        <w:t>The BrainCell main window</w:t>
-      </w:r>
-    </w:p>
-    <w:p>
-      <w:pPr>
-        <w:numPr>
-          <w:ilvl w:val="0"/>
-          <w:numId w:val="212"/>
-        </w:numPr>
-        <w:spacing w:before="100" w:beforeAutospacing="1" w:after="100" w:afterAutospacing="1" w:line="240" w:lineRule="auto"/>
-        <w:rPr>
-          <w:rFonts w:ascii="Times New Roman" w:eastAsia="Times New Roman" w:hAnsi="Times New Roman" w:cs="Times New Roman"/>
-          <w:sz w:val="24"/>
-          <w:szCs w:val="24"/>
-        </w:rPr>
-      </w:pPr>
-      <w:r>
-        <w:rPr>
-          <w:rFonts w:ascii="Times New Roman" w:eastAsia="Times New Roman" w:hAnsi="Times New Roman" w:cs="Times New Roman"/>
-          <w:sz w:val="24"/>
-          <w:szCs w:val="24"/>
-        </w:rPr>
-        <w:t xml:space="preserve">Options to select </w:t>
-      </w:r>
-      <w:r>
-        <w:rPr>
-          <w:rFonts w:ascii="Times New Roman" w:eastAsia="Times New Roman" w:hAnsi="Times New Roman" w:cs="Times New Roman"/>
-          <w:b/>
-          <w:bCs/>
-          <w:sz w:val="24"/>
-          <w:szCs w:val="24"/>
-        </w:rPr>
-        <w:t>Astrocyte</w:t>
-      </w:r>
-      <w:r>
-        <w:rPr>
-          <w:rFonts w:ascii="Times New Roman" w:eastAsia="Times New Roman" w:hAnsi="Times New Roman" w:cs="Times New Roman"/>
-          <w:sz w:val="24"/>
-          <w:szCs w:val="24"/>
-        </w:rPr>
-        <w:t xml:space="preserve"> or </w:t>
-      </w:r>
-      <w:r>
-        <w:rPr>
-          <w:rFonts w:ascii="Times New Roman" w:eastAsia="Times New Roman" w:hAnsi="Times New Roman" w:cs="Times New Roman"/>
-          <w:b/>
-          <w:bCs/>
-          <w:sz w:val="24"/>
-          <w:szCs w:val="24"/>
-        </w:rPr>
-        <w:t>Neuron</w:t>
-      </w:r>
-      <w:r>
-        <w:rPr>
-          <w:rFonts w:ascii="Times New Roman" w:eastAsia="Times New Roman" w:hAnsi="Times New Roman" w:cs="Times New Roman"/>
-          <w:sz w:val="24"/>
-          <w:szCs w:val="24"/>
-        </w:rPr>
-        <w:t xml:space="preserve"> mode</w:t>
-      </w:r>
-    </w:p>
-    <w:p>
-      <w:pPr>
-        <w:spacing w:before="100" w:beforeAutospacing="1" w:after="100" w:afterAutospacing="1" w:line="240" w:lineRule="auto"/>
-        <w:rPr>
-          <w:rFonts w:ascii="Times New Roman" w:eastAsia="Times New Roman" w:hAnsi="Times New Roman" w:cs="Times New Roman"/>
-          <w:sz w:val="24"/>
-          <w:szCs w:val="24"/>
-        </w:rPr>
-      </w:pPr>
-      <w:r>
-        <w:rPr>
-          <w:rFonts w:ascii="Times New Roman" w:eastAsia="Times New Roman" w:hAnsi="Times New Roman" w:cs="Times New Roman"/>
-          <w:b/>
-          <w:bCs/>
-          <w:sz w:val="24"/>
-          <w:szCs w:val="24"/>
-        </w:rPr>
-        <w:t>If you see this, installation is complete!</w:t>
+        <w:t xml:space="preserve">    nrniv -python &lt;exported_model&gt;.hoc</w:t>
       </w:r>
     </w:p>
     <w:p>
@@ -4671,7 +4170,19 @@
           <w:sz w:val="24"/>
           <w:szCs w:val="24"/>
         </w:rPr>
-        <w:t>Direct link: https://neuroalgebra.net/assets/Anaconda3-2023.09-0-Windows-x86_64.exe</w:t>
+        <w:t xml:space="preserve">Direct link: https://repo.anaconda.com/archive/Anaconda3-2023.09-0-Windows-x86_64.exe</w:t>
+      </w:r>
+      <w:r>
+        <w:br/>
+        <w:t xml:space="preserve">All versions: https://repo.anaconda.com/archive/</w:t>
+      </w:r>
+      <w:r>
+        <w:br/>
+        <w:t xml:space="preserve">SHA256: 810da8bff79c10a708b7af9e8f21e6bb47467261a31741240f27bd807f155cb9</w:t>
+      </w:r>
+      <w:r>
+        <w:br/>
+        <w:t xml:space="preserve">BrainCell is tested with Anaconda3 2023.09-0 (Python 3.11.5). Download it from the official Anaconda archive; do not use third-party mirrors.</w:t>
       </w:r>
     </w:p>
     <w:p>
@@ -11381,7 +10892,7 @@
           <w:sz w:val="24"/>
           <w:szCs w:val="24"/>
         </w:rPr>
-        <w:t>macOS/Linux</w:t>
+        <w:t xml:space="preserve">macOS / Linux</w:t>
       </w:r>
     </w:p>
     <w:p>
@@ -11401,15 +10912,7 @@
           <w:sz w:val="24"/>
           <w:szCs w:val="24"/>
         </w:rPr>
-        <w:t>Symptoms:</w:t>
-      </w:r>
-      <w:r>
-        <w:rPr>
-          <w:rFonts w:ascii="Times New Roman" w:eastAsia="Times New Roman" w:hAnsi="Times New Roman" w:cs="Times New Roman"/>
-          <w:sz w:val="24"/>
-          <w:szCs w:val="24"/>
-        </w:rPr>
-        <w:t xml:space="preserve"> Script doesn't execute or permission denied</w:t>
+        <w:t xml:space="preserve">Symptoms: the graphical environment does not start.</w:t>
       </w:r>
     </w:p>
     <w:p>
@@ -11429,7 +10932,7 @@
           <w:sz w:val="24"/>
           <w:szCs w:val="24"/>
         </w:rPr>
-        <w:t>Solutions:</w:t>
+        <w:t xml:space="preserve">Solutions:</w:t>
       </w:r>
     </w:p>
     <w:p>
@@ -11451,7 +10954,7 @@
           <w:sz w:val="24"/>
           <w:szCs w:val="24"/>
         </w:rPr>
-        <w:t xml:space="preserve">Make script executable: </w:t>
+        <w:t xml:space="preserve">The BrainCell graphical environment is supported on Windows only. On macOS and Linux, run a model that was exported on Windows:</w:t>
       </w:r>
     </w:p>
     <w:p>
@@ -11486,23 +10989,13 @@
           <w:szCs w:val="20"/>
         </w:rPr>
       </w:pPr>
-      <w:proofErr w:type="spellStart"/>
       <w:r>
         <w:rPr>
           <w:rFonts w:ascii="Courier New" w:eastAsia="Times New Roman" w:hAnsi="Courier New" w:cs="Courier New"/>
           <w:sz w:val="20"/>
           <w:szCs w:val="20"/>
         </w:rPr>
-        <w:t>chmod</w:t>
-      </w:r>
-      <w:proofErr w:type="spellEnd"/>
-      <w:r>
-        <w:rPr>
-          <w:rFonts w:ascii="Courier New" w:eastAsia="Times New Roman" w:hAnsi="Courier New" w:cs="Courier New"/>
-          <w:sz w:val="20"/>
-          <w:szCs w:val="20"/>
-        </w:rPr>
-        <w:t xml:space="preserve"> +x init.sh</w:t>
+        <w:t xml:space="preserve">    nrniv -python &lt;exported_model&gt;.hoc</w:t>
       </w:r>
     </w:p>
     <w:p>
@@ -11524,14 +11017,779 @@
           <w:sz w:val="24"/>
           <w:szCs w:val="24"/>
         </w:rPr>
-        <w:t xml:space="preserve">Try running: </w:t>
+        <w:t xml:space="preserve">Check that the mechanisms were compiled with nrnivmodl (see Step 2).</w:t>
       </w:r>
     </w:p>
     <w:p>
       <w:pPr>
+        <w:spacing w:after="0" w:line="240" w:lineRule="auto"/>
+        <w:rPr>
+          <w:rFonts w:ascii="Times New Roman" w:eastAsia="Times New Roman" w:hAnsi="Times New Roman" w:cs="Times New Roman"/>
+          <w:sz w:val="24"/>
+          <w:szCs w:val="24"/>
+        </w:rPr>
+      </w:pPr>
+      <w:r>
+        <w:rPr>
+          <w:rFonts w:ascii="Times New Roman" w:eastAsia="Times New Roman" w:hAnsi="Times New Roman" w:cs="Times New Roman"/>
+          <w:sz w:val="24"/>
+          <w:szCs w:val="24"/>
+        </w:rPr>
+        <w:lastRenderedPageBreak/>
+        <w:pict w14:anchorId="7403D533">
+          <v:rect id="_x0000_i1224" style="width:0;height:1.5pt" o:hralign="center" o:hrstd="t" o:hr="t" fillcolor="#a0a0a0" stroked="f"/>
+        </w:pict>
+      </w:r>
+    </w:p>
+    <w:p>
+      <w:pPr>
+        <w:pStyle w:val="Heading4"/>
+        <w:rPr>
+          <w:rFonts w:eastAsia="Times New Roman"/>
+        </w:rPr>
+      </w:pPr>
+      <w:r>
+        <w:rPr>
+          <w:rFonts w:eastAsia="Times New Roman"/>
+        </w:rPr>
+        <w:t>Issue: Mechanisms fail to compile</w:t>
+      </w:r>
+    </w:p>
+    <w:p>
+      <w:pPr>
+        <w:spacing w:before="100" w:beforeAutospacing="1" w:after="100" w:afterAutospacing="1" w:line="240" w:lineRule="auto"/>
+        <w:outlineLvl w:val="3"/>
+        <w:rPr>
+          <w:rFonts w:ascii="Times New Roman" w:eastAsia="Times New Roman" w:hAnsi="Times New Roman" w:cs="Times New Roman"/>
+          <w:b/>
+          <w:bCs/>
+          <w:sz w:val="24"/>
+          <w:szCs w:val="24"/>
+        </w:rPr>
+      </w:pPr>
+      <w:r>
+        <w:rPr>
+          <w:rFonts w:ascii="Times New Roman" w:eastAsia="Times New Roman" w:hAnsi="Times New Roman" w:cs="Times New Roman"/>
+          <w:b/>
+          <w:bCs/>
+          <w:sz w:val="24"/>
+          <w:szCs w:val="24"/>
+        </w:rPr>
+        <w:t>Windows</w:t>
+      </w:r>
+    </w:p>
+    <w:p>
+      <w:pPr>
+        <w:spacing w:before="100" w:beforeAutospacing="1" w:after="100" w:afterAutospacing="1" w:line="240" w:lineRule="auto"/>
+        <w:rPr>
+          <w:rFonts w:ascii="Times New Roman" w:eastAsia="Times New Roman" w:hAnsi="Times New Roman" w:cs="Times New Roman"/>
+          <w:sz w:val="24"/>
+          <w:szCs w:val="24"/>
+        </w:rPr>
+      </w:pPr>
+      <w:r>
+        <w:rPr>
+          <w:rFonts w:ascii="Times New Roman" w:eastAsia="Times New Roman" w:hAnsi="Times New Roman" w:cs="Times New Roman"/>
+          <w:b/>
+          <w:bCs/>
+          <w:sz w:val="24"/>
+          <w:szCs w:val="24"/>
+        </w:rPr>
+        <w:t>Solution:</w:t>
+      </w:r>
+      <w:r>
+        <w:rPr>
+          <w:rFonts w:ascii="Times New Roman" w:eastAsia="Times New Roman" w:hAnsi="Times New Roman" w:cs="Times New Roman"/>
+          <w:sz w:val="24"/>
+          <w:szCs w:val="24"/>
+        </w:rPr>
+        <w:t xml:space="preserve"> Install Microsoft C++ Build Tools</w:t>
+      </w:r>
+    </w:p>
+    <w:p>
+      <w:pPr>
         <w:numPr>
           <w:ilvl w:val="0"/>
-          <w:numId w:val="246"/>
+          <w:numId w:val="247"/>
+        </w:numPr>
+        <w:spacing w:before="100" w:beforeAutospacing="1" w:after="100" w:afterAutospacing="1" w:line="240" w:lineRule="auto"/>
+        <w:rPr>
+          <w:rFonts w:ascii="Times New Roman" w:eastAsia="Times New Roman" w:hAnsi="Times New Roman" w:cs="Times New Roman"/>
+          <w:sz w:val="24"/>
+          <w:szCs w:val="24"/>
+        </w:rPr>
+      </w:pPr>
+      <w:r>
+        <w:rPr>
+          <w:rFonts w:ascii="Times New Roman" w:eastAsia="Times New Roman" w:hAnsi="Times New Roman" w:cs="Times New Roman"/>
+          <w:sz w:val="24"/>
+          <w:szCs w:val="24"/>
+        </w:rPr>
+        <w:t>Download from: https://visualstudio.microsoft.com/downloads/</w:t>
+      </w:r>
+    </w:p>
+    <w:p>
+      <w:pPr>
+        <w:numPr>
+          <w:ilvl w:val="0"/>
+          <w:numId w:val="247"/>
+        </w:numPr>
+        <w:spacing w:before="100" w:beforeAutospacing="1" w:after="100" w:afterAutospacing="1" w:line="240" w:lineRule="auto"/>
+        <w:rPr>
+          <w:rFonts w:ascii="Times New Roman" w:eastAsia="Times New Roman" w:hAnsi="Times New Roman" w:cs="Times New Roman"/>
+          <w:sz w:val="24"/>
+          <w:szCs w:val="24"/>
+        </w:rPr>
+      </w:pPr>
+      <w:r>
+        <w:rPr>
+          <w:rFonts w:ascii="Times New Roman" w:eastAsia="Times New Roman" w:hAnsi="Times New Roman" w:cs="Times New Roman"/>
+          <w:sz w:val="24"/>
+          <w:szCs w:val="24"/>
+        </w:rPr>
+        <w:t>Scroll to "Build Tools for Visual Studio"</w:t>
+      </w:r>
+    </w:p>
+    <w:p>
+      <w:pPr>
+        <w:numPr>
+          <w:ilvl w:val="0"/>
+          <w:numId w:val="247"/>
+        </w:numPr>
+        <w:spacing w:before="100" w:beforeAutospacing="1" w:after="100" w:afterAutospacing="1" w:line="240" w:lineRule="auto"/>
+        <w:rPr>
+          <w:rFonts w:ascii="Times New Roman" w:eastAsia="Times New Roman" w:hAnsi="Times New Roman" w:cs="Times New Roman"/>
+          <w:sz w:val="24"/>
+          <w:szCs w:val="24"/>
+        </w:rPr>
+      </w:pPr>
+      <w:r>
+        <w:rPr>
+          <w:rFonts w:ascii="Times New Roman" w:eastAsia="Times New Roman" w:hAnsi="Times New Roman" w:cs="Times New Roman"/>
+          <w:sz w:val="24"/>
+          <w:szCs w:val="24"/>
+        </w:rPr>
+        <w:t>Install "Desktop development with C++" workload</w:t>
+      </w:r>
+    </w:p>
+    <w:p>
+      <w:pPr>
+        <w:numPr>
+          <w:ilvl w:val="0"/>
+          <w:numId w:val="247"/>
+        </w:numPr>
+        <w:spacing w:before="100" w:beforeAutospacing="1" w:after="100" w:afterAutospacing="1" w:line="240" w:lineRule="auto"/>
+        <w:rPr>
+          <w:rFonts w:ascii="Times New Roman" w:eastAsia="Times New Roman" w:hAnsi="Times New Roman" w:cs="Times New Roman"/>
+          <w:sz w:val="24"/>
+          <w:szCs w:val="24"/>
+        </w:rPr>
+      </w:pPr>
+      <w:r>
+        <w:rPr>
+          <w:rFonts w:ascii="Times New Roman" w:eastAsia="Times New Roman" w:hAnsi="Times New Roman" w:cs="Times New Roman"/>
+          <w:sz w:val="24"/>
+          <w:szCs w:val="24"/>
+        </w:rPr>
+        <w:t xml:space="preserve">Re-run </w:t>
+      </w:r>
+      <w:r>
+        <w:rPr>
+          <w:rFonts w:ascii="Courier New" w:eastAsia="Times New Roman" w:hAnsi="Courier New" w:cs="Courier New"/>
+          <w:sz w:val="20"/>
+          <w:szCs w:val="20"/>
+        </w:rPr>
+        <w:t>build_mechs.bat</w:t>
+      </w:r>
+    </w:p>
+    <w:p>
+      <w:pPr>
+        <w:spacing w:before="100" w:beforeAutospacing="1" w:after="100" w:afterAutospacing="1" w:line="240" w:lineRule="auto"/>
+        <w:outlineLvl w:val="3"/>
+        <w:rPr>
+          <w:rFonts w:ascii="Times New Roman" w:eastAsia="Times New Roman" w:hAnsi="Times New Roman" w:cs="Times New Roman"/>
+          <w:b/>
+          <w:bCs/>
+          <w:sz w:val="24"/>
+          <w:szCs w:val="24"/>
+        </w:rPr>
+      </w:pPr>
+      <w:r>
+        <w:rPr>
+          <w:rFonts w:ascii="Times New Roman" w:eastAsia="Times New Roman" w:hAnsi="Times New Roman" w:cs="Times New Roman"/>
+          <w:b/>
+          <w:bCs/>
+          <w:sz w:val="24"/>
+          <w:szCs w:val="24"/>
+        </w:rPr>
+        <w:t>macOS</w:t>
+      </w:r>
+    </w:p>
+    <w:p>
+      <w:pPr>
+        <w:spacing w:before="100" w:beforeAutospacing="1" w:after="100" w:afterAutospacing="1" w:line="240" w:lineRule="auto"/>
+        <w:rPr>
+          <w:rFonts w:ascii="Times New Roman" w:eastAsia="Times New Roman" w:hAnsi="Times New Roman" w:cs="Times New Roman"/>
+          <w:sz w:val="24"/>
+          <w:szCs w:val="24"/>
+        </w:rPr>
+      </w:pPr>
+      <w:r>
+        <w:rPr>
+          <w:rFonts w:ascii="Times New Roman" w:eastAsia="Times New Roman" w:hAnsi="Times New Roman" w:cs="Times New Roman"/>
+          <w:b/>
+          <w:bCs/>
+          <w:sz w:val="24"/>
+          <w:szCs w:val="24"/>
+        </w:rPr>
+        <w:t>Solution:</w:t>
+      </w:r>
+      <w:r>
+        <w:rPr>
+          <w:rFonts w:ascii="Times New Roman" w:eastAsia="Times New Roman" w:hAnsi="Times New Roman" w:cs="Times New Roman"/>
+          <w:sz w:val="24"/>
+          <w:szCs w:val="24"/>
+        </w:rPr>
+        <w:t xml:space="preserve"> Install </w:t>
+      </w:r>
+      <w:proofErr w:type="spellStart"/>
+      <w:r>
+        <w:rPr>
+          <w:rFonts w:ascii="Times New Roman" w:eastAsia="Times New Roman" w:hAnsi="Times New Roman" w:cs="Times New Roman"/>
+          <w:sz w:val="24"/>
+          <w:szCs w:val="24"/>
+        </w:rPr>
+        <w:t>Xcode</w:t>
+      </w:r>
+      <w:proofErr w:type="spellEnd"/>
+      <w:r>
+        <w:rPr>
+          <w:rFonts w:ascii="Times New Roman" w:eastAsia="Times New Roman" w:hAnsi="Times New Roman" w:cs="Times New Roman"/>
+          <w:sz w:val="24"/>
+          <w:szCs w:val="24"/>
+        </w:rPr>
+        <w:t xml:space="preserve"> Command Line Tools</w:t>
+      </w:r>
+    </w:p>
+    <w:p>
+      <w:pPr>
+        <w:tabs>
+          <w:tab w:val="left" w:pos="916"/>
+          <w:tab w:val="left" w:pos="1832"/>
+          <w:tab w:val="left" w:pos="2748"/>
+          <w:tab w:val="left" w:pos="3664"/>
+          <w:tab w:val="left" w:pos="4580"/>
+          <w:tab w:val="left" w:pos="5496"/>
+          <w:tab w:val="left" w:pos="6412"/>
+          <w:tab w:val="left" w:pos="7328"/>
+          <w:tab w:val="left" w:pos="8244"/>
+          <w:tab w:val="left" w:pos="9160"/>
+          <w:tab w:val="left" w:pos="10076"/>
+          <w:tab w:val="left" w:pos="10992"/>
+          <w:tab w:val="left" w:pos="11908"/>
+          <w:tab w:val="left" w:pos="12824"/>
+          <w:tab w:val="left" w:pos="13740"/>
+          <w:tab w:val="left" w:pos="14656"/>
+        </w:tabs>
+        <w:spacing w:after="0" w:line="240" w:lineRule="auto"/>
+        <w:rPr>
+          <w:rFonts w:ascii="Courier New" w:eastAsia="Times New Roman" w:hAnsi="Courier New" w:cs="Courier New"/>
+          <w:sz w:val="20"/>
+          <w:szCs w:val="20"/>
+        </w:rPr>
+      </w:pPr>
+      <w:proofErr w:type="spellStart"/>
+      <w:r>
+        <w:rPr>
+          <w:rFonts w:ascii="Courier New" w:eastAsia="Times New Roman" w:hAnsi="Courier New" w:cs="Courier New"/>
+          <w:sz w:val="20"/>
+          <w:szCs w:val="20"/>
+        </w:rPr>
+        <w:t>xcode</w:t>
+      </w:r>
+      <w:proofErr w:type="spellEnd"/>
+      <w:r>
+        <w:rPr>
+          <w:rFonts w:ascii="Courier New" w:eastAsia="Times New Roman" w:hAnsi="Courier New" w:cs="Courier New"/>
+          <w:sz w:val="20"/>
+          <w:szCs w:val="20"/>
+        </w:rPr>
+        <w:t>-select --install</w:t>
+      </w:r>
+    </w:p>
+    <w:p>
+      <w:pPr>
+        <w:spacing w:before="100" w:beforeAutospacing="1" w:after="100" w:afterAutospacing="1" w:line="240" w:lineRule="auto"/>
+        <w:outlineLvl w:val="3"/>
+        <w:rPr>
+          <w:rFonts w:ascii="Times New Roman" w:eastAsia="Times New Roman" w:hAnsi="Times New Roman" w:cs="Times New Roman"/>
+          <w:b/>
+          <w:bCs/>
+          <w:sz w:val="24"/>
+          <w:szCs w:val="24"/>
+        </w:rPr>
+      </w:pPr>
+      <w:r>
+        <w:rPr>
+          <w:rFonts w:ascii="Times New Roman" w:eastAsia="Times New Roman" w:hAnsi="Times New Roman" w:cs="Times New Roman"/>
+          <w:b/>
+          <w:bCs/>
+          <w:sz w:val="24"/>
+          <w:szCs w:val="24"/>
+        </w:rPr>
+        <w:t>Linux</w:t>
+      </w:r>
+    </w:p>
+    <w:p>
+      <w:pPr>
+        <w:spacing w:before="100" w:beforeAutospacing="1" w:after="100" w:afterAutospacing="1" w:line="240" w:lineRule="auto"/>
+        <w:rPr>
+          <w:rFonts w:ascii="Times New Roman" w:eastAsia="Times New Roman" w:hAnsi="Times New Roman" w:cs="Times New Roman"/>
+          <w:sz w:val="24"/>
+          <w:szCs w:val="24"/>
+        </w:rPr>
+      </w:pPr>
+      <w:r>
+        <w:rPr>
+          <w:rFonts w:ascii="Times New Roman" w:eastAsia="Times New Roman" w:hAnsi="Times New Roman" w:cs="Times New Roman"/>
+          <w:b/>
+          <w:bCs/>
+          <w:sz w:val="24"/>
+          <w:szCs w:val="24"/>
+        </w:rPr>
+        <w:t>Solution:</w:t>
+      </w:r>
+      <w:r>
+        <w:rPr>
+          <w:rFonts w:ascii="Times New Roman" w:eastAsia="Times New Roman" w:hAnsi="Times New Roman" w:cs="Times New Roman"/>
+          <w:sz w:val="24"/>
+          <w:szCs w:val="24"/>
+        </w:rPr>
+        <w:t xml:space="preserve"> Install build tools</w:t>
+      </w:r>
+    </w:p>
+    <w:p>
+      <w:pPr>
+        <w:spacing w:before="100" w:beforeAutospacing="1" w:after="100" w:afterAutospacing="1" w:line="240" w:lineRule="auto"/>
+        <w:rPr>
+          <w:rFonts w:ascii="Times New Roman" w:eastAsia="Times New Roman" w:hAnsi="Times New Roman" w:cs="Times New Roman"/>
+          <w:sz w:val="24"/>
+          <w:szCs w:val="24"/>
+        </w:rPr>
+      </w:pPr>
+      <w:r>
+        <w:rPr>
+          <w:rFonts w:ascii="Times New Roman" w:eastAsia="Times New Roman" w:hAnsi="Times New Roman" w:cs="Times New Roman"/>
+          <w:b/>
+          <w:bCs/>
+          <w:sz w:val="24"/>
+          <w:szCs w:val="24"/>
+        </w:rPr>
+        <w:t>Ubuntu/Debian:</w:t>
+      </w:r>
+    </w:p>
+    <w:p>
+      <w:pPr>
+        <w:tabs>
+          <w:tab w:val="left" w:pos="916"/>
+          <w:tab w:val="left" w:pos="1832"/>
+          <w:tab w:val="left" w:pos="2748"/>
+          <w:tab w:val="left" w:pos="3664"/>
+          <w:tab w:val="left" w:pos="4580"/>
+          <w:tab w:val="left" w:pos="5496"/>
+          <w:tab w:val="left" w:pos="6412"/>
+          <w:tab w:val="left" w:pos="7328"/>
+          <w:tab w:val="left" w:pos="8244"/>
+          <w:tab w:val="left" w:pos="9160"/>
+          <w:tab w:val="left" w:pos="10076"/>
+          <w:tab w:val="left" w:pos="10992"/>
+          <w:tab w:val="left" w:pos="11908"/>
+          <w:tab w:val="left" w:pos="12824"/>
+          <w:tab w:val="left" w:pos="13740"/>
+          <w:tab w:val="left" w:pos="14656"/>
+        </w:tabs>
+        <w:spacing w:after="0" w:line="240" w:lineRule="auto"/>
+        <w:rPr>
+          <w:rFonts w:ascii="Courier New" w:eastAsia="Times New Roman" w:hAnsi="Courier New" w:cs="Courier New"/>
+          <w:sz w:val="20"/>
+          <w:szCs w:val="20"/>
+        </w:rPr>
+      </w:pPr>
+      <w:proofErr w:type="spellStart"/>
+      <w:r>
+        <w:rPr>
+          <w:rFonts w:ascii="Courier New" w:eastAsia="Times New Roman" w:hAnsi="Courier New" w:cs="Courier New"/>
+          <w:sz w:val="20"/>
+          <w:szCs w:val="20"/>
+        </w:rPr>
+        <w:t>sudo</w:t>
+      </w:r>
+      <w:proofErr w:type="spellEnd"/>
+      <w:r>
+        <w:rPr>
+          <w:rFonts w:ascii="Courier New" w:eastAsia="Times New Roman" w:hAnsi="Courier New" w:cs="Courier New"/>
+          <w:sz w:val="20"/>
+          <w:szCs w:val="20"/>
+        </w:rPr>
+        <w:t xml:space="preserve"> apt-get update</w:t>
+      </w:r>
+    </w:p>
+    <w:p>
+      <w:pPr>
+        <w:tabs>
+          <w:tab w:val="left" w:pos="916"/>
+          <w:tab w:val="left" w:pos="1832"/>
+          <w:tab w:val="left" w:pos="2748"/>
+          <w:tab w:val="left" w:pos="3664"/>
+          <w:tab w:val="left" w:pos="4580"/>
+          <w:tab w:val="left" w:pos="5496"/>
+          <w:tab w:val="left" w:pos="6412"/>
+          <w:tab w:val="left" w:pos="7328"/>
+          <w:tab w:val="left" w:pos="8244"/>
+          <w:tab w:val="left" w:pos="9160"/>
+          <w:tab w:val="left" w:pos="10076"/>
+          <w:tab w:val="left" w:pos="10992"/>
+          <w:tab w:val="left" w:pos="11908"/>
+          <w:tab w:val="left" w:pos="12824"/>
+          <w:tab w:val="left" w:pos="13740"/>
+          <w:tab w:val="left" w:pos="14656"/>
+        </w:tabs>
+        <w:spacing w:after="0" w:line="240" w:lineRule="auto"/>
+        <w:rPr>
+          <w:rFonts w:ascii="Courier New" w:eastAsia="Times New Roman" w:hAnsi="Courier New" w:cs="Courier New"/>
+          <w:sz w:val="20"/>
+          <w:szCs w:val="20"/>
+        </w:rPr>
+      </w:pPr>
+      <w:proofErr w:type="spellStart"/>
+      <w:r>
+        <w:rPr>
+          <w:rFonts w:ascii="Courier New" w:eastAsia="Times New Roman" w:hAnsi="Courier New" w:cs="Courier New"/>
+          <w:sz w:val="20"/>
+          <w:szCs w:val="20"/>
+        </w:rPr>
+        <w:t>sudo</w:t>
+      </w:r>
+      <w:proofErr w:type="spellEnd"/>
+      <w:r>
+        <w:rPr>
+          <w:rFonts w:ascii="Courier New" w:eastAsia="Times New Roman" w:hAnsi="Courier New" w:cs="Courier New"/>
+          <w:sz w:val="20"/>
+          <w:szCs w:val="20"/>
+        </w:rPr>
+        <w:t xml:space="preserve"> apt-get install build-essential</w:t>
+      </w:r>
+    </w:p>
+    <w:p>
+      <w:pPr>
+        <w:spacing w:before="100" w:beforeAutospacing="1" w:after="100" w:afterAutospacing="1" w:line="240" w:lineRule="auto"/>
+        <w:rPr>
+          <w:rFonts w:ascii="Times New Roman" w:eastAsia="Times New Roman" w:hAnsi="Times New Roman" w:cs="Times New Roman"/>
+          <w:sz w:val="24"/>
+          <w:szCs w:val="24"/>
+        </w:rPr>
+      </w:pPr>
+      <w:r>
+        <w:rPr>
+          <w:rFonts w:ascii="Times New Roman" w:eastAsia="Times New Roman" w:hAnsi="Times New Roman" w:cs="Times New Roman"/>
+          <w:b/>
+          <w:bCs/>
+          <w:sz w:val="24"/>
+          <w:szCs w:val="24"/>
+        </w:rPr>
+        <w:t>Fedora:</w:t>
+      </w:r>
+    </w:p>
+    <w:p>
+      <w:pPr>
+        <w:tabs>
+          <w:tab w:val="left" w:pos="916"/>
+          <w:tab w:val="left" w:pos="1832"/>
+          <w:tab w:val="left" w:pos="2748"/>
+          <w:tab w:val="left" w:pos="3664"/>
+          <w:tab w:val="left" w:pos="4580"/>
+          <w:tab w:val="left" w:pos="5496"/>
+          <w:tab w:val="left" w:pos="6412"/>
+          <w:tab w:val="left" w:pos="7328"/>
+          <w:tab w:val="left" w:pos="8244"/>
+          <w:tab w:val="left" w:pos="9160"/>
+          <w:tab w:val="left" w:pos="10076"/>
+          <w:tab w:val="left" w:pos="10992"/>
+          <w:tab w:val="left" w:pos="11908"/>
+          <w:tab w:val="left" w:pos="12824"/>
+          <w:tab w:val="left" w:pos="13740"/>
+          <w:tab w:val="left" w:pos="14656"/>
+        </w:tabs>
+        <w:spacing w:after="0" w:line="240" w:lineRule="auto"/>
+        <w:rPr>
+          <w:rFonts w:ascii="Courier New" w:eastAsia="Times New Roman" w:hAnsi="Courier New" w:cs="Courier New"/>
+          <w:sz w:val="20"/>
+          <w:szCs w:val="20"/>
+        </w:rPr>
+      </w:pPr>
+      <w:proofErr w:type="spellStart"/>
+      <w:r>
+        <w:rPr>
+          <w:rFonts w:ascii="Courier New" w:eastAsia="Times New Roman" w:hAnsi="Courier New" w:cs="Courier New"/>
+          <w:sz w:val="20"/>
+          <w:szCs w:val="20"/>
+        </w:rPr>
+        <w:t>sudo</w:t>
+      </w:r>
+      <w:proofErr w:type="spellEnd"/>
+      <w:r>
+        <w:rPr>
+          <w:rFonts w:ascii="Courier New" w:eastAsia="Times New Roman" w:hAnsi="Courier New" w:cs="Courier New"/>
+          <w:sz w:val="20"/>
+          <w:szCs w:val="20"/>
+        </w:rPr>
+        <w:t xml:space="preserve"> </w:t>
+      </w:r>
+      <w:proofErr w:type="spellStart"/>
+      <w:r>
+        <w:rPr>
+          <w:rFonts w:ascii="Courier New" w:eastAsia="Times New Roman" w:hAnsi="Courier New" w:cs="Courier New"/>
+          <w:sz w:val="20"/>
+          <w:szCs w:val="20"/>
+        </w:rPr>
+        <w:t>dnf</w:t>
+      </w:r>
+      <w:proofErr w:type="spellEnd"/>
+      <w:r>
+        <w:rPr>
+          <w:rFonts w:ascii="Courier New" w:eastAsia="Times New Roman" w:hAnsi="Courier New" w:cs="Courier New"/>
+          <w:sz w:val="20"/>
+          <w:szCs w:val="20"/>
+        </w:rPr>
+        <w:t xml:space="preserve"> install </w:t>
+      </w:r>
+      <w:proofErr w:type="spellStart"/>
+      <w:r>
+        <w:rPr>
+          <w:rFonts w:ascii="Courier New" w:eastAsia="Times New Roman" w:hAnsi="Courier New" w:cs="Courier New"/>
+          <w:sz w:val="20"/>
+          <w:szCs w:val="20"/>
+        </w:rPr>
+        <w:t>gcc</w:t>
+      </w:r>
+      <w:proofErr w:type="spellEnd"/>
+      <w:r>
+        <w:rPr>
+          <w:rFonts w:ascii="Courier New" w:eastAsia="Times New Roman" w:hAnsi="Courier New" w:cs="Courier New"/>
+          <w:sz w:val="20"/>
+          <w:szCs w:val="20"/>
+        </w:rPr>
+        <w:t xml:space="preserve"> </w:t>
+      </w:r>
+      <w:proofErr w:type="spellStart"/>
+      <w:r>
+        <w:rPr>
+          <w:rFonts w:ascii="Courier New" w:eastAsia="Times New Roman" w:hAnsi="Courier New" w:cs="Courier New"/>
+          <w:sz w:val="20"/>
+          <w:szCs w:val="20"/>
+        </w:rPr>
+        <w:t>gcc-c</w:t>
+      </w:r>
+      <w:proofErr w:type="spellEnd"/>
+      <w:r>
+        <w:rPr>
+          <w:rFonts w:ascii="Courier New" w:eastAsia="Times New Roman" w:hAnsi="Courier New" w:cs="Courier New"/>
+          <w:sz w:val="20"/>
+          <w:szCs w:val="20"/>
+        </w:rPr>
+        <w:t>++ make</w:t>
+      </w:r>
+    </w:p>
+    <w:p>
+      <w:pPr>
+        <w:spacing w:after="0" w:line="240" w:lineRule="auto"/>
+        <w:rPr>
+          <w:rFonts w:ascii="Times New Roman" w:eastAsia="Times New Roman" w:hAnsi="Times New Roman" w:cs="Times New Roman"/>
+          <w:sz w:val="24"/>
+          <w:szCs w:val="24"/>
+        </w:rPr>
+      </w:pPr>
+      <w:r>
+        <w:rPr>
+          <w:rFonts w:ascii="Times New Roman" w:eastAsia="Times New Roman" w:hAnsi="Times New Roman" w:cs="Times New Roman"/>
+          <w:sz w:val="24"/>
+          <w:szCs w:val="24"/>
+        </w:rPr>
+        <w:pict w14:anchorId="5216F70B">
+          <v:rect id="_x0000_i1225" style="width:0;height:1.5pt" o:hralign="center" o:hrstd="t" o:hr="t" fillcolor="#a0a0a0" stroked="f"/>
+        </w:pict>
+      </w:r>
+    </w:p>
+    <w:p>
+      <w:pPr>
+        <w:spacing w:before="100" w:beforeAutospacing="1" w:after="100" w:afterAutospacing="1" w:line="240" w:lineRule="auto"/>
+        <w:outlineLvl w:val="2"/>
+        <w:rPr>
+          <w:rFonts w:ascii="Times New Roman" w:eastAsia="Times New Roman" w:hAnsi="Times New Roman" w:cs="Times New Roman"/>
+          <w:bCs/>
+          <w:sz w:val="27"/>
+          <w:szCs w:val="27"/>
+        </w:rPr>
+      </w:pPr>
+      <w:bookmarkStart w:id="33" w:name="_Toc224559350"/>
+      <w:r>
+        <w:rPr>
+          <w:rFonts w:ascii="Times New Roman" w:eastAsia="Times New Roman" w:hAnsi="Times New Roman" w:cs="Times New Roman"/>
+          <w:bCs/>
+          <w:sz w:val="27"/>
+          <w:szCs w:val="27"/>
+        </w:rPr>
+        <w:t>Issue: NEURON can't find Python</w:t>
+      </w:r>
+      <w:bookmarkEnd w:id="33"/>
+    </w:p>
+    <w:p>
+      <w:pPr>
+        <w:spacing w:before="100" w:beforeAutospacing="1" w:after="100" w:afterAutospacing="1" w:line="240" w:lineRule="auto"/>
+        <w:rPr>
+          <w:rFonts w:ascii="Times New Roman" w:eastAsia="Times New Roman" w:hAnsi="Times New Roman" w:cs="Times New Roman"/>
+          <w:sz w:val="24"/>
+          <w:szCs w:val="24"/>
+        </w:rPr>
+      </w:pPr>
+      <w:r>
+        <w:rPr>
+          <w:rFonts w:ascii="Times New Roman" w:eastAsia="Times New Roman" w:hAnsi="Times New Roman" w:cs="Times New Roman"/>
+          <w:b/>
+          <w:bCs/>
+          <w:sz w:val="24"/>
+          <w:szCs w:val="24"/>
+        </w:rPr>
+        <w:t>Symptom:</w:t>
+      </w:r>
+      <w:r>
+        <w:rPr>
+          <w:rFonts w:ascii="Times New Roman" w:eastAsia="Times New Roman" w:hAnsi="Times New Roman" w:cs="Times New Roman"/>
+          <w:sz w:val="24"/>
+          <w:szCs w:val="24"/>
+        </w:rPr>
+        <w:t xml:space="preserve"> NEURON launches but Python commands fail</w:t>
+      </w:r>
+    </w:p>
+    <w:p>
+      <w:pPr>
+        <w:spacing w:before="100" w:beforeAutospacing="1" w:after="100" w:afterAutospacing="1" w:line="240" w:lineRule="auto"/>
+        <w:rPr>
+          <w:rFonts w:ascii="Times New Roman" w:eastAsia="Times New Roman" w:hAnsi="Times New Roman" w:cs="Times New Roman"/>
+          <w:sz w:val="24"/>
+          <w:szCs w:val="24"/>
+        </w:rPr>
+      </w:pPr>
+      <w:r>
+        <w:rPr>
+          <w:rFonts w:ascii="Times New Roman" w:eastAsia="Times New Roman" w:hAnsi="Times New Roman" w:cs="Times New Roman"/>
+          <w:b/>
+          <w:bCs/>
+          <w:sz w:val="24"/>
+          <w:szCs w:val="24"/>
+        </w:rPr>
+        <w:t>Platform:</w:t>
+      </w:r>
+      <w:r>
+        <w:rPr>
+          <w:rFonts w:ascii="Times New Roman" w:eastAsia="Times New Roman" w:hAnsi="Times New Roman" w:cs="Times New Roman"/>
+          <w:sz w:val="24"/>
+          <w:szCs w:val="24"/>
+        </w:rPr>
+        <w:t xml:space="preserve"> All</w:t>
+      </w:r>
+    </w:p>
+    <w:p>
+      <w:pPr>
+        <w:spacing w:before="100" w:beforeAutospacing="1" w:after="100" w:afterAutospacing="1" w:line="240" w:lineRule="auto"/>
+        <w:rPr>
+          <w:rFonts w:ascii="Times New Roman" w:eastAsia="Times New Roman" w:hAnsi="Times New Roman" w:cs="Times New Roman"/>
+          <w:sz w:val="24"/>
+          <w:szCs w:val="24"/>
+        </w:rPr>
+      </w:pPr>
+      <w:r>
+        <w:rPr>
+          <w:rFonts w:ascii="Times New Roman" w:eastAsia="Times New Roman" w:hAnsi="Times New Roman" w:cs="Times New Roman"/>
+          <w:b/>
+          <w:bCs/>
+          <w:sz w:val="24"/>
+          <w:szCs w:val="24"/>
+        </w:rPr>
+        <w:t>Solutions:</w:t>
+      </w:r>
+    </w:p>
+    <w:p>
+      <w:pPr>
+        <w:numPr>
+          <w:ilvl w:val="0"/>
+          <w:numId w:val="248"/>
+        </w:numPr>
+        <w:spacing w:before="100" w:beforeAutospacing="1" w:after="100" w:afterAutospacing="1" w:line="240" w:lineRule="auto"/>
+        <w:rPr>
+          <w:rFonts w:ascii="Times New Roman" w:eastAsia="Times New Roman" w:hAnsi="Times New Roman" w:cs="Times New Roman"/>
+          <w:sz w:val="24"/>
+          <w:szCs w:val="24"/>
+        </w:rPr>
+      </w:pPr>
+      <w:r>
+        <w:rPr>
+          <w:rFonts w:ascii="Times New Roman" w:eastAsia="Times New Roman" w:hAnsi="Times New Roman" w:cs="Times New Roman"/>
+          <w:sz w:val="24"/>
+          <w:szCs w:val="24"/>
+        </w:rPr>
+        <w:t>Verify both NEURON and Anaconda are 64-bit</w:t>
+      </w:r>
+    </w:p>
+    <w:p>
+      <w:pPr>
+        <w:numPr>
+          <w:ilvl w:val="0"/>
+          <w:numId w:val="248"/>
+        </w:numPr>
+        <w:spacing w:before="100" w:beforeAutospacing="1" w:after="100" w:afterAutospacing="1" w:line="240" w:lineRule="auto"/>
+        <w:rPr>
+          <w:rFonts w:ascii="Times New Roman" w:eastAsia="Times New Roman" w:hAnsi="Times New Roman" w:cs="Times New Roman"/>
+          <w:sz w:val="24"/>
+          <w:szCs w:val="24"/>
+        </w:rPr>
+      </w:pPr>
+      <w:r>
+        <w:rPr>
+          <w:rFonts w:ascii="Times New Roman" w:eastAsia="Times New Roman" w:hAnsi="Times New Roman" w:cs="Times New Roman"/>
+          <w:sz w:val="24"/>
+          <w:szCs w:val="24"/>
+        </w:rPr>
+        <w:t>Check installation order (Anaconda first, then NEURON)</w:t>
+      </w:r>
+    </w:p>
+    <w:p>
+      <w:pPr>
+        <w:numPr>
+          <w:ilvl w:val="0"/>
+          <w:numId w:val="248"/>
+        </w:numPr>
+        <w:spacing w:before="100" w:beforeAutospacing="1" w:after="100" w:afterAutospacing="1" w:line="240" w:lineRule="auto"/>
+        <w:rPr>
+          <w:rFonts w:ascii="Times New Roman" w:eastAsia="Times New Roman" w:hAnsi="Times New Roman" w:cs="Times New Roman"/>
+          <w:sz w:val="24"/>
+          <w:szCs w:val="24"/>
+        </w:rPr>
+      </w:pPr>
+      <w:r>
+        <w:rPr>
+          <w:rFonts w:ascii="Times New Roman" w:eastAsia="Times New Roman" w:hAnsi="Times New Roman" w:cs="Times New Roman"/>
+          <w:sz w:val="24"/>
+          <w:szCs w:val="24"/>
+        </w:rPr>
+        <w:t xml:space="preserve">Verify Python from terminal: </w:t>
+      </w:r>
+    </w:p>
+    <w:p>
+      <w:pPr>
+        <w:numPr>
+          <w:ilvl w:val="0"/>
+          <w:numId w:val="248"/>
         </w:numPr>
         <w:tabs>
           <w:tab w:val="clear" w:pos="720"/>
@@ -11565,728 +11823,7 @@
           <w:sz w:val="20"/>
           <w:szCs w:val="20"/>
         </w:rPr>
-        <w:t>./init.sh</w:t>
-      </w:r>
-    </w:p>
-    <w:p>
-      <w:pPr>
-        <w:numPr>
-          <w:ilvl w:val="0"/>
-          <w:numId w:val="246"/>
-        </w:numPr>
-        <w:spacing w:before="100" w:beforeAutospacing="1" w:after="100" w:afterAutospacing="1" w:line="240" w:lineRule="auto"/>
-        <w:rPr>
-          <w:rFonts w:ascii="Times New Roman" w:eastAsia="Times New Roman" w:hAnsi="Times New Roman" w:cs="Times New Roman"/>
-          <w:sz w:val="24"/>
-          <w:szCs w:val="24"/>
-        </w:rPr>
-      </w:pPr>
-      <w:r>
-        <w:rPr>
-          <w:rFonts w:ascii="Times New Roman" w:eastAsia="Times New Roman" w:hAnsi="Times New Roman" w:cs="Times New Roman"/>
-          <w:sz w:val="24"/>
-          <w:szCs w:val="24"/>
-        </w:rPr>
-        <w:t>Check for errors in terminal output</w:t>
-      </w:r>
-    </w:p>
-    <w:p>
-      <w:pPr>
-        <w:spacing w:after="0" w:line="240" w:lineRule="auto"/>
-        <w:rPr>
-          <w:rFonts w:ascii="Times New Roman" w:eastAsia="Times New Roman" w:hAnsi="Times New Roman" w:cs="Times New Roman"/>
-          <w:sz w:val="24"/>
-          <w:szCs w:val="24"/>
-        </w:rPr>
-      </w:pPr>
-      <w:r>
-        <w:rPr>
-          <w:rFonts w:ascii="Times New Roman" w:eastAsia="Times New Roman" w:hAnsi="Times New Roman" w:cs="Times New Roman"/>
-          <w:sz w:val="24"/>
-          <w:szCs w:val="24"/>
-        </w:rPr>
-        <w:lastRenderedPageBreak/>
-        <w:pict w14:anchorId="7403D533">
-          <v:rect id="_x0000_i1224" style="width:0;height:1.5pt" o:hralign="center" o:hrstd="t" o:hr="t" fillcolor="#a0a0a0" stroked="f"/>
-        </w:pict>
-      </w:r>
-    </w:p>
-    <w:p>
-      <w:pPr>
-        <w:pStyle w:val="Heading4"/>
-        <w:rPr>
-          <w:rFonts w:eastAsia="Times New Roman"/>
-        </w:rPr>
-      </w:pPr>
-      <w:r>
-        <w:rPr>
-          <w:rFonts w:eastAsia="Times New Roman"/>
-        </w:rPr>
-        <w:t>Issue: Mechanisms fail to compile</w:t>
-      </w:r>
-    </w:p>
-    <w:p>
-      <w:pPr>
-        <w:spacing w:before="100" w:beforeAutospacing="1" w:after="100" w:afterAutospacing="1" w:line="240" w:lineRule="auto"/>
-        <w:outlineLvl w:val="3"/>
-        <w:rPr>
-          <w:rFonts w:ascii="Times New Roman" w:eastAsia="Times New Roman" w:hAnsi="Times New Roman" w:cs="Times New Roman"/>
-          <w:b/>
-          <w:bCs/>
-          <w:sz w:val="24"/>
-          <w:szCs w:val="24"/>
-        </w:rPr>
-      </w:pPr>
-      <w:r>
-        <w:rPr>
-          <w:rFonts w:ascii="Times New Roman" w:eastAsia="Times New Roman" w:hAnsi="Times New Roman" w:cs="Times New Roman"/>
-          <w:b/>
-          <w:bCs/>
-          <w:sz w:val="24"/>
-          <w:szCs w:val="24"/>
-        </w:rPr>
-        <w:t>Windows</w:t>
-      </w:r>
-    </w:p>
-    <w:p>
-      <w:pPr>
-        <w:spacing w:before="100" w:beforeAutospacing="1" w:after="100" w:afterAutospacing="1" w:line="240" w:lineRule="auto"/>
-        <w:rPr>
-          <w:rFonts w:ascii="Times New Roman" w:eastAsia="Times New Roman" w:hAnsi="Times New Roman" w:cs="Times New Roman"/>
-          <w:sz w:val="24"/>
-          <w:szCs w:val="24"/>
-        </w:rPr>
-      </w:pPr>
-      <w:r>
-        <w:rPr>
-          <w:rFonts w:ascii="Times New Roman" w:eastAsia="Times New Roman" w:hAnsi="Times New Roman" w:cs="Times New Roman"/>
-          <w:b/>
-          <w:bCs/>
-          <w:sz w:val="24"/>
-          <w:szCs w:val="24"/>
-        </w:rPr>
-        <w:t>Solution:</w:t>
-      </w:r>
-      <w:r>
-        <w:rPr>
-          <w:rFonts w:ascii="Times New Roman" w:eastAsia="Times New Roman" w:hAnsi="Times New Roman" w:cs="Times New Roman"/>
-          <w:sz w:val="24"/>
-          <w:szCs w:val="24"/>
-        </w:rPr>
-        <w:t xml:space="preserve"> Install Microsoft C++ Build Tools</w:t>
-      </w:r>
-    </w:p>
-    <w:p>
-      <w:pPr>
-        <w:numPr>
-          <w:ilvl w:val="0"/>
-          <w:numId w:val="247"/>
-        </w:numPr>
-        <w:spacing w:before="100" w:beforeAutospacing="1" w:after="100" w:afterAutospacing="1" w:line="240" w:lineRule="auto"/>
-        <w:rPr>
-          <w:rFonts w:ascii="Times New Roman" w:eastAsia="Times New Roman" w:hAnsi="Times New Roman" w:cs="Times New Roman"/>
-          <w:sz w:val="24"/>
-          <w:szCs w:val="24"/>
-        </w:rPr>
-      </w:pPr>
-      <w:r>
-        <w:rPr>
-          <w:rFonts w:ascii="Times New Roman" w:eastAsia="Times New Roman" w:hAnsi="Times New Roman" w:cs="Times New Roman"/>
-          <w:sz w:val="24"/>
-          <w:szCs w:val="24"/>
-        </w:rPr>
-        <w:t>Download from: https://visualstudio.microsoft.com/downloads/</w:t>
-      </w:r>
-    </w:p>
-    <w:p>
-      <w:pPr>
-        <w:numPr>
-          <w:ilvl w:val="0"/>
-          <w:numId w:val="247"/>
-        </w:numPr>
-        <w:spacing w:before="100" w:beforeAutospacing="1" w:after="100" w:afterAutospacing="1" w:line="240" w:lineRule="auto"/>
-        <w:rPr>
-          <w:rFonts w:ascii="Times New Roman" w:eastAsia="Times New Roman" w:hAnsi="Times New Roman" w:cs="Times New Roman"/>
-          <w:sz w:val="24"/>
-          <w:szCs w:val="24"/>
-        </w:rPr>
-      </w:pPr>
-      <w:r>
-        <w:rPr>
-          <w:rFonts w:ascii="Times New Roman" w:eastAsia="Times New Roman" w:hAnsi="Times New Roman" w:cs="Times New Roman"/>
-          <w:sz w:val="24"/>
-          <w:szCs w:val="24"/>
-        </w:rPr>
-        <w:t>Scroll to "Build Tools for Visual Studio"</w:t>
-      </w:r>
-    </w:p>
-    <w:p>
-      <w:pPr>
-        <w:numPr>
-          <w:ilvl w:val="0"/>
-          <w:numId w:val="247"/>
-        </w:numPr>
-        <w:spacing w:before="100" w:beforeAutospacing="1" w:after="100" w:afterAutospacing="1" w:line="240" w:lineRule="auto"/>
-        <w:rPr>
-          <w:rFonts w:ascii="Times New Roman" w:eastAsia="Times New Roman" w:hAnsi="Times New Roman" w:cs="Times New Roman"/>
-          <w:sz w:val="24"/>
-          <w:szCs w:val="24"/>
-        </w:rPr>
-      </w:pPr>
-      <w:r>
-        <w:rPr>
-          <w:rFonts w:ascii="Times New Roman" w:eastAsia="Times New Roman" w:hAnsi="Times New Roman" w:cs="Times New Roman"/>
-          <w:sz w:val="24"/>
-          <w:szCs w:val="24"/>
-        </w:rPr>
-        <w:t>Install "Desktop development with C++" workload</w:t>
-      </w:r>
-    </w:p>
-    <w:p>
-      <w:pPr>
-        <w:numPr>
-          <w:ilvl w:val="0"/>
-          <w:numId w:val="247"/>
-        </w:numPr>
-        <w:spacing w:before="100" w:beforeAutospacing="1" w:after="100" w:afterAutospacing="1" w:line="240" w:lineRule="auto"/>
-        <w:rPr>
-          <w:rFonts w:ascii="Times New Roman" w:eastAsia="Times New Roman" w:hAnsi="Times New Roman" w:cs="Times New Roman"/>
-          <w:sz w:val="24"/>
-          <w:szCs w:val="24"/>
-        </w:rPr>
-      </w:pPr>
-      <w:r>
-        <w:rPr>
-          <w:rFonts w:ascii="Times New Roman" w:eastAsia="Times New Roman" w:hAnsi="Times New Roman" w:cs="Times New Roman"/>
-          <w:sz w:val="24"/>
-          <w:szCs w:val="24"/>
-        </w:rPr>
-        <w:t xml:space="preserve">Re-run </w:t>
-      </w:r>
-      <w:r>
-        <w:rPr>
-          <w:rFonts w:ascii="Courier New" w:eastAsia="Times New Roman" w:hAnsi="Courier New" w:cs="Courier New"/>
-          <w:sz w:val="20"/>
-          <w:szCs w:val="20"/>
-        </w:rPr>
-        <w:t>build_mechs.bat</w:t>
-      </w:r>
-    </w:p>
-    <w:p>
-      <w:pPr>
-        <w:spacing w:before="100" w:beforeAutospacing="1" w:after="100" w:afterAutospacing="1" w:line="240" w:lineRule="auto"/>
-        <w:outlineLvl w:val="3"/>
-        <w:rPr>
-          <w:rFonts w:ascii="Times New Roman" w:eastAsia="Times New Roman" w:hAnsi="Times New Roman" w:cs="Times New Roman"/>
-          <w:b/>
-          <w:bCs/>
-          <w:sz w:val="24"/>
-          <w:szCs w:val="24"/>
-        </w:rPr>
-      </w:pPr>
-      <w:r>
-        <w:rPr>
-          <w:rFonts w:ascii="Times New Roman" w:eastAsia="Times New Roman" w:hAnsi="Times New Roman" w:cs="Times New Roman"/>
-          <w:b/>
-          <w:bCs/>
-          <w:sz w:val="24"/>
-          <w:szCs w:val="24"/>
-        </w:rPr>
-        <w:t>macOS</w:t>
-      </w:r>
-    </w:p>
-    <w:p>
-      <w:pPr>
-        <w:spacing w:before="100" w:beforeAutospacing="1" w:after="100" w:afterAutospacing="1" w:line="240" w:lineRule="auto"/>
-        <w:rPr>
-          <w:rFonts w:ascii="Times New Roman" w:eastAsia="Times New Roman" w:hAnsi="Times New Roman" w:cs="Times New Roman"/>
-          <w:sz w:val="24"/>
-          <w:szCs w:val="24"/>
-        </w:rPr>
-      </w:pPr>
-      <w:r>
-        <w:rPr>
-          <w:rFonts w:ascii="Times New Roman" w:eastAsia="Times New Roman" w:hAnsi="Times New Roman" w:cs="Times New Roman"/>
-          <w:b/>
-          <w:bCs/>
-          <w:sz w:val="24"/>
-          <w:szCs w:val="24"/>
-        </w:rPr>
-        <w:t>Solution:</w:t>
-      </w:r>
-      <w:r>
-        <w:rPr>
-          <w:rFonts w:ascii="Times New Roman" w:eastAsia="Times New Roman" w:hAnsi="Times New Roman" w:cs="Times New Roman"/>
-          <w:sz w:val="24"/>
-          <w:szCs w:val="24"/>
-        </w:rPr>
-        <w:t xml:space="preserve"> Install </w:t>
-      </w:r>
-      <w:proofErr w:type="spellStart"/>
-      <w:r>
-        <w:rPr>
-          <w:rFonts w:ascii="Times New Roman" w:eastAsia="Times New Roman" w:hAnsi="Times New Roman" w:cs="Times New Roman"/>
-          <w:sz w:val="24"/>
-          <w:szCs w:val="24"/>
-        </w:rPr>
-        <w:t>Xcode</w:t>
-      </w:r>
-      <w:proofErr w:type="spellEnd"/>
-      <w:r>
-        <w:rPr>
-          <w:rFonts w:ascii="Times New Roman" w:eastAsia="Times New Roman" w:hAnsi="Times New Roman" w:cs="Times New Roman"/>
-          <w:sz w:val="24"/>
-          <w:szCs w:val="24"/>
-        </w:rPr>
-        <w:t xml:space="preserve"> Command Line Tools</w:t>
-      </w:r>
-    </w:p>
-    <w:p>
-      <w:pPr>
-        <w:tabs>
-          <w:tab w:val="left" w:pos="916"/>
-          <w:tab w:val="left" w:pos="1832"/>
-          <w:tab w:val="left" w:pos="2748"/>
-          <w:tab w:val="left" w:pos="3664"/>
-          <w:tab w:val="left" w:pos="4580"/>
-          <w:tab w:val="left" w:pos="5496"/>
-          <w:tab w:val="left" w:pos="6412"/>
-          <w:tab w:val="left" w:pos="7328"/>
-          <w:tab w:val="left" w:pos="8244"/>
-          <w:tab w:val="left" w:pos="9160"/>
-          <w:tab w:val="left" w:pos="10076"/>
-          <w:tab w:val="left" w:pos="10992"/>
-          <w:tab w:val="left" w:pos="11908"/>
-          <w:tab w:val="left" w:pos="12824"/>
-          <w:tab w:val="left" w:pos="13740"/>
-          <w:tab w:val="left" w:pos="14656"/>
-        </w:tabs>
-        <w:spacing w:after="0" w:line="240" w:lineRule="auto"/>
-        <w:rPr>
-          <w:rFonts w:ascii="Courier New" w:eastAsia="Times New Roman" w:hAnsi="Courier New" w:cs="Courier New"/>
-          <w:sz w:val="20"/>
-          <w:szCs w:val="20"/>
-        </w:rPr>
-      </w:pPr>
-      <w:proofErr w:type="spellStart"/>
-      <w:r>
-        <w:rPr>
-          <w:rFonts w:ascii="Courier New" w:eastAsia="Times New Roman" w:hAnsi="Courier New" w:cs="Courier New"/>
-          <w:sz w:val="20"/>
-          <w:szCs w:val="20"/>
-        </w:rPr>
-        <w:t>xcode</w:t>
-      </w:r>
-      <w:proofErr w:type="spellEnd"/>
-      <w:r>
-        <w:rPr>
-          <w:rFonts w:ascii="Courier New" w:eastAsia="Times New Roman" w:hAnsi="Courier New" w:cs="Courier New"/>
-          <w:sz w:val="20"/>
-          <w:szCs w:val="20"/>
-        </w:rPr>
-        <w:t>-select --install</w:t>
-      </w:r>
-    </w:p>
-    <w:p>
-      <w:pPr>
-        <w:spacing w:before="100" w:beforeAutospacing="1" w:after="100" w:afterAutospacing="1" w:line="240" w:lineRule="auto"/>
-        <w:outlineLvl w:val="3"/>
-        <w:rPr>
-          <w:rFonts w:ascii="Times New Roman" w:eastAsia="Times New Roman" w:hAnsi="Times New Roman" w:cs="Times New Roman"/>
-          <w:b/>
-          <w:bCs/>
-          <w:sz w:val="24"/>
-          <w:szCs w:val="24"/>
-        </w:rPr>
-      </w:pPr>
-      <w:r>
-        <w:rPr>
-          <w:rFonts w:ascii="Times New Roman" w:eastAsia="Times New Roman" w:hAnsi="Times New Roman" w:cs="Times New Roman"/>
-          <w:b/>
-          <w:bCs/>
-          <w:sz w:val="24"/>
-          <w:szCs w:val="24"/>
-        </w:rPr>
-        <w:t>Linux</w:t>
-      </w:r>
-    </w:p>
-    <w:p>
-      <w:pPr>
-        <w:spacing w:before="100" w:beforeAutospacing="1" w:after="100" w:afterAutospacing="1" w:line="240" w:lineRule="auto"/>
-        <w:rPr>
-          <w:rFonts w:ascii="Times New Roman" w:eastAsia="Times New Roman" w:hAnsi="Times New Roman" w:cs="Times New Roman"/>
-          <w:sz w:val="24"/>
-          <w:szCs w:val="24"/>
-        </w:rPr>
-      </w:pPr>
-      <w:r>
-        <w:rPr>
-          <w:rFonts w:ascii="Times New Roman" w:eastAsia="Times New Roman" w:hAnsi="Times New Roman" w:cs="Times New Roman"/>
-          <w:b/>
-          <w:bCs/>
-          <w:sz w:val="24"/>
-          <w:szCs w:val="24"/>
-        </w:rPr>
-        <w:t>Solution:</w:t>
-      </w:r>
-      <w:r>
-        <w:rPr>
-          <w:rFonts w:ascii="Times New Roman" w:eastAsia="Times New Roman" w:hAnsi="Times New Roman" w:cs="Times New Roman"/>
-          <w:sz w:val="24"/>
-          <w:szCs w:val="24"/>
-        </w:rPr>
-        <w:t xml:space="preserve"> Install build tools</w:t>
-      </w:r>
-    </w:p>
-    <w:p>
-      <w:pPr>
-        <w:spacing w:before="100" w:beforeAutospacing="1" w:after="100" w:afterAutospacing="1" w:line="240" w:lineRule="auto"/>
-        <w:rPr>
-          <w:rFonts w:ascii="Times New Roman" w:eastAsia="Times New Roman" w:hAnsi="Times New Roman" w:cs="Times New Roman"/>
-          <w:sz w:val="24"/>
-          <w:szCs w:val="24"/>
-        </w:rPr>
-      </w:pPr>
-      <w:r>
-        <w:rPr>
-          <w:rFonts w:ascii="Times New Roman" w:eastAsia="Times New Roman" w:hAnsi="Times New Roman" w:cs="Times New Roman"/>
-          <w:b/>
-          <w:bCs/>
-          <w:sz w:val="24"/>
-          <w:szCs w:val="24"/>
-        </w:rPr>
-        <w:t>Ubuntu/Debian:</w:t>
-      </w:r>
-    </w:p>
-    <w:p>
-      <w:pPr>
-        <w:tabs>
-          <w:tab w:val="left" w:pos="916"/>
-          <w:tab w:val="left" w:pos="1832"/>
-          <w:tab w:val="left" w:pos="2748"/>
-          <w:tab w:val="left" w:pos="3664"/>
-          <w:tab w:val="left" w:pos="4580"/>
-          <w:tab w:val="left" w:pos="5496"/>
-          <w:tab w:val="left" w:pos="6412"/>
-          <w:tab w:val="left" w:pos="7328"/>
-          <w:tab w:val="left" w:pos="8244"/>
-          <w:tab w:val="left" w:pos="9160"/>
-          <w:tab w:val="left" w:pos="10076"/>
-          <w:tab w:val="left" w:pos="10992"/>
-          <w:tab w:val="left" w:pos="11908"/>
-          <w:tab w:val="left" w:pos="12824"/>
-          <w:tab w:val="left" w:pos="13740"/>
-          <w:tab w:val="left" w:pos="14656"/>
-        </w:tabs>
-        <w:spacing w:after="0" w:line="240" w:lineRule="auto"/>
-        <w:rPr>
-          <w:rFonts w:ascii="Courier New" w:eastAsia="Times New Roman" w:hAnsi="Courier New" w:cs="Courier New"/>
-          <w:sz w:val="20"/>
-          <w:szCs w:val="20"/>
-        </w:rPr>
-      </w:pPr>
-      <w:proofErr w:type="spellStart"/>
-      <w:r>
-        <w:rPr>
-          <w:rFonts w:ascii="Courier New" w:eastAsia="Times New Roman" w:hAnsi="Courier New" w:cs="Courier New"/>
-          <w:sz w:val="20"/>
-          <w:szCs w:val="20"/>
-        </w:rPr>
-        <w:t>sudo</w:t>
-      </w:r>
-      <w:proofErr w:type="spellEnd"/>
-      <w:r>
-        <w:rPr>
-          <w:rFonts w:ascii="Courier New" w:eastAsia="Times New Roman" w:hAnsi="Courier New" w:cs="Courier New"/>
-          <w:sz w:val="20"/>
-          <w:szCs w:val="20"/>
-        </w:rPr>
-        <w:t xml:space="preserve"> apt-get update</w:t>
-      </w:r>
-    </w:p>
-    <w:p>
-      <w:pPr>
-        <w:tabs>
-          <w:tab w:val="left" w:pos="916"/>
-          <w:tab w:val="left" w:pos="1832"/>
-          <w:tab w:val="left" w:pos="2748"/>
-          <w:tab w:val="left" w:pos="3664"/>
-          <w:tab w:val="left" w:pos="4580"/>
-          <w:tab w:val="left" w:pos="5496"/>
-          <w:tab w:val="left" w:pos="6412"/>
-          <w:tab w:val="left" w:pos="7328"/>
-          <w:tab w:val="left" w:pos="8244"/>
-          <w:tab w:val="left" w:pos="9160"/>
-          <w:tab w:val="left" w:pos="10076"/>
-          <w:tab w:val="left" w:pos="10992"/>
-          <w:tab w:val="left" w:pos="11908"/>
-          <w:tab w:val="left" w:pos="12824"/>
-          <w:tab w:val="left" w:pos="13740"/>
-          <w:tab w:val="left" w:pos="14656"/>
-        </w:tabs>
-        <w:spacing w:after="0" w:line="240" w:lineRule="auto"/>
-        <w:rPr>
-          <w:rFonts w:ascii="Courier New" w:eastAsia="Times New Roman" w:hAnsi="Courier New" w:cs="Courier New"/>
-          <w:sz w:val="20"/>
-          <w:szCs w:val="20"/>
-        </w:rPr>
-      </w:pPr>
-      <w:proofErr w:type="spellStart"/>
-      <w:r>
-        <w:rPr>
-          <w:rFonts w:ascii="Courier New" w:eastAsia="Times New Roman" w:hAnsi="Courier New" w:cs="Courier New"/>
-          <w:sz w:val="20"/>
-          <w:szCs w:val="20"/>
-        </w:rPr>
-        <w:t>sudo</w:t>
-      </w:r>
-      <w:proofErr w:type="spellEnd"/>
-      <w:r>
-        <w:rPr>
-          <w:rFonts w:ascii="Courier New" w:eastAsia="Times New Roman" w:hAnsi="Courier New" w:cs="Courier New"/>
-          <w:sz w:val="20"/>
-          <w:szCs w:val="20"/>
-        </w:rPr>
-        <w:t xml:space="preserve"> apt-get install build-essential</w:t>
-      </w:r>
-    </w:p>
-    <w:p>
-      <w:pPr>
-        <w:spacing w:before="100" w:beforeAutospacing="1" w:after="100" w:afterAutospacing="1" w:line="240" w:lineRule="auto"/>
-        <w:rPr>
-          <w:rFonts w:ascii="Times New Roman" w:eastAsia="Times New Roman" w:hAnsi="Times New Roman" w:cs="Times New Roman"/>
-          <w:sz w:val="24"/>
-          <w:szCs w:val="24"/>
-        </w:rPr>
-      </w:pPr>
-      <w:r>
-        <w:rPr>
-          <w:rFonts w:ascii="Times New Roman" w:eastAsia="Times New Roman" w:hAnsi="Times New Roman" w:cs="Times New Roman"/>
-          <w:b/>
-          <w:bCs/>
-          <w:sz w:val="24"/>
-          <w:szCs w:val="24"/>
-        </w:rPr>
-        <w:t>Fedora:</w:t>
-      </w:r>
-    </w:p>
-    <w:p>
-      <w:pPr>
-        <w:tabs>
-          <w:tab w:val="left" w:pos="916"/>
-          <w:tab w:val="left" w:pos="1832"/>
-          <w:tab w:val="left" w:pos="2748"/>
-          <w:tab w:val="left" w:pos="3664"/>
-          <w:tab w:val="left" w:pos="4580"/>
-          <w:tab w:val="left" w:pos="5496"/>
-          <w:tab w:val="left" w:pos="6412"/>
-          <w:tab w:val="left" w:pos="7328"/>
-          <w:tab w:val="left" w:pos="8244"/>
-          <w:tab w:val="left" w:pos="9160"/>
-          <w:tab w:val="left" w:pos="10076"/>
-          <w:tab w:val="left" w:pos="10992"/>
-          <w:tab w:val="left" w:pos="11908"/>
-          <w:tab w:val="left" w:pos="12824"/>
-          <w:tab w:val="left" w:pos="13740"/>
-          <w:tab w:val="left" w:pos="14656"/>
-        </w:tabs>
-        <w:spacing w:after="0" w:line="240" w:lineRule="auto"/>
-        <w:rPr>
-          <w:rFonts w:ascii="Courier New" w:eastAsia="Times New Roman" w:hAnsi="Courier New" w:cs="Courier New"/>
-          <w:sz w:val="20"/>
-          <w:szCs w:val="20"/>
-        </w:rPr>
-      </w:pPr>
-      <w:proofErr w:type="spellStart"/>
-      <w:r>
-        <w:rPr>
-          <w:rFonts w:ascii="Courier New" w:eastAsia="Times New Roman" w:hAnsi="Courier New" w:cs="Courier New"/>
-          <w:sz w:val="20"/>
-          <w:szCs w:val="20"/>
-        </w:rPr>
-        <w:t>sudo</w:t>
-      </w:r>
-      <w:proofErr w:type="spellEnd"/>
-      <w:r>
-        <w:rPr>
-          <w:rFonts w:ascii="Courier New" w:eastAsia="Times New Roman" w:hAnsi="Courier New" w:cs="Courier New"/>
-          <w:sz w:val="20"/>
-          <w:szCs w:val="20"/>
-        </w:rPr>
-        <w:t xml:space="preserve"> </w:t>
-      </w:r>
-      <w:proofErr w:type="spellStart"/>
-      <w:r>
-        <w:rPr>
-          <w:rFonts w:ascii="Courier New" w:eastAsia="Times New Roman" w:hAnsi="Courier New" w:cs="Courier New"/>
-          <w:sz w:val="20"/>
-          <w:szCs w:val="20"/>
-        </w:rPr>
-        <w:t>dnf</w:t>
-      </w:r>
-      <w:proofErr w:type="spellEnd"/>
-      <w:r>
-        <w:rPr>
-          <w:rFonts w:ascii="Courier New" w:eastAsia="Times New Roman" w:hAnsi="Courier New" w:cs="Courier New"/>
-          <w:sz w:val="20"/>
-          <w:szCs w:val="20"/>
-        </w:rPr>
-        <w:t xml:space="preserve"> install </w:t>
-      </w:r>
-      <w:proofErr w:type="spellStart"/>
-      <w:r>
-        <w:rPr>
-          <w:rFonts w:ascii="Courier New" w:eastAsia="Times New Roman" w:hAnsi="Courier New" w:cs="Courier New"/>
-          <w:sz w:val="20"/>
-          <w:szCs w:val="20"/>
-        </w:rPr>
-        <w:t>gcc</w:t>
-      </w:r>
-      <w:proofErr w:type="spellEnd"/>
-      <w:r>
-        <w:rPr>
-          <w:rFonts w:ascii="Courier New" w:eastAsia="Times New Roman" w:hAnsi="Courier New" w:cs="Courier New"/>
-          <w:sz w:val="20"/>
-          <w:szCs w:val="20"/>
-        </w:rPr>
-        <w:t xml:space="preserve"> </w:t>
-      </w:r>
-      <w:proofErr w:type="spellStart"/>
-      <w:r>
-        <w:rPr>
-          <w:rFonts w:ascii="Courier New" w:eastAsia="Times New Roman" w:hAnsi="Courier New" w:cs="Courier New"/>
-          <w:sz w:val="20"/>
-          <w:szCs w:val="20"/>
-        </w:rPr>
-        <w:t>gcc-c</w:t>
-      </w:r>
-      <w:proofErr w:type="spellEnd"/>
-      <w:r>
-        <w:rPr>
-          <w:rFonts w:ascii="Courier New" w:eastAsia="Times New Roman" w:hAnsi="Courier New" w:cs="Courier New"/>
-          <w:sz w:val="20"/>
-          <w:szCs w:val="20"/>
-        </w:rPr>
-        <w:t>++ make</w:t>
-      </w:r>
-    </w:p>
-    <w:p>
-      <w:pPr>
-        <w:spacing w:after="0" w:line="240" w:lineRule="auto"/>
-        <w:rPr>
-          <w:rFonts w:ascii="Times New Roman" w:eastAsia="Times New Roman" w:hAnsi="Times New Roman" w:cs="Times New Roman"/>
-          <w:sz w:val="24"/>
-          <w:szCs w:val="24"/>
-        </w:rPr>
-      </w:pPr>
-      <w:r>
-        <w:rPr>
-          <w:rFonts w:ascii="Times New Roman" w:eastAsia="Times New Roman" w:hAnsi="Times New Roman" w:cs="Times New Roman"/>
-          <w:sz w:val="24"/>
-          <w:szCs w:val="24"/>
-        </w:rPr>
-        <w:pict w14:anchorId="5216F70B">
-          <v:rect id="_x0000_i1225" style="width:0;height:1.5pt" o:hralign="center" o:hrstd="t" o:hr="t" fillcolor="#a0a0a0" stroked="f"/>
-        </w:pict>
-      </w:r>
-    </w:p>
-    <w:p>
-      <w:pPr>
-        <w:spacing w:before="100" w:beforeAutospacing="1" w:after="100" w:afterAutospacing="1" w:line="240" w:lineRule="auto"/>
-        <w:outlineLvl w:val="2"/>
-        <w:rPr>
-          <w:rFonts w:ascii="Times New Roman" w:eastAsia="Times New Roman" w:hAnsi="Times New Roman" w:cs="Times New Roman"/>
-          <w:bCs/>
-          <w:sz w:val="27"/>
-          <w:szCs w:val="27"/>
-        </w:rPr>
-      </w:pPr>
-      <w:bookmarkStart w:id="33" w:name="_Toc224559350"/>
-      <w:r>
-        <w:rPr>
-          <w:rFonts w:ascii="Times New Roman" w:eastAsia="Times New Roman" w:hAnsi="Times New Roman" w:cs="Times New Roman"/>
-          <w:bCs/>
-          <w:sz w:val="27"/>
-          <w:szCs w:val="27"/>
-        </w:rPr>
-        <w:t>Issue: NEURON can't find Python</w:t>
-      </w:r>
-      <w:bookmarkEnd w:id="33"/>
-    </w:p>
-    <w:p>
-      <w:pPr>
-        <w:spacing w:before="100" w:beforeAutospacing="1" w:after="100" w:afterAutospacing="1" w:line="240" w:lineRule="auto"/>
-        <w:rPr>
-          <w:rFonts w:ascii="Times New Roman" w:eastAsia="Times New Roman" w:hAnsi="Times New Roman" w:cs="Times New Roman"/>
-          <w:sz w:val="24"/>
-          <w:szCs w:val="24"/>
-        </w:rPr>
-      </w:pPr>
-      <w:r>
-        <w:rPr>
-          <w:rFonts w:ascii="Times New Roman" w:eastAsia="Times New Roman" w:hAnsi="Times New Roman" w:cs="Times New Roman"/>
-          <w:b/>
-          <w:bCs/>
-          <w:sz w:val="24"/>
-          <w:szCs w:val="24"/>
-        </w:rPr>
-        <w:t>Symptom:</w:t>
-      </w:r>
-      <w:r>
-        <w:rPr>
-          <w:rFonts w:ascii="Times New Roman" w:eastAsia="Times New Roman" w:hAnsi="Times New Roman" w:cs="Times New Roman"/>
-          <w:sz w:val="24"/>
-          <w:szCs w:val="24"/>
-        </w:rPr>
-        <w:t xml:space="preserve"> NEURON launches but Python commands fail</w:t>
-      </w:r>
-    </w:p>
-    <w:p>
-      <w:pPr>
-        <w:spacing w:before="100" w:beforeAutospacing="1" w:after="100" w:afterAutospacing="1" w:line="240" w:lineRule="auto"/>
-        <w:rPr>
-          <w:rFonts w:ascii="Times New Roman" w:eastAsia="Times New Roman" w:hAnsi="Times New Roman" w:cs="Times New Roman"/>
-          <w:sz w:val="24"/>
-          <w:szCs w:val="24"/>
-        </w:rPr>
-      </w:pPr>
-      <w:r>
-        <w:rPr>
-          <w:rFonts w:ascii="Times New Roman" w:eastAsia="Times New Roman" w:hAnsi="Times New Roman" w:cs="Times New Roman"/>
-          <w:b/>
-          <w:bCs/>
-          <w:sz w:val="24"/>
-          <w:szCs w:val="24"/>
-        </w:rPr>
-        <w:t>Platform:</w:t>
-      </w:r>
-      <w:r>
-        <w:rPr>
-          <w:rFonts w:ascii="Times New Roman" w:eastAsia="Times New Roman" w:hAnsi="Times New Roman" w:cs="Times New Roman"/>
-          <w:sz w:val="24"/>
-          <w:szCs w:val="24"/>
-        </w:rPr>
-        <w:t xml:space="preserve"> All</w:t>
-      </w:r>
-    </w:p>
-    <w:p>
-      <w:pPr>
-        <w:spacing w:before="100" w:beforeAutospacing="1" w:after="100" w:afterAutospacing="1" w:line="240" w:lineRule="auto"/>
-        <w:rPr>
-          <w:rFonts w:ascii="Times New Roman" w:eastAsia="Times New Roman" w:hAnsi="Times New Roman" w:cs="Times New Roman"/>
-          <w:sz w:val="24"/>
-          <w:szCs w:val="24"/>
-        </w:rPr>
-      </w:pPr>
-      <w:r>
-        <w:rPr>
-          <w:rFonts w:ascii="Times New Roman" w:eastAsia="Times New Roman" w:hAnsi="Times New Roman" w:cs="Times New Roman"/>
-          <w:b/>
-          <w:bCs/>
-          <w:sz w:val="24"/>
-          <w:szCs w:val="24"/>
-        </w:rPr>
-        <w:t>Solutions:</w:t>
+        <w:t>python --version</w:t>
       </w:r>
     </w:p>
     <w:p>
@@ -12308,51 +11845,7 @@
           <w:sz w:val="24"/>
           <w:szCs w:val="24"/>
         </w:rPr>
-        <w:t>Verify both NEURON and Anaconda are 64-bit</w:t>
-      </w:r>
-    </w:p>
-    <w:p>
-      <w:pPr>
-        <w:numPr>
-          <w:ilvl w:val="0"/>
-          <w:numId w:val="248"/>
-        </w:numPr>
-        <w:spacing w:before="100" w:beforeAutospacing="1" w:after="100" w:afterAutospacing="1" w:line="240" w:lineRule="auto"/>
-        <w:rPr>
-          <w:rFonts w:ascii="Times New Roman" w:eastAsia="Times New Roman" w:hAnsi="Times New Roman" w:cs="Times New Roman"/>
-          <w:sz w:val="24"/>
-          <w:szCs w:val="24"/>
-        </w:rPr>
-      </w:pPr>
-      <w:r>
-        <w:rPr>
-          <w:rFonts w:ascii="Times New Roman" w:eastAsia="Times New Roman" w:hAnsi="Times New Roman" w:cs="Times New Roman"/>
-          <w:sz w:val="24"/>
-          <w:szCs w:val="24"/>
-        </w:rPr>
-        <w:t>Check installation order (Anaconda first, then NEURON)</w:t>
-      </w:r>
-    </w:p>
-    <w:p>
-      <w:pPr>
-        <w:numPr>
-          <w:ilvl w:val="0"/>
-          <w:numId w:val="248"/>
-        </w:numPr>
-        <w:spacing w:before="100" w:beforeAutospacing="1" w:after="100" w:afterAutospacing="1" w:line="240" w:lineRule="auto"/>
-        <w:rPr>
-          <w:rFonts w:ascii="Times New Roman" w:eastAsia="Times New Roman" w:hAnsi="Times New Roman" w:cs="Times New Roman"/>
-          <w:sz w:val="24"/>
-          <w:szCs w:val="24"/>
-        </w:rPr>
-      </w:pPr>
-      <w:r>
-        <w:rPr>
-          <w:rFonts w:ascii="Times New Roman" w:eastAsia="Times New Roman" w:hAnsi="Times New Roman" w:cs="Times New Roman"/>
-          <w:sz w:val="24"/>
-          <w:szCs w:val="24"/>
-        </w:rPr>
-        <w:t xml:space="preserve">Verify Python from terminal: </w:t>
+        <w:t xml:space="preserve">Test NEURON with Python: </w:t>
       </w:r>
     </w:p>
     <w:p>
@@ -12385,22 +11878,235 @@
           <w:rFonts w:ascii="Courier New" w:eastAsia="Times New Roman" w:hAnsi="Courier New" w:cs="Courier New"/>
           <w:sz w:val="20"/>
           <w:szCs w:val="20"/>
-        </w:rPr>
-      </w:pPr>
+          <w:lang w:val="fr-FR"/>
+        </w:rPr>
+      </w:pPr>
+      <w:proofErr w:type="spellStart"/>
       <w:r>
         <w:rPr>
           <w:rFonts w:ascii="Courier New" w:eastAsia="Times New Roman" w:hAnsi="Courier New" w:cs="Courier New"/>
           <w:sz w:val="20"/>
           <w:szCs w:val="20"/>
-        </w:rPr>
-        <w:t>python --version</w:t>
+          <w:lang w:val="fr-FR"/>
+        </w:rPr>
+        <w:t>nrniv</w:t>
+      </w:r>
+      <w:proofErr w:type="spellEnd"/>
+      <w:r>
+        <w:rPr>
+          <w:rFonts w:ascii="Courier New" w:eastAsia="Times New Roman" w:hAnsi="Courier New" w:cs="Courier New"/>
+          <w:sz w:val="20"/>
+          <w:szCs w:val="20"/>
+          <w:lang w:val="fr-FR"/>
+        </w:rPr>
+        <w:t xml:space="preserve"> -python&gt;&gt;&gt; import </w:t>
+      </w:r>
+      <w:proofErr w:type="spellStart"/>
+      <w:r>
+        <w:rPr>
+          <w:rFonts w:ascii="Courier New" w:eastAsia="Times New Roman" w:hAnsi="Courier New" w:cs="Courier New"/>
+          <w:sz w:val="20"/>
+          <w:szCs w:val="20"/>
+          <w:lang w:val="fr-FR"/>
+        </w:rPr>
+        <w:t>sys</w:t>
+      </w:r>
+      <w:proofErr w:type="spellEnd"/>
+      <w:r>
+        <w:rPr>
+          <w:rFonts w:ascii="Courier New" w:eastAsia="Times New Roman" w:hAnsi="Courier New" w:cs="Courier New"/>
+          <w:sz w:val="20"/>
+          <w:szCs w:val="20"/>
+          <w:lang w:val="fr-FR"/>
+        </w:rPr>
+        <w:t xml:space="preserve">&gt;&gt;&gt; </w:t>
+      </w:r>
+      <w:proofErr w:type="spellStart"/>
+      <w:r>
+        <w:rPr>
+          <w:rFonts w:ascii="Courier New" w:eastAsia="Times New Roman" w:hAnsi="Courier New" w:cs="Courier New"/>
+          <w:sz w:val="20"/>
+          <w:szCs w:val="20"/>
+          <w:lang w:val="fr-FR"/>
+        </w:rPr>
+        <w:t>print</w:t>
+      </w:r>
+      <w:proofErr w:type="spellEnd"/>
+      <w:r>
+        <w:rPr>
+          <w:rFonts w:ascii="Courier New" w:eastAsia="Times New Roman" w:hAnsi="Courier New" w:cs="Courier New"/>
+          <w:sz w:val="20"/>
+          <w:szCs w:val="20"/>
+          <w:lang w:val="fr-FR"/>
+        </w:rPr>
+        <w:t>(</w:t>
+      </w:r>
+      <w:proofErr w:type="spellStart"/>
+      <w:r>
+        <w:rPr>
+          <w:rFonts w:ascii="Courier New" w:eastAsia="Times New Roman" w:hAnsi="Courier New" w:cs="Courier New"/>
+          <w:sz w:val="20"/>
+          <w:szCs w:val="20"/>
+          <w:lang w:val="fr-FR"/>
+        </w:rPr>
+        <w:t>sys.version</w:t>
+      </w:r>
+      <w:proofErr w:type="spellEnd"/>
+      <w:r>
+        <w:rPr>
+          <w:rFonts w:ascii="Courier New" w:eastAsia="Times New Roman" w:hAnsi="Courier New" w:cs="Courier New"/>
+          <w:sz w:val="20"/>
+          <w:szCs w:val="20"/>
+          <w:lang w:val="fr-FR"/>
+        </w:rPr>
+        <w:t xml:space="preserve">)&gt;&gt;&gt; </w:t>
+      </w:r>
+      <w:proofErr w:type="spellStart"/>
+      <w:r>
+        <w:rPr>
+          <w:rFonts w:ascii="Courier New" w:eastAsia="Times New Roman" w:hAnsi="Courier New" w:cs="Courier New"/>
+          <w:sz w:val="20"/>
+          <w:szCs w:val="20"/>
+          <w:lang w:val="fr-FR"/>
+        </w:rPr>
+        <w:t>quit</w:t>
+      </w:r>
+      <w:proofErr w:type="spellEnd"/>
+      <w:r>
+        <w:rPr>
+          <w:rFonts w:ascii="Courier New" w:eastAsia="Times New Roman" w:hAnsi="Courier New" w:cs="Courier New"/>
+          <w:sz w:val="20"/>
+          <w:szCs w:val="20"/>
+          <w:lang w:val="fr-FR"/>
+        </w:rPr>
+        <w:t>()</w:t>
       </w:r>
     </w:p>
     <w:p>
       <w:pPr>
+        <w:spacing w:before="100" w:beforeAutospacing="1" w:after="100" w:afterAutospacing="1" w:line="240" w:lineRule="auto"/>
+        <w:rPr>
+          <w:rFonts w:ascii="Times New Roman" w:eastAsia="Times New Roman" w:hAnsi="Times New Roman" w:cs="Times New Roman"/>
+          <w:sz w:val="24"/>
+          <w:szCs w:val="24"/>
+        </w:rPr>
+      </w:pPr>
+      <w:r>
+        <w:rPr>
+          <w:rFonts w:ascii="Times New Roman" w:eastAsia="Times New Roman" w:hAnsi="Times New Roman" w:cs="Times New Roman"/>
+          <w:b/>
+          <w:bCs/>
+          <w:sz w:val="24"/>
+          <w:szCs w:val="24"/>
+        </w:rPr>
+        <w:t>If still failing:</w:t>
+      </w:r>
+      <w:r>
+        <w:rPr>
+          <w:rFonts w:ascii="Times New Roman" w:eastAsia="Times New Roman" w:hAnsi="Times New Roman" w:cs="Times New Roman"/>
+          <w:sz w:val="24"/>
+          <w:szCs w:val="24"/>
+        </w:rPr>
+        <w:t xml:space="preserve"> Go to Category 3 and perform clean installation</w:t>
+      </w:r>
+    </w:p>
+    <w:p>
+      <w:pPr>
+        <w:spacing w:after="0" w:line="240" w:lineRule="auto"/>
+        <w:rPr>
+          <w:rFonts w:ascii="Times New Roman" w:eastAsia="Times New Roman" w:hAnsi="Times New Roman" w:cs="Times New Roman"/>
+          <w:sz w:val="24"/>
+          <w:szCs w:val="24"/>
+        </w:rPr>
+      </w:pPr>
+      <w:r>
+        <w:rPr>
+          <w:rFonts w:ascii="Times New Roman" w:eastAsia="Times New Roman" w:hAnsi="Times New Roman" w:cs="Times New Roman"/>
+          <w:sz w:val="24"/>
+          <w:szCs w:val="24"/>
+        </w:rPr>
+        <w:pict w14:anchorId="56104207">
+          <v:rect id="_x0000_i1226" style="width:0;height:1.5pt" o:hralign="center" o:hrstd="t" o:hr="t" fillcolor="#a0a0a0" stroked="f"/>
+        </w:pict>
+      </w:r>
+    </w:p>
+    <w:p>
+      <w:pPr>
+        <w:spacing w:before="100" w:beforeAutospacing="1" w:after="100" w:afterAutospacing="1" w:line="240" w:lineRule="auto"/>
+        <w:outlineLvl w:val="2"/>
+        <w:rPr>
+          <w:rFonts w:ascii="Times New Roman" w:eastAsia="Times New Roman" w:hAnsi="Times New Roman" w:cs="Times New Roman"/>
+          <w:bCs/>
+          <w:sz w:val="27"/>
+          <w:szCs w:val="27"/>
+        </w:rPr>
+      </w:pPr>
+      <w:bookmarkStart w:id="34" w:name="_Toc224559351"/>
+      <w:r>
+        <w:rPr>
+          <w:rFonts w:ascii="Times New Roman" w:eastAsia="Times New Roman" w:hAnsi="Times New Roman" w:cs="Times New Roman"/>
+          <w:bCs/>
+          <w:sz w:val="27"/>
+          <w:szCs w:val="27"/>
+        </w:rPr>
+        <w:t>Issue: "Module not found" errors</w:t>
+      </w:r>
+      <w:bookmarkEnd w:id="34"/>
+    </w:p>
+    <w:p>
+      <w:pPr>
+        <w:spacing w:before="100" w:beforeAutospacing="1" w:after="100" w:afterAutospacing="1" w:line="240" w:lineRule="auto"/>
+        <w:rPr>
+          <w:rFonts w:ascii="Times New Roman" w:eastAsia="Times New Roman" w:hAnsi="Times New Roman" w:cs="Times New Roman"/>
+          <w:sz w:val="24"/>
+          <w:szCs w:val="24"/>
+        </w:rPr>
+      </w:pPr>
+      <w:r>
+        <w:rPr>
+          <w:rFonts w:ascii="Times New Roman" w:eastAsia="Times New Roman" w:hAnsi="Times New Roman" w:cs="Times New Roman"/>
+          <w:b/>
+          <w:bCs/>
+          <w:sz w:val="24"/>
+          <w:szCs w:val="24"/>
+        </w:rPr>
+        <w:lastRenderedPageBreak/>
+        <w:t>Symptom:</w:t>
+      </w:r>
+      <w:r>
+        <w:rPr>
+          <w:rFonts w:ascii="Times New Roman" w:eastAsia="Times New Roman" w:hAnsi="Times New Roman" w:cs="Times New Roman"/>
+          <w:sz w:val="24"/>
+          <w:szCs w:val="24"/>
+        </w:rPr>
+        <w:t xml:space="preserve"> Python import errors when running BrainCell</w:t>
+      </w:r>
+    </w:p>
+    <w:p>
+      <w:pPr>
+        <w:spacing w:before="100" w:beforeAutospacing="1" w:after="100" w:afterAutospacing="1" w:line="240" w:lineRule="auto"/>
+        <w:rPr>
+          <w:rFonts w:ascii="Times New Roman" w:eastAsia="Times New Roman" w:hAnsi="Times New Roman" w:cs="Times New Roman"/>
+          <w:sz w:val="24"/>
+          <w:szCs w:val="24"/>
+        </w:rPr>
+      </w:pPr>
+      <w:r>
+        <w:rPr>
+          <w:rFonts w:ascii="Times New Roman" w:eastAsia="Times New Roman" w:hAnsi="Times New Roman" w:cs="Times New Roman"/>
+          <w:b/>
+          <w:bCs/>
+          <w:sz w:val="24"/>
+          <w:szCs w:val="24"/>
+        </w:rPr>
+        <w:t>Solutions:</w:t>
+      </w:r>
+    </w:p>
+    <w:p>
+      <w:pPr>
         <w:numPr>
           <w:ilvl w:val="0"/>
-          <w:numId w:val="248"/>
+          <w:numId w:val="249"/>
         </w:numPr>
         <w:spacing w:before="100" w:beforeAutospacing="1" w:after="100" w:afterAutospacing="1" w:line="240" w:lineRule="auto"/>
         <w:rPr>
@@ -12415,14 +12121,14 @@
           <w:sz w:val="24"/>
           <w:szCs w:val="24"/>
         </w:rPr>
-        <w:t xml:space="preserve">Test NEURON with Python: </w:t>
+        <w:t>Ensure you're using Anaconda's Python:</w:t>
       </w:r>
     </w:p>
     <w:p>
       <w:pPr>
         <w:numPr>
           <w:ilvl w:val="0"/>
-          <w:numId w:val="248"/>
+          <w:numId w:val="249"/>
         </w:numPr>
         <w:tabs>
           <w:tab w:val="clear" w:pos="720"/>
@@ -12448,250 +12154,15 @@
           <w:rFonts w:ascii="Courier New" w:eastAsia="Times New Roman" w:hAnsi="Courier New" w:cs="Courier New"/>
           <w:sz w:val="20"/>
           <w:szCs w:val="20"/>
-          <w:lang w:val="fr-FR"/>
-        </w:rPr>
-      </w:pPr>
-      <w:proofErr w:type="spellStart"/>
+        </w:rPr>
+      </w:pPr>
       <w:r>
         <w:rPr>
           <w:rFonts w:ascii="Courier New" w:eastAsia="Times New Roman" w:hAnsi="Courier New" w:cs="Courier New"/>
           <w:sz w:val="20"/>
           <w:szCs w:val="20"/>
-          <w:lang w:val="fr-FR"/>
-        </w:rPr>
-        <w:t>nrniv</w:t>
-      </w:r>
-      <w:proofErr w:type="spellEnd"/>
-      <w:r>
-        <w:rPr>
-          <w:rFonts w:ascii="Courier New" w:eastAsia="Times New Roman" w:hAnsi="Courier New" w:cs="Courier New"/>
-          <w:sz w:val="20"/>
-          <w:szCs w:val="20"/>
-          <w:lang w:val="fr-FR"/>
-        </w:rPr>
-        <w:t xml:space="preserve"> -python&gt;&gt;&gt; import </w:t>
-      </w:r>
-      <w:proofErr w:type="spellStart"/>
-      <w:r>
-        <w:rPr>
-          <w:rFonts w:ascii="Courier New" w:eastAsia="Times New Roman" w:hAnsi="Courier New" w:cs="Courier New"/>
-          <w:sz w:val="20"/>
-          <w:szCs w:val="20"/>
-          <w:lang w:val="fr-FR"/>
-        </w:rPr>
-        <w:t>sys</w:t>
-      </w:r>
-      <w:proofErr w:type="spellEnd"/>
-      <w:r>
-        <w:rPr>
-          <w:rFonts w:ascii="Courier New" w:eastAsia="Times New Roman" w:hAnsi="Courier New" w:cs="Courier New"/>
-          <w:sz w:val="20"/>
-          <w:szCs w:val="20"/>
-          <w:lang w:val="fr-FR"/>
-        </w:rPr>
-        <w:t xml:space="preserve">&gt;&gt;&gt; </w:t>
-      </w:r>
-      <w:proofErr w:type="spellStart"/>
-      <w:r>
-        <w:rPr>
-          <w:rFonts w:ascii="Courier New" w:eastAsia="Times New Roman" w:hAnsi="Courier New" w:cs="Courier New"/>
-          <w:sz w:val="20"/>
-          <w:szCs w:val="20"/>
-          <w:lang w:val="fr-FR"/>
-        </w:rPr>
-        <w:t>print</w:t>
-      </w:r>
-      <w:proofErr w:type="spellEnd"/>
-      <w:r>
-        <w:rPr>
-          <w:rFonts w:ascii="Courier New" w:eastAsia="Times New Roman" w:hAnsi="Courier New" w:cs="Courier New"/>
-          <w:sz w:val="20"/>
-          <w:szCs w:val="20"/>
-          <w:lang w:val="fr-FR"/>
-        </w:rPr>
-        <w:t>(</w:t>
-      </w:r>
-      <w:proofErr w:type="spellStart"/>
-      <w:r>
-        <w:rPr>
-          <w:rFonts w:ascii="Courier New" w:eastAsia="Times New Roman" w:hAnsi="Courier New" w:cs="Courier New"/>
-          <w:sz w:val="20"/>
-          <w:szCs w:val="20"/>
-          <w:lang w:val="fr-FR"/>
-        </w:rPr>
-        <w:t>sys.version</w:t>
-      </w:r>
-      <w:proofErr w:type="spellEnd"/>
-      <w:r>
-        <w:rPr>
-          <w:rFonts w:ascii="Courier New" w:eastAsia="Times New Roman" w:hAnsi="Courier New" w:cs="Courier New"/>
-          <w:sz w:val="20"/>
-          <w:szCs w:val="20"/>
-          <w:lang w:val="fr-FR"/>
-        </w:rPr>
-        <w:t xml:space="preserve">)&gt;&gt;&gt; </w:t>
-      </w:r>
-      <w:proofErr w:type="spellStart"/>
-      <w:r>
-        <w:rPr>
-          <w:rFonts w:ascii="Courier New" w:eastAsia="Times New Roman" w:hAnsi="Courier New" w:cs="Courier New"/>
-          <w:sz w:val="20"/>
-          <w:szCs w:val="20"/>
-          <w:lang w:val="fr-FR"/>
-        </w:rPr>
-        <w:t>quit</w:t>
-      </w:r>
-      <w:proofErr w:type="spellEnd"/>
-      <w:r>
-        <w:rPr>
-          <w:rFonts w:ascii="Courier New" w:eastAsia="Times New Roman" w:hAnsi="Courier New" w:cs="Courier New"/>
-          <w:sz w:val="20"/>
-          <w:szCs w:val="20"/>
-          <w:lang w:val="fr-FR"/>
-        </w:rPr>
-        <w:t>()</w:t>
-      </w:r>
-    </w:p>
-    <w:p>
-      <w:pPr>
-        <w:spacing w:before="100" w:beforeAutospacing="1" w:after="100" w:afterAutospacing="1" w:line="240" w:lineRule="auto"/>
-        <w:rPr>
-          <w:rFonts w:ascii="Times New Roman" w:eastAsia="Times New Roman" w:hAnsi="Times New Roman" w:cs="Times New Roman"/>
-          <w:sz w:val="24"/>
-          <w:szCs w:val="24"/>
-        </w:rPr>
-      </w:pPr>
-      <w:r>
-        <w:rPr>
-          <w:rFonts w:ascii="Times New Roman" w:eastAsia="Times New Roman" w:hAnsi="Times New Roman" w:cs="Times New Roman"/>
-          <w:b/>
-          <w:bCs/>
-          <w:sz w:val="24"/>
-          <w:szCs w:val="24"/>
-        </w:rPr>
-        <w:t>If still failing:</w:t>
-      </w:r>
-      <w:r>
-        <w:rPr>
-          <w:rFonts w:ascii="Times New Roman" w:eastAsia="Times New Roman" w:hAnsi="Times New Roman" w:cs="Times New Roman"/>
-          <w:sz w:val="24"/>
-          <w:szCs w:val="24"/>
-        </w:rPr>
-        <w:t xml:space="preserve"> Go to Category 3 and perform clean installation</w:t>
-      </w:r>
-    </w:p>
-    <w:p>
-      <w:pPr>
-        <w:spacing w:after="0" w:line="240" w:lineRule="auto"/>
-        <w:rPr>
-          <w:rFonts w:ascii="Times New Roman" w:eastAsia="Times New Roman" w:hAnsi="Times New Roman" w:cs="Times New Roman"/>
-          <w:sz w:val="24"/>
-          <w:szCs w:val="24"/>
-        </w:rPr>
-      </w:pPr>
-      <w:r>
-        <w:rPr>
-          <w:rFonts w:ascii="Times New Roman" w:eastAsia="Times New Roman" w:hAnsi="Times New Roman" w:cs="Times New Roman"/>
-          <w:sz w:val="24"/>
-          <w:szCs w:val="24"/>
-        </w:rPr>
-        <w:pict w14:anchorId="56104207">
-          <v:rect id="_x0000_i1226" style="width:0;height:1.5pt" o:hralign="center" o:hrstd="t" o:hr="t" fillcolor="#a0a0a0" stroked="f"/>
-        </w:pict>
-      </w:r>
-    </w:p>
-    <w:p>
-      <w:pPr>
-        <w:spacing w:before="100" w:beforeAutospacing="1" w:after="100" w:afterAutospacing="1" w:line="240" w:lineRule="auto"/>
-        <w:outlineLvl w:val="2"/>
-        <w:rPr>
-          <w:rFonts w:ascii="Times New Roman" w:eastAsia="Times New Roman" w:hAnsi="Times New Roman" w:cs="Times New Roman"/>
-          <w:bCs/>
-          <w:sz w:val="27"/>
-          <w:szCs w:val="27"/>
-        </w:rPr>
-      </w:pPr>
-      <w:bookmarkStart w:id="34" w:name="_Toc224559351"/>
-      <w:r>
-        <w:rPr>
-          <w:rFonts w:ascii="Times New Roman" w:eastAsia="Times New Roman" w:hAnsi="Times New Roman" w:cs="Times New Roman"/>
-          <w:bCs/>
-          <w:sz w:val="27"/>
-          <w:szCs w:val="27"/>
-        </w:rPr>
-        <w:t>Issue: "Module not found" errors</w:t>
-      </w:r>
-      <w:bookmarkEnd w:id="34"/>
-    </w:p>
-    <w:p>
-      <w:pPr>
-        <w:spacing w:before="100" w:beforeAutospacing="1" w:after="100" w:afterAutospacing="1" w:line="240" w:lineRule="auto"/>
-        <w:rPr>
-          <w:rFonts w:ascii="Times New Roman" w:eastAsia="Times New Roman" w:hAnsi="Times New Roman" w:cs="Times New Roman"/>
-          <w:sz w:val="24"/>
-          <w:szCs w:val="24"/>
-        </w:rPr>
-      </w:pPr>
-      <w:r>
-        <w:rPr>
-          <w:rFonts w:ascii="Times New Roman" w:eastAsia="Times New Roman" w:hAnsi="Times New Roman" w:cs="Times New Roman"/>
-          <w:b/>
-          <w:bCs/>
-          <w:sz w:val="24"/>
-          <w:szCs w:val="24"/>
-        </w:rPr>
-        <w:lastRenderedPageBreak/>
-        <w:t>Symptom:</w:t>
-      </w:r>
-      <w:r>
-        <w:rPr>
-          <w:rFonts w:ascii="Times New Roman" w:eastAsia="Times New Roman" w:hAnsi="Times New Roman" w:cs="Times New Roman"/>
-          <w:sz w:val="24"/>
-          <w:szCs w:val="24"/>
-        </w:rPr>
-        <w:t xml:space="preserve"> Python import errors when running BrainCell</w:t>
-      </w:r>
-    </w:p>
-    <w:p>
-      <w:pPr>
-        <w:spacing w:before="100" w:beforeAutospacing="1" w:after="100" w:afterAutospacing="1" w:line="240" w:lineRule="auto"/>
-        <w:rPr>
-          <w:rFonts w:ascii="Times New Roman" w:eastAsia="Times New Roman" w:hAnsi="Times New Roman" w:cs="Times New Roman"/>
-          <w:sz w:val="24"/>
-          <w:szCs w:val="24"/>
-        </w:rPr>
-      </w:pPr>
-      <w:r>
-        <w:rPr>
-          <w:rFonts w:ascii="Times New Roman" w:eastAsia="Times New Roman" w:hAnsi="Times New Roman" w:cs="Times New Roman"/>
-          <w:b/>
-          <w:bCs/>
-          <w:sz w:val="24"/>
-          <w:szCs w:val="24"/>
-        </w:rPr>
-        <w:t>Solutions:</w:t>
-      </w:r>
-    </w:p>
-    <w:p>
-      <w:pPr>
-        <w:numPr>
-          <w:ilvl w:val="0"/>
-          <w:numId w:val="249"/>
-        </w:numPr>
-        <w:spacing w:before="100" w:beforeAutospacing="1" w:after="100" w:afterAutospacing="1" w:line="240" w:lineRule="auto"/>
-        <w:rPr>
-          <w:rFonts w:ascii="Times New Roman" w:eastAsia="Times New Roman" w:hAnsi="Times New Roman" w:cs="Times New Roman"/>
-          <w:sz w:val="24"/>
-          <w:szCs w:val="24"/>
-        </w:rPr>
-      </w:pPr>
-      <w:r>
-        <w:rPr>
-          <w:rFonts w:ascii="Times New Roman" w:eastAsia="Times New Roman" w:hAnsi="Times New Roman" w:cs="Times New Roman"/>
-          <w:sz w:val="24"/>
-          <w:szCs w:val="24"/>
-        </w:rPr>
-        <w:t>Ensure you're using Anaconda's Python:</w:t>
+        </w:rPr>
+        <w:t>which python     # macOS/Linux</w:t>
       </w:r>
     </w:p>
     <w:p>
@@ -12732,7 +12203,48 @@
           <w:sz w:val="20"/>
           <w:szCs w:val="20"/>
         </w:rPr>
-        <w:t>which python     # macOS/Linux</w:t>
+        <w:t>where python     # Windows</w:t>
+      </w:r>
+    </w:p>
+    <w:p>
+      <w:pPr>
+        <w:spacing w:before="100" w:beforeAutospacing="1" w:after="100" w:afterAutospacing="1" w:line="240" w:lineRule="auto"/>
+        <w:ind w:left="720"/>
+        <w:rPr>
+          <w:rFonts w:ascii="Times New Roman" w:eastAsia="Times New Roman" w:hAnsi="Times New Roman" w:cs="Times New Roman"/>
+          <w:sz w:val="24"/>
+          <w:szCs w:val="24"/>
+        </w:rPr>
+      </w:pPr>
+      <w:r>
+        <w:rPr>
+          <w:rFonts w:ascii="Times New Roman" w:eastAsia="Times New Roman" w:hAnsi="Times New Roman" w:cs="Times New Roman"/>
+          <w:sz w:val="24"/>
+          <w:szCs w:val="24"/>
+        </w:rPr>
+        <w:t>Should point to Anaconda directory</w:t>
+      </w:r>
+    </w:p>
+    <w:p>
+      <w:pPr>
+        <w:numPr>
+          <w:ilvl w:val="0"/>
+          <w:numId w:val="249"/>
+        </w:numPr>
+        <w:spacing w:before="100" w:beforeAutospacing="1" w:after="100" w:afterAutospacing="1" w:line="240" w:lineRule="auto"/>
+        <w:rPr>
+          <w:rFonts w:ascii="Times New Roman" w:eastAsia="Times New Roman" w:hAnsi="Times New Roman" w:cs="Times New Roman"/>
+          <w:sz w:val="24"/>
+          <w:szCs w:val="24"/>
+        </w:rPr>
+      </w:pPr>
+      <w:r>
+        <w:rPr>
+          <w:rFonts w:ascii="Times New Roman" w:eastAsia="Times New Roman" w:hAnsi="Times New Roman" w:cs="Times New Roman"/>
+          <w:sz w:val="24"/>
+          <w:szCs w:val="24"/>
+        </w:rPr>
+        <w:t>Install missing packages:</w:t>
       </w:r>
     </w:p>
     <w:p>
@@ -12767,33 +12279,52 @@
           <w:szCs w:val="20"/>
         </w:rPr>
       </w:pPr>
+      <w:proofErr w:type="spellStart"/>
       <w:r>
         <w:rPr>
           <w:rFonts w:ascii="Courier New" w:eastAsia="Times New Roman" w:hAnsi="Courier New" w:cs="Courier New"/>
           <w:sz w:val="20"/>
           <w:szCs w:val="20"/>
         </w:rPr>
-        <w:t>where python     # Windows</w:t>
-      </w:r>
-    </w:p>
-    <w:p>
-      <w:pPr>
-        <w:spacing w:before="100" w:beforeAutospacing="1" w:after="100" w:afterAutospacing="1" w:line="240" w:lineRule="auto"/>
-        <w:ind w:left="720"/>
-        <w:rPr>
-          <w:rFonts w:ascii="Times New Roman" w:eastAsia="Times New Roman" w:hAnsi="Times New Roman" w:cs="Times New Roman"/>
-          <w:sz w:val="24"/>
-          <w:szCs w:val="24"/>
-        </w:rPr>
-      </w:pPr>
-      <w:r>
-        <w:rPr>
-          <w:rFonts w:ascii="Times New Roman" w:eastAsia="Times New Roman" w:hAnsi="Times New Roman" w:cs="Times New Roman"/>
-          <w:sz w:val="24"/>
-          <w:szCs w:val="24"/>
-        </w:rPr>
-        <w:t>Should point to Anaconda directory</w:t>
-      </w:r>
+        <w:t>conda</w:t>
+      </w:r>
+      <w:proofErr w:type="spellEnd"/>
+      <w:r>
+        <w:rPr>
+          <w:rFonts w:ascii="Courier New" w:eastAsia="Times New Roman" w:hAnsi="Courier New" w:cs="Courier New"/>
+          <w:sz w:val="20"/>
+          <w:szCs w:val="20"/>
+        </w:rPr>
+        <w:t xml:space="preserve"> install </w:t>
+      </w:r>
+      <w:proofErr w:type="spellStart"/>
+      <w:r>
+        <w:rPr>
+          <w:rFonts w:ascii="Courier New" w:eastAsia="Times New Roman" w:hAnsi="Courier New" w:cs="Courier New"/>
+          <w:sz w:val="20"/>
+          <w:szCs w:val="20"/>
+        </w:rPr>
+        <w:t>numpy</w:t>
+      </w:r>
+      <w:proofErr w:type="spellEnd"/>
+      <w:r>
+        <w:rPr>
+          <w:rFonts w:ascii="Courier New" w:eastAsia="Times New Roman" w:hAnsi="Courier New" w:cs="Courier New"/>
+          <w:sz w:val="20"/>
+          <w:szCs w:val="20"/>
+        </w:rPr>
+        <w:t xml:space="preserve"> matplotlib </w:t>
+      </w:r>
+      <w:proofErr w:type="spellStart"/>
+      <w:r>
+        <w:rPr>
+          <w:rFonts w:ascii="Courier New" w:eastAsia="Times New Roman" w:hAnsi="Courier New" w:cs="Courier New"/>
+          <w:sz w:val="20"/>
+          <w:szCs w:val="20"/>
+        </w:rPr>
+        <w:t>scipy</w:t>
+      </w:r>
+      <w:proofErr w:type="spellEnd"/>
     </w:p>
     <w:p>
       <w:pPr>
@@ -12814,7 +12345,7 @@
           <w:sz w:val="24"/>
           <w:szCs w:val="24"/>
         </w:rPr>
-        <w:t>Install missing packages:</w:t>
+        <w:t>Verify NEURON Python module:</w:t>
       </w:r>
     </w:p>
     <w:p>
@@ -12847,60 +12378,158 @@
           <w:rFonts w:ascii="Courier New" w:eastAsia="Times New Roman" w:hAnsi="Courier New" w:cs="Courier New"/>
           <w:sz w:val="20"/>
           <w:szCs w:val="20"/>
-        </w:rPr>
-      </w:pPr>
-      <w:proofErr w:type="spellStart"/>
+          <w:lang w:val="fr-FR"/>
+        </w:rPr>
+      </w:pPr>
       <w:r>
         <w:rPr>
           <w:rFonts w:ascii="Courier New" w:eastAsia="Times New Roman" w:hAnsi="Courier New" w:cs="Courier New"/>
           <w:sz w:val="20"/>
           <w:szCs w:val="20"/>
-        </w:rPr>
-        <w:t>conda</w:t>
-      </w:r>
-      <w:proofErr w:type="spellEnd"/>
+          <w:lang w:val="fr-FR"/>
+        </w:rPr>
+        <w:t xml:space="preserve">python -c "import </w:t>
+      </w:r>
+      <w:proofErr w:type="spellStart"/>
       <w:r>
         <w:rPr>
           <w:rFonts w:ascii="Courier New" w:eastAsia="Times New Roman" w:hAnsi="Courier New" w:cs="Courier New"/>
           <w:sz w:val="20"/>
           <w:szCs w:val="20"/>
-        </w:rPr>
-        <w:t xml:space="preserve"> install </w:t>
-      </w:r>
-      <w:proofErr w:type="spellStart"/>
+          <w:lang w:val="fr-FR"/>
+        </w:rPr>
+        <w:t>neuron</w:t>
+      </w:r>
+      <w:proofErr w:type="spellEnd"/>
       <w:r>
         <w:rPr>
           <w:rFonts w:ascii="Courier New" w:eastAsia="Times New Roman" w:hAnsi="Courier New" w:cs="Courier New"/>
           <w:sz w:val="20"/>
           <w:szCs w:val="20"/>
-        </w:rPr>
-        <w:t>numpy</w:t>
-      </w:r>
-      <w:proofErr w:type="spellEnd"/>
+          <w:lang w:val="fr-FR"/>
+        </w:rPr>
+        <w:t xml:space="preserve">; </w:t>
+      </w:r>
+      <w:proofErr w:type="spellStart"/>
       <w:r>
         <w:rPr>
           <w:rFonts w:ascii="Courier New" w:eastAsia="Times New Roman" w:hAnsi="Courier New" w:cs="Courier New"/>
           <w:sz w:val="20"/>
           <w:szCs w:val="20"/>
-        </w:rPr>
-        <w:t xml:space="preserve"> matplotlib </w:t>
-      </w:r>
-      <w:proofErr w:type="spellStart"/>
+          <w:lang w:val="fr-FR"/>
+        </w:rPr>
+        <w:t>print</w:t>
+      </w:r>
+      <w:proofErr w:type="spellEnd"/>
       <w:r>
         <w:rPr>
           <w:rFonts w:ascii="Courier New" w:eastAsia="Times New Roman" w:hAnsi="Courier New" w:cs="Courier New"/>
           <w:sz w:val="20"/>
           <w:szCs w:val="20"/>
-        </w:rPr>
-        <w:t>scipy</w:t>
+          <w:lang w:val="fr-FR"/>
+        </w:rPr>
+        <w:t>(</w:t>
+      </w:r>
+      <w:proofErr w:type="spellStart"/>
+      <w:r>
+        <w:rPr>
+          <w:rFonts w:ascii="Courier New" w:eastAsia="Times New Roman" w:hAnsi="Courier New" w:cs="Courier New"/>
+          <w:sz w:val="20"/>
+          <w:szCs w:val="20"/>
+          <w:lang w:val="fr-FR"/>
+        </w:rPr>
+        <w:t>neuron</w:t>
       </w:r>
       <w:proofErr w:type="spellEnd"/>
+      <w:r>
+        <w:rPr>
+          <w:rFonts w:ascii="Courier New" w:eastAsia="Times New Roman" w:hAnsi="Courier New" w:cs="Courier New"/>
+          <w:sz w:val="20"/>
+          <w:szCs w:val="20"/>
+          <w:lang w:val="fr-FR"/>
+        </w:rPr>
+        <w:t>.__version__)"</w:t>
+      </w:r>
     </w:p>
     <w:p>
       <w:pPr>
+        <w:spacing w:after="0" w:line="240" w:lineRule="auto"/>
+        <w:rPr>
+          <w:rFonts w:ascii="Times New Roman" w:eastAsia="Times New Roman" w:hAnsi="Times New Roman" w:cs="Times New Roman"/>
+          <w:sz w:val="24"/>
+          <w:szCs w:val="24"/>
+        </w:rPr>
+      </w:pPr>
+      <w:r>
+        <w:rPr>
+          <w:rFonts w:ascii="Times New Roman" w:eastAsia="Times New Roman" w:hAnsi="Times New Roman" w:cs="Times New Roman"/>
+          <w:sz w:val="24"/>
+          <w:szCs w:val="24"/>
+        </w:rPr>
+        <w:pict w14:anchorId="48C1E900">
+          <v:rect id="_x0000_i1227" style="width:0;height:1.5pt" o:hralign="center" o:hrstd="t" o:hr="t" fillcolor="#a0a0a0" stroked="f"/>
+        </w:pict>
+      </w:r>
+    </w:p>
+    <w:p>
+      <w:pPr>
+        <w:pStyle w:val="Heading4"/>
+        <w:rPr>
+          <w:rFonts w:eastAsia="Times New Roman"/>
+        </w:rPr>
+      </w:pPr>
+      <w:r>
+        <w:rPr>
+          <w:rFonts w:eastAsia="Times New Roman"/>
+        </w:rPr>
+        <w:t>Issue: Permission errors (macOS/Linux)</w:t>
+      </w:r>
+    </w:p>
+    <w:p>
+      <w:pPr>
+        <w:spacing w:before="100" w:beforeAutospacing="1" w:after="100" w:afterAutospacing="1" w:line="240" w:lineRule="auto"/>
+        <w:rPr>
+          <w:rFonts w:ascii="Times New Roman" w:eastAsia="Times New Roman" w:hAnsi="Times New Roman" w:cs="Times New Roman"/>
+          <w:sz w:val="24"/>
+          <w:szCs w:val="24"/>
+        </w:rPr>
+      </w:pPr>
+      <w:r>
+        <w:rPr>
+          <w:rFonts w:ascii="Times New Roman" w:eastAsia="Times New Roman" w:hAnsi="Times New Roman" w:cs="Times New Roman"/>
+          <w:b/>
+          <w:bCs/>
+          <w:sz w:val="24"/>
+          <w:szCs w:val="24"/>
+        </w:rPr>
+        <w:t xml:space="preserve">Symptom: "Permission denied" when reading or writing files in the BrainCell directory</w:t>
+      </w:r>
+    </w:p>
+    <w:p>
+      <w:pPr>
+        <w:spacing w:before="100" w:beforeAutospacing="1" w:after="100" w:afterAutospacing="1" w:line="240" w:lineRule="auto"/>
+        <w:rPr>
+          <w:rFonts w:ascii="Times New Roman" w:eastAsia="Times New Roman" w:hAnsi="Times New Roman" w:cs="Times New Roman"/>
+          <w:sz w:val="24"/>
+          <w:szCs w:val="24"/>
+        </w:rPr>
+      </w:pPr>
+      <w:r>
+        <w:rPr>
+          <w:rFonts w:ascii="Times New Roman" w:eastAsia="Times New Roman" w:hAnsi="Times New Roman" w:cs="Times New Roman"/>
+          <w:b/>
+          <w:bCs/>
+          <w:sz w:val="24"/>
+          <w:szCs w:val="24"/>
+        </w:rPr>
+        <w:t>Solutions:</w:t>
+      </w:r>
+    </w:p>
+    <w:p>
+      <w:pPr>
         <w:numPr>
           <w:ilvl w:val="0"/>
-          <w:numId w:val="249"/>
+          <w:numId w:val="250"/>
         </w:numPr>
         <w:spacing w:before="100" w:beforeAutospacing="1" w:after="100" w:afterAutospacing="1" w:line="240" w:lineRule="auto"/>
         <w:rPr>
@@ -12915,14 +12544,14 @@
           <w:sz w:val="24"/>
           <w:szCs w:val="24"/>
         </w:rPr>
-        <w:t>Verify NEURON Python module:</w:t>
+        <w:t>Check file ownership:</w:t>
       </w:r>
     </w:p>
     <w:p>
       <w:pPr>
         <w:numPr>
           <w:ilvl w:val="0"/>
-          <w:numId w:val="249"/>
+          <w:numId w:val="250"/>
         </w:numPr>
         <w:tabs>
           <w:tab w:val="clear" w:pos="720"/>
@@ -12948,7 +12577,6 @@
           <w:rFonts w:ascii="Courier New" w:eastAsia="Times New Roman" w:hAnsi="Courier New" w:cs="Courier New"/>
           <w:sz w:val="20"/>
           <w:szCs w:val="20"/>
-          <w:lang w:val="fr-FR"/>
         </w:rPr>
       </w:pPr>
       <w:r>
@@ -12956,151 +12584,27 @@
           <w:rFonts w:ascii="Courier New" w:eastAsia="Times New Roman" w:hAnsi="Courier New" w:cs="Courier New"/>
           <w:sz w:val="20"/>
           <w:szCs w:val="20"/>
-          <w:lang w:val="fr-FR"/>
-        </w:rPr>
-        <w:t xml:space="preserve">python -c "import </w:t>
-      </w:r>
-      <w:proofErr w:type="spellStart"/>
-      <w:r>
-        <w:rPr>
-          <w:rFonts w:ascii="Courier New" w:eastAsia="Times New Roman" w:hAnsi="Courier New" w:cs="Courier New"/>
-          <w:sz w:val="20"/>
-          <w:szCs w:val="20"/>
-          <w:lang w:val="fr-FR"/>
-        </w:rPr>
-        <w:t>neuron</w:t>
-      </w:r>
-      <w:proofErr w:type="spellEnd"/>
-      <w:r>
-        <w:rPr>
-          <w:rFonts w:ascii="Courier New" w:eastAsia="Times New Roman" w:hAnsi="Courier New" w:cs="Courier New"/>
-          <w:sz w:val="20"/>
-          <w:szCs w:val="20"/>
-          <w:lang w:val="fr-FR"/>
-        </w:rPr>
-        <w:t xml:space="preserve">; </w:t>
-      </w:r>
-      <w:proofErr w:type="spellStart"/>
-      <w:r>
-        <w:rPr>
-          <w:rFonts w:ascii="Courier New" w:eastAsia="Times New Roman" w:hAnsi="Courier New" w:cs="Courier New"/>
-          <w:sz w:val="20"/>
-          <w:szCs w:val="20"/>
-          <w:lang w:val="fr-FR"/>
-        </w:rPr>
-        <w:t>print</w:t>
-      </w:r>
-      <w:proofErr w:type="spellEnd"/>
-      <w:r>
-        <w:rPr>
-          <w:rFonts w:ascii="Courier New" w:eastAsia="Times New Roman" w:hAnsi="Courier New" w:cs="Courier New"/>
-          <w:sz w:val="20"/>
-          <w:szCs w:val="20"/>
-          <w:lang w:val="fr-FR"/>
-        </w:rPr>
-        <w:t>(</w:t>
-      </w:r>
-      <w:proofErr w:type="spellStart"/>
-      <w:r>
-        <w:rPr>
-          <w:rFonts w:ascii="Courier New" w:eastAsia="Times New Roman" w:hAnsi="Courier New" w:cs="Courier New"/>
-          <w:sz w:val="20"/>
-          <w:szCs w:val="20"/>
-          <w:lang w:val="fr-FR"/>
-        </w:rPr>
-        <w:t>neuron</w:t>
-      </w:r>
-      <w:proofErr w:type="spellEnd"/>
-      <w:r>
-        <w:rPr>
-          <w:rFonts w:ascii="Courier New" w:eastAsia="Times New Roman" w:hAnsi="Courier New" w:cs="Courier New"/>
-          <w:sz w:val="20"/>
-          <w:szCs w:val="20"/>
-          <w:lang w:val="fr-FR"/>
-        </w:rPr>
-        <w:t>.__version__)"</w:t>
+        </w:rPr>
+        <w:t>ls -la</w:t>
       </w:r>
     </w:p>
     <w:p>
       <w:pPr>
-        <w:spacing w:after="0" w:line="240" w:lineRule="auto"/>
-        <w:rPr>
-          <w:rFonts w:ascii="Times New Roman" w:eastAsia="Times New Roman" w:hAnsi="Times New Roman" w:cs="Times New Roman"/>
-          <w:sz w:val="24"/>
-          <w:szCs w:val="24"/>
-        </w:rPr>
-      </w:pPr>
-      <w:r>
-        <w:rPr>
-          <w:rFonts w:ascii="Times New Roman" w:eastAsia="Times New Roman" w:hAnsi="Times New Roman" w:cs="Times New Roman"/>
-          <w:sz w:val="24"/>
-          <w:szCs w:val="24"/>
-        </w:rPr>
-        <w:pict w14:anchorId="48C1E900">
-          <v:rect id="_x0000_i1227" style="width:0;height:1.5pt" o:hralign="center" o:hrstd="t" o:hr="t" fillcolor="#a0a0a0" stroked="f"/>
-        </w:pict>
-      </w:r>
-    </w:p>
-    <w:p>
-      <w:pPr>
-        <w:pStyle w:val="Heading4"/>
-        <w:rPr>
-          <w:rFonts w:eastAsia="Times New Roman"/>
-        </w:rPr>
-      </w:pPr>
-      <w:r>
-        <w:rPr>
-          <w:rFonts w:eastAsia="Times New Roman"/>
-        </w:rPr>
-        <w:t>Issue: Permission errors (macOS/Linux)</w:t>
-      </w:r>
-    </w:p>
-    <w:p>
-      <w:pPr>
         <w:spacing w:before="100" w:beforeAutospacing="1" w:after="100" w:afterAutospacing="1" w:line="240" w:lineRule="auto"/>
-        <w:rPr>
-          <w:rFonts w:ascii="Times New Roman" w:eastAsia="Times New Roman" w:hAnsi="Times New Roman" w:cs="Times New Roman"/>
-          <w:sz w:val="24"/>
-          <w:szCs w:val="24"/>
-        </w:rPr>
-      </w:pPr>
-      <w:r>
-        <w:rPr>
-          <w:rFonts w:ascii="Times New Roman" w:eastAsia="Times New Roman" w:hAnsi="Times New Roman" w:cs="Times New Roman"/>
-          <w:b/>
-          <w:bCs/>
-          <w:sz w:val="24"/>
-          <w:szCs w:val="24"/>
-        </w:rPr>
-        <w:t>Symptom:</w:t>
-      </w:r>
-      <w:r>
-        <w:rPr>
-          <w:rFonts w:ascii="Times New Roman" w:eastAsia="Times New Roman" w:hAnsi="Times New Roman" w:cs="Times New Roman"/>
-          <w:sz w:val="24"/>
-          <w:szCs w:val="24"/>
-        </w:rPr>
-        <w:t xml:space="preserve"> "Permission denied" when running scripts</w:t>
-      </w:r>
-    </w:p>
-    <w:p>
-      <w:pPr>
-        <w:spacing w:before="100" w:beforeAutospacing="1" w:after="100" w:afterAutospacing="1" w:line="240" w:lineRule="auto"/>
-        <w:rPr>
-          <w:rFonts w:ascii="Times New Roman" w:eastAsia="Times New Roman" w:hAnsi="Times New Roman" w:cs="Times New Roman"/>
-          <w:sz w:val="24"/>
-          <w:szCs w:val="24"/>
-        </w:rPr>
-      </w:pPr>
-      <w:r>
-        <w:rPr>
-          <w:rFonts w:ascii="Times New Roman" w:eastAsia="Times New Roman" w:hAnsi="Times New Roman" w:cs="Times New Roman"/>
-          <w:b/>
-          <w:bCs/>
-          <w:sz w:val="24"/>
-          <w:szCs w:val="24"/>
-        </w:rPr>
-        <w:t>Solutions:</w:t>
+        <w:ind w:left="720"/>
+        <w:rPr>
+          <w:rFonts w:ascii="Times New Roman" w:eastAsia="Times New Roman" w:hAnsi="Times New Roman" w:cs="Times New Roman"/>
+          <w:sz w:val="24"/>
+          <w:szCs w:val="24"/>
+        </w:rPr>
+      </w:pPr>
+      <w:r>
+        <w:rPr>
+          <w:rFonts w:ascii="Times New Roman" w:eastAsia="Times New Roman" w:hAnsi="Times New Roman" w:cs="Times New Roman"/>
+          <w:sz w:val="24"/>
+          <w:szCs w:val="24"/>
+        </w:rPr>
+        <w:t>Files should be owned by your user, not root</w:t>
       </w:r>
     </w:p>
     <w:p>
@@ -13122,7 +12626,7 @@
           <w:sz w:val="24"/>
           <w:szCs w:val="24"/>
         </w:rPr>
-        <w:t>Make all scripts executable:</w:t>
+        <w:t>If files are owned by root:</w:t>
       </w:r>
     </w:p>
     <w:p>
@@ -13164,7 +12668,7 @@
           <w:sz w:val="20"/>
           <w:szCs w:val="20"/>
         </w:rPr>
-        <w:t>chmod</w:t>
+        <w:t>sudo</w:t>
       </w:r>
       <w:proofErr w:type="spellEnd"/>
       <w:r>
@@ -13173,7 +12677,7 @@
           <w:sz w:val="20"/>
           <w:szCs w:val="20"/>
         </w:rPr>
-        <w:t xml:space="preserve"> +x *.</w:t>
+        <w:t xml:space="preserve"> </w:t>
       </w:r>
       <w:proofErr w:type="spellStart"/>
       <w:r>
@@ -13182,7 +12686,7 @@
           <w:sz w:val="20"/>
           <w:szCs w:val="20"/>
         </w:rPr>
-        <w:t>sh</w:t>
+        <w:t>chown</w:t>
       </w:r>
       <w:proofErr w:type="spellEnd"/>
       <w:r>
@@ -13191,14 +12695,87 @@
           <w:sz w:val="20"/>
           <w:szCs w:val="20"/>
         </w:rPr>
-        <w:t xml:space="preserve"> *.hoc</w:t>
+        <w:t xml:space="preserve"> -R $USER:$USER ~/braincell</w:t>
       </w:r>
     </w:p>
     <w:p>
       <w:pPr>
+        <w:spacing w:after="0" w:line="240" w:lineRule="auto"/>
+        <w:rPr>
+          <w:rFonts w:ascii="Times New Roman" w:eastAsia="Times New Roman" w:hAnsi="Times New Roman" w:cs="Times New Roman"/>
+          <w:sz w:val="24"/>
+          <w:szCs w:val="24"/>
+        </w:rPr>
+      </w:pPr>
+      <w:r>
+        <w:rPr>
+          <w:rFonts w:ascii="Times New Roman" w:eastAsia="Times New Roman" w:hAnsi="Times New Roman" w:cs="Times New Roman"/>
+          <w:sz w:val="24"/>
+          <w:szCs w:val="24"/>
+        </w:rPr>
+        <w:pict w14:anchorId="52147266">
+          <v:rect id="_x0000_i1228" style="width:0;height:1.5pt" o:hralign="center" o:hrstd="t" o:hr="t" fillcolor="#a0a0a0" stroked="f"/>
+        </w:pict>
+      </w:r>
+    </w:p>
+    <w:p>
+      <w:pPr>
+        <w:pStyle w:val="Heading2"/>
+      </w:pPr>
+      <w:bookmarkStart w:id="35" w:name="_Toc224559352"/>
+      <w:r>
+        <w:t>Platform-Specific Issues</w:t>
+      </w:r>
+      <w:bookmarkEnd w:id="35"/>
+    </w:p>
+    <w:p>
+      <w:pPr>
+        <w:spacing w:before="100" w:beforeAutospacing="1" w:after="100" w:afterAutospacing="1" w:line="240" w:lineRule="auto"/>
+        <w:outlineLvl w:val="2"/>
+        <w:rPr>
+          <w:rFonts w:ascii="Times New Roman" w:eastAsia="Times New Roman" w:hAnsi="Times New Roman" w:cs="Times New Roman"/>
+          <w:bCs/>
+          <w:sz w:val="27"/>
+          <w:szCs w:val="27"/>
+        </w:rPr>
+      </w:pPr>
+      <w:bookmarkStart w:id="36" w:name="_Toc224559353"/>
+      <w:r>
+        <w:rPr>
+          <w:rFonts w:ascii="Times New Roman" w:eastAsia="Times New Roman" w:hAnsi="Times New Roman" w:cs="Times New Roman"/>
+          <w:bCs/>
+          <w:sz w:val="27"/>
+          <w:szCs w:val="27"/>
+        </w:rPr>
+        <w:t>macOS: Apple Silicon (M1/M2/M3) Compatibility</w:t>
+      </w:r>
+      <w:bookmarkEnd w:id="36"/>
+    </w:p>
+    <w:p>
+      <w:pPr>
+        <w:spacing w:before="100" w:beforeAutospacing="1" w:after="100" w:afterAutospacing="1" w:line="240" w:lineRule="auto"/>
+        <w:rPr>
+          <w:rFonts w:ascii="Times New Roman" w:eastAsia="Times New Roman" w:hAnsi="Times New Roman" w:cs="Times New Roman"/>
+          <w:sz w:val="24"/>
+          <w:szCs w:val="24"/>
+        </w:rPr>
+      </w:pPr>
+      <w:r>
+        <w:rPr>
+          <w:rFonts w:ascii="Times New Roman" w:eastAsia="Times New Roman" w:hAnsi="Times New Roman" w:cs="Times New Roman"/>
+          <w:b/>
+          <w:bCs/>
+          <w:sz w:val="24"/>
+          <w:szCs w:val="24"/>
+        </w:rPr>
+        <w:t>If BrainCell doesn't work on Apple Silicon:</w:t>
+      </w:r>
+    </w:p>
+    <w:p>
+      <w:pPr>
         <w:numPr>
           <w:ilvl w:val="0"/>
-          <w:numId w:val="250"/>
+          <w:numId w:val="251"/>
         </w:numPr>
         <w:spacing w:before="100" w:beforeAutospacing="1" w:after="100" w:afterAutospacing="1" w:line="240" w:lineRule="auto"/>
         <w:rPr>
@@ -13213,14 +12790,14 @@
           <w:sz w:val="24"/>
           <w:szCs w:val="24"/>
         </w:rPr>
-        <w:t>Check file ownership:</w:t>
+        <w:t>Install Rosetta 2:</w:t>
       </w:r>
     </w:p>
     <w:p>
       <w:pPr>
         <w:numPr>
           <w:ilvl w:val="0"/>
-          <w:numId w:val="250"/>
+          <w:numId w:val="251"/>
         </w:numPr>
         <w:tabs>
           <w:tab w:val="clear" w:pos="720"/>
@@ -13248,39 +12825,62 @@
           <w:szCs w:val="20"/>
         </w:rPr>
       </w:pPr>
+      <w:proofErr w:type="spellStart"/>
       <w:r>
         <w:rPr>
           <w:rFonts w:ascii="Courier New" w:eastAsia="Times New Roman" w:hAnsi="Courier New" w:cs="Courier New"/>
           <w:sz w:val="20"/>
           <w:szCs w:val="20"/>
         </w:rPr>
-        <w:t>ls -la</w:t>
-      </w:r>
+        <w:t>softwareupdate</w:t>
+      </w:r>
+      <w:proofErr w:type="spellEnd"/>
+      <w:r>
+        <w:rPr>
+          <w:rFonts w:ascii="Courier New" w:eastAsia="Times New Roman" w:hAnsi="Courier New" w:cs="Courier New"/>
+          <w:sz w:val="20"/>
+          <w:szCs w:val="20"/>
+        </w:rPr>
+        <w:t xml:space="preserve"> --install-</w:t>
+      </w:r>
+      <w:proofErr w:type="spellStart"/>
+      <w:r>
+        <w:rPr>
+          <w:rFonts w:ascii="Courier New" w:eastAsia="Times New Roman" w:hAnsi="Courier New" w:cs="Courier New"/>
+          <w:sz w:val="20"/>
+          <w:szCs w:val="20"/>
+        </w:rPr>
+        <w:t>rosetta</w:t>
+      </w:r>
+      <w:proofErr w:type="spellEnd"/>
     </w:p>
     <w:p>
       <w:pPr>
+        <w:numPr>
+          <w:ilvl w:val="0"/>
+          <w:numId w:val="251"/>
+        </w:numPr>
         <w:spacing w:before="100" w:beforeAutospacing="1" w:after="100" w:afterAutospacing="1" w:line="240" w:lineRule="auto"/>
-        <w:ind w:left="720"/>
-        <w:rPr>
-          <w:rFonts w:ascii="Times New Roman" w:eastAsia="Times New Roman" w:hAnsi="Times New Roman" w:cs="Times New Roman"/>
-          <w:sz w:val="24"/>
-          <w:szCs w:val="24"/>
-        </w:rPr>
-      </w:pPr>
-      <w:r>
-        <w:rPr>
-          <w:rFonts w:ascii="Times New Roman" w:eastAsia="Times New Roman" w:hAnsi="Times New Roman" w:cs="Times New Roman"/>
-          <w:sz w:val="24"/>
-          <w:szCs w:val="24"/>
-        </w:rPr>
-        <w:t>Files should be owned by your user, not root</w:t>
+        <w:rPr>
+          <w:rFonts w:ascii="Times New Roman" w:eastAsia="Times New Roman" w:hAnsi="Times New Roman" w:cs="Times New Roman"/>
+          <w:sz w:val="24"/>
+          <w:szCs w:val="24"/>
+        </w:rPr>
+      </w:pPr>
+      <w:r>
+        <w:rPr>
+          <w:rFonts w:ascii="Times New Roman" w:eastAsia="Times New Roman" w:hAnsi="Times New Roman" w:cs="Times New Roman"/>
+          <w:sz w:val="24"/>
+          <w:szCs w:val="24"/>
+        </w:rPr>
+        <w:t>Use x86_64 versions of Anaconda and NEURON</w:t>
       </w:r>
     </w:p>
     <w:p>
       <w:pPr>
         <w:numPr>
           <w:ilvl w:val="0"/>
-          <w:numId w:val="250"/>
+          <w:numId w:val="251"/>
         </w:numPr>
         <w:spacing w:before="100" w:beforeAutospacing="1" w:after="100" w:afterAutospacing="1" w:line="240" w:lineRule="auto"/>
         <w:rPr>
@@ -13295,14 +12895,14 @@
           <w:sz w:val="24"/>
           <w:szCs w:val="24"/>
         </w:rPr>
-        <w:t>If files are owned by root:</w:t>
+        <w:t>Run Python in Rosetta mode:</w:t>
       </w:r>
     </w:p>
     <w:p>
       <w:pPr>
         <w:numPr>
           <w:ilvl w:val="0"/>
-          <w:numId w:val="250"/>
+          <w:numId w:val="251"/>
         </w:numPr>
         <w:tabs>
           <w:tab w:val="clear" w:pos="720"/>
@@ -13330,72 +12930,14 @@
           <w:szCs w:val="20"/>
         </w:rPr>
       </w:pPr>
-      <w:proofErr w:type="spellStart"/>
       <w:r>
         <w:rPr>
           <w:rFonts w:ascii="Courier New" w:eastAsia="Times New Roman" w:hAnsi="Courier New" w:cs="Courier New"/>
           <w:sz w:val="20"/>
           <w:szCs w:val="20"/>
         </w:rPr>
-        <w:t>sudo</w:t>
-      </w:r>
-      <w:proofErr w:type="spellEnd"/>
-      <w:r>
-        <w:rPr>
-          <w:rFonts w:ascii="Courier New" w:eastAsia="Times New Roman" w:hAnsi="Courier New" w:cs="Courier New"/>
-          <w:sz w:val="20"/>
-          <w:szCs w:val="20"/>
-        </w:rPr>
-        <w:t xml:space="preserve"> </w:t>
-      </w:r>
-      <w:proofErr w:type="spellStart"/>
-      <w:r>
-        <w:rPr>
-          <w:rFonts w:ascii="Courier New" w:eastAsia="Times New Roman" w:hAnsi="Courier New" w:cs="Courier New"/>
-          <w:sz w:val="20"/>
-          <w:szCs w:val="20"/>
-        </w:rPr>
-        <w:t>chown</w:t>
-      </w:r>
-      <w:proofErr w:type="spellEnd"/>
-      <w:r>
-        <w:rPr>
-          <w:rFonts w:ascii="Courier New" w:eastAsia="Times New Roman" w:hAnsi="Courier New" w:cs="Courier New"/>
-          <w:sz w:val="20"/>
-          <w:szCs w:val="20"/>
-        </w:rPr>
-        <w:t xml:space="preserve"> -R $USER:$USER ~/braincell</w:t>
-      </w:r>
-    </w:p>
-    <w:p>
-      <w:pPr>
-        <w:spacing w:after="0" w:line="240" w:lineRule="auto"/>
-        <w:rPr>
-          <w:rFonts w:ascii="Times New Roman" w:eastAsia="Times New Roman" w:hAnsi="Times New Roman" w:cs="Times New Roman"/>
-          <w:sz w:val="24"/>
-          <w:szCs w:val="24"/>
-        </w:rPr>
-      </w:pPr>
-      <w:r>
-        <w:rPr>
-          <w:rFonts w:ascii="Times New Roman" w:eastAsia="Times New Roman" w:hAnsi="Times New Roman" w:cs="Times New Roman"/>
-          <w:sz w:val="24"/>
-          <w:szCs w:val="24"/>
-        </w:rPr>
-        <w:pict w14:anchorId="52147266">
-          <v:rect id="_x0000_i1228" style="width:0;height:1.5pt" o:hralign="center" o:hrstd="t" o:hr="t" fillcolor="#a0a0a0" stroked="f"/>
-        </w:pict>
-      </w:r>
-    </w:p>
-    <w:p>
-      <w:pPr>
-        <w:pStyle w:val="Heading2"/>
-      </w:pPr>
-      <w:bookmarkStart w:id="35" w:name="_Toc224559352"/>
-      <w:r>
-        <w:t>Platform-Specific Issues</w:t>
-      </w:r>
-      <w:bookmarkEnd w:id="35"/>
+        <w:t>arch -x86_64 python</w:t>
+      </w:r>
     </w:p>
     <w:p>
       <w:pPr>
@@ -13408,7 +12950,7 @@
           <w:szCs w:val="27"/>
         </w:rPr>
       </w:pPr>
-      <w:bookmarkStart w:id="36" w:name="_Toc224559353"/>
+      <w:bookmarkStart w:id="37" w:name="_Toc224559354"/>
       <w:r>
         <w:rPr>
           <w:rFonts w:ascii="Times New Roman" w:eastAsia="Times New Roman" w:hAnsi="Times New Roman" w:cs="Times New Roman"/>
@@ -13416,9 +12958,9 @@
           <w:sz w:val="27"/>
           <w:szCs w:val="27"/>
         </w:rPr>
-        <w:t>macOS: Apple Silicon (M1/M2/M3) Compatibility</w:t>
-      </w:r>
-      <w:bookmarkEnd w:id="36"/>
+        <w:t>Linux: Missing GUI libraries</w:t>
+      </w:r>
+      <w:bookmarkEnd w:id="37"/>
     </w:p>
     <w:p>
       <w:pPr>
@@ -13437,15 +12979,19 @@
           <w:sz w:val="24"/>
           <w:szCs w:val="24"/>
         </w:rPr>
-        <w:t>If BrainCell doesn't work on Apple Silicon:</w:t>
+        <w:t>Symptom:</w:t>
+      </w:r>
+      <w:r>
+        <w:rPr>
+          <w:rFonts w:ascii="Times New Roman" w:eastAsia="Times New Roman" w:hAnsi="Times New Roman" w:cs="Times New Roman"/>
+          <w:sz w:val="24"/>
+          <w:szCs w:val="24"/>
+        </w:rPr>
+        <w:t xml:space="preserve"> NEURON starts but no GUI appears</w:t>
       </w:r>
     </w:p>
     <w:p>
       <w:pPr>
-        <w:numPr>
-          <w:ilvl w:val="0"/>
-          <w:numId w:val="251"/>
-        </w:numPr>
         <w:spacing w:before="100" w:beforeAutospacing="1" w:after="100" w:afterAutospacing="1" w:line="240" w:lineRule="auto"/>
         <w:rPr>
           <w:rFonts w:ascii="Times New Roman" w:eastAsia="Times New Roman" w:hAnsi="Times New Roman" w:cs="Times New Roman"/>
@@ -13456,20 +13002,45 @@
       <w:r>
         <w:rPr>
           <w:rFonts w:ascii="Times New Roman" w:eastAsia="Times New Roman" w:hAnsi="Times New Roman" w:cs="Times New Roman"/>
-          <w:sz w:val="24"/>
-          <w:szCs w:val="24"/>
-        </w:rPr>
-        <w:t>Install Rosetta 2:</w:t>
+          <w:b/>
+          <w:bCs/>
+          <w:sz w:val="24"/>
+          <w:szCs w:val="24"/>
+        </w:rPr>
+        <w:t>Solution:</w:t>
+      </w:r>
+      <w:r>
+        <w:rPr>
+          <w:rFonts w:ascii="Times New Roman" w:eastAsia="Times New Roman" w:hAnsi="Times New Roman" w:cs="Times New Roman"/>
+          <w:sz w:val="24"/>
+          <w:szCs w:val="24"/>
+        </w:rPr>
+        <w:t xml:space="preserve"> Install X11 libraries</w:t>
       </w:r>
     </w:p>
     <w:p>
       <w:pPr>
-        <w:numPr>
-          <w:ilvl w:val="0"/>
-          <w:numId w:val="251"/>
-        </w:numPr>
-        <w:tabs>
-          <w:tab w:val="clear" w:pos="720"/>
+        <w:spacing w:before="100" w:beforeAutospacing="1" w:after="100" w:afterAutospacing="1" w:line="240" w:lineRule="auto"/>
+        <w:rPr>
+          <w:rFonts w:ascii="Times New Roman" w:eastAsia="Times New Roman" w:hAnsi="Times New Roman" w:cs="Times New Roman"/>
+          <w:sz w:val="24"/>
+          <w:szCs w:val="24"/>
+        </w:rPr>
+      </w:pPr>
+      <w:r>
+        <w:rPr>
+          <w:rFonts w:ascii="Times New Roman" w:eastAsia="Times New Roman" w:hAnsi="Times New Roman" w:cs="Times New Roman"/>
+          <w:b/>
+          <w:bCs/>
+          <w:sz w:val="24"/>
+          <w:szCs w:val="24"/>
+        </w:rPr>
+        <w:t>Ubuntu/Debian:</w:t>
+      </w:r>
+    </w:p>
+    <w:p>
+      <w:pPr>
+        <w:tabs>
           <w:tab w:val="left" w:pos="916"/>
           <w:tab w:val="left" w:pos="1832"/>
           <w:tab w:val="left" w:pos="2748"/>
@@ -13501,7 +13072,7 @@
           <w:sz w:val="20"/>
           <w:szCs w:val="20"/>
         </w:rPr>
-        <w:t>softwareupdate</w:t>
+        <w:t>sudo</w:t>
       </w:r>
       <w:proofErr w:type="spellEnd"/>
       <w:r>
@@ -13510,7 +13081,7 @@
           <w:sz w:val="20"/>
           <w:szCs w:val="20"/>
         </w:rPr>
-        <w:t xml:space="preserve"> --install-</w:t>
+        <w:t xml:space="preserve"> apt-get install libx11-dev </w:t>
       </w:r>
       <w:proofErr w:type="spellStart"/>
       <w:r>
@@ -13519,16 +13090,20 @@
           <w:sz w:val="20"/>
           <w:szCs w:val="20"/>
         </w:rPr>
-        <w:t>rosetta</w:t>
+        <w:t>libxt</w:t>
       </w:r>
       <w:proofErr w:type="spellEnd"/>
+      <w:r>
+        <w:rPr>
+          <w:rFonts w:ascii="Courier New" w:eastAsia="Times New Roman" w:hAnsi="Courier New" w:cs="Courier New"/>
+          <w:sz w:val="20"/>
+          <w:szCs w:val="20"/>
+        </w:rPr>
+        <w:t>-dev</w:t>
+      </w:r>
     </w:p>
     <w:p>
       <w:pPr>
-        <w:numPr>
-          <w:ilvl w:val="0"/>
-          <w:numId w:val="251"/>
-        </w:numPr>
         <w:spacing w:before="100" w:beforeAutospacing="1" w:after="100" w:afterAutospacing="1" w:line="240" w:lineRule="auto"/>
         <w:rPr>
           <w:rFonts w:ascii="Times New Roman" w:eastAsia="Times New Roman" w:hAnsi="Times New Roman" w:cs="Times New Roman"/>
@@ -13539,42 +13114,18 @@
       <w:r>
         <w:rPr>
           <w:rFonts w:ascii="Times New Roman" w:eastAsia="Times New Roman" w:hAnsi="Times New Roman" w:cs="Times New Roman"/>
-          <w:sz w:val="24"/>
-          <w:szCs w:val="24"/>
-        </w:rPr>
-        <w:t>Use x86_64 versions of Anaconda and NEURON</w:t>
+          <w:b/>
+          <w:bCs/>
+          <w:sz w:val="24"/>
+          <w:szCs w:val="24"/>
+        </w:rPr>
+        <w:lastRenderedPageBreak/>
+        <w:t>Fedora:</w:t>
       </w:r>
     </w:p>
     <w:p>
       <w:pPr>
-        <w:numPr>
-          <w:ilvl w:val="0"/>
-          <w:numId w:val="251"/>
-        </w:numPr>
-        <w:spacing w:before="100" w:beforeAutospacing="1" w:after="100" w:afterAutospacing="1" w:line="240" w:lineRule="auto"/>
-        <w:rPr>
-          <w:rFonts w:ascii="Times New Roman" w:eastAsia="Times New Roman" w:hAnsi="Times New Roman" w:cs="Times New Roman"/>
-          <w:sz w:val="24"/>
-          <w:szCs w:val="24"/>
-        </w:rPr>
-      </w:pPr>
-      <w:r>
-        <w:rPr>
-          <w:rFonts w:ascii="Times New Roman" w:eastAsia="Times New Roman" w:hAnsi="Times New Roman" w:cs="Times New Roman"/>
-          <w:sz w:val="24"/>
-          <w:szCs w:val="24"/>
-        </w:rPr>
-        <w:t>Run Python in Rosetta mode:</w:t>
-      </w:r>
-    </w:p>
-    <w:p>
-      <w:pPr>
-        <w:numPr>
-          <w:ilvl w:val="0"/>
-          <w:numId w:val="251"/>
-        </w:numPr>
-        <w:tabs>
-          <w:tab w:val="clear" w:pos="720"/>
+        <w:tabs>
           <w:tab w:val="left" w:pos="916"/>
           <w:tab w:val="left" w:pos="1832"/>
           <w:tab w:val="left" w:pos="2748"/>
@@ -13599,14 +13150,366 @@
           <w:szCs w:val="20"/>
         </w:rPr>
       </w:pPr>
+      <w:proofErr w:type="spellStart"/>
       <w:r>
         <w:rPr>
           <w:rFonts w:ascii="Courier New" w:eastAsia="Times New Roman" w:hAnsi="Courier New" w:cs="Courier New"/>
           <w:sz w:val="20"/>
           <w:szCs w:val="20"/>
         </w:rPr>
-        <w:t>arch -x86_64 python</w:t>
-      </w:r>
+        <w:t>sudo</w:t>
+      </w:r>
+      <w:proofErr w:type="spellEnd"/>
+      <w:r>
+        <w:rPr>
+          <w:rFonts w:ascii="Courier New" w:eastAsia="Times New Roman" w:hAnsi="Courier New" w:cs="Courier New"/>
+          <w:sz w:val="20"/>
+          <w:szCs w:val="20"/>
+        </w:rPr>
+        <w:t xml:space="preserve"> </w:t>
+      </w:r>
+      <w:proofErr w:type="spellStart"/>
+      <w:r>
+        <w:rPr>
+          <w:rFonts w:ascii="Courier New" w:eastAsia="Times New Roman" w:hAnsi="Courier New" w:cs="Courier New"/>
+          <w:sz w:val="20"/>
+          <w:szCs w:val="20"/>
+        </w:rPr>
+        <w:t>dnf</w:t>
+      </w:r>
+      <w:proofErr w:type="spellEnd"/>
+      <w:r>
+        <w:rPr>
+          <w:rFonts w:ascii="Courier New" w:eastAsia="Times New Roman" w:hAnsi="Courier New" w:cs="Courier New"/>
+          <w:sz w:val="20"/>
+          <w:szCs w:val="20"/>
+        </w:rPr>
+        <w:t xml:space="preserve"> install libX11-devel </w:t>
+      </w:r>
+      <w:proofErr w:type="spellStart"/>
+      <w:r>
+        <w:rPr>
+          <w:rFonts w:ascii="Courier New" w:eastAsia="Times New Roman" w:hAnsi="Courier New" w:cs="Courier New"/>
+          <w:sz w:val="20"/>
+          <w:szCs w:val="20"/>
+        </w:rPr>
+        <w:t>libXt-devel</w:t>
+      </w:r>
+      <w:proofErr w:type="spellEnd"/>
+    </w:p>
+    <w:p>
+      <w:pPr>
+        <w:spacing w:after="0" w:line="240" w:lineRule="auto"/>
+        <w:rPr>
+          <w:rFonts w:ascii="Times New Roman" w:eastAsia="Times New Roman" w:hAnsi="Times New Roman" w:cs="Times New Roman"/>
+          <w:sz w:val="24"/>
+          <w:szCs w:val="24"/>
+        </w:rPr>
+      </w:pPr>
+      <w:r>
+        <w:rPr>
+          <w:rFonts w:ascii="Times New Roman" w:eastAsia="Times New Roman" w:hAnsi="Times New Roman" w:cs="Times New Roman"/>
+          <w:sz w:val="24"/>
+          <w:szCs w:val="24"/>
+        </w:rPr>
+        <w:pict w14:anchorId="7575A53E">
+          <v:rect id="_x0000_i1229" style="width:0;height:1.5pt" o:hralign="center" o:hrstd="t" o:hr="t" fillcolor="#a0a0a0" stroked="f"/>
+        </w:pict>
+      </w:r>
+    </w:p>
+    <w:p>
+      <w:pPr>
+        <w:pStyle w:val="Heading2"/>
+      </w:pPr>
+      <w:bookmarkStart w:id="38" w:name="_Toc224559355"/>
+      <w:r>
+        <w:t>Getting Help</w:t>
+      </w:r>
+      <w:bookmarkEnd w:id="38"/>
+    </w:p>
+    <w:p>
+      <w:pPr>
+        <w:spacing w:before="100" w:beforeAutospacing="1" w:after="100" w:afterAutospacing="1" w:line="240" w:lineRule="auto"/>
+        <w:rPr>
+          <w:rFonts w:ascii="Times New Roman" w:eastAsia="Times New Roman" w:hAnsi="Times New Roman" w:cs="Times New Roman"/>
+          <w:sz w:val="24"/>
+          <w:szCs w:val="24"/>
+        </w:rPr>
+      </w:pPr>
+      <w:r>
+        <w:rPr>
+          <w:rFonts w:ascii="Times New Roman" w:eastAsia="Times New Roman" w:hAnsi="Times New Roman" w:cs="Times New Roman"/>
+          <w:sz w:val="24"/>
+          <w:szCs w:val="24"/>
+        </w:rPr>
+        <w:t>If you're still experiencing issues:</w:t>
+      </w:r>
+    </w:p>
+    <w:p>
+      <w:pPr>
+        <w:numPr>
+          <w:ilvl w:val="0"/>
+          <w:numId w:val="252"/>
+        </w:numPr>
+        <w:spacing w:before="100" w:beforeAutospacing="1" w:after="100" w:afterAutospacing="1" w:line="240" w:lineRule="auto"/>
+        <w:rPr>
+          <w:rFonts w:ascii="Times New Roman" w:eastAsia="Times New Roman" w:hAnsi="Times New Roman" w:cs="Times New Roman"/>
+          <w:sz w:val="24"/>
+          <w:szCs w:val="24"/>
+        </w:rPr>
+      </w:pPr>
+      <w:r>
+        <w:rPr>
+          <w:rFonts w:ascii="Times New Roman" w:eastAsia="Times New Roman" w:hAnsi="Times New Roman" w:cs="Times New Roman"/>
+          <w:b/>
+          <w:bCs/>
+          <w:sz w:val="24"/>
+          <w:szCs w:val="24"/>
+        </w:rPr>
+        <w:t>Check the full error message</w:t>
+      </w:r>
+      <w:r>
+        <w:rPr>
+          <w:rFonts w:ascii="Times New Roman" w:eastAsia="Times New Roman" w:hAnsi="Times New Roman" w:cs="Times New Roman"/>
+          <w:sz w:val="24"/>
+          <w:szCs w:val="24"/>
+        </w:rPr>
+        <w:t xml:space="preserve"> in the console</w:t>
+      </w:r>
+    </w:p>
+    <w:p>
+      <w:pPr>
+        <w:numPr>
+          <w:ilvl w:val="0"/>
+          <w:numId w:val="252"/>
+        </w:numPr>
+        <w:spacing w:before="100" w:beforeAutospacing="1" w:after="100" w:afterAutospacing="1" w:line="240" w:lineRule="auto"/>
+        <w:rPr>
+          <w:rFonts w:ascii="Times New Roman" w:eastAsia="Times New Roman" w:hAnsi="Times New Roman" w:cs="Times New Roman"/>
+          <w:sz w:val="24"/>
+          <w:szCs w:val="24"/>
+        </w:rPr>
+      </w:pPr>
+      <w:r>
+        <w:rPr>
+          <w:rFonts w:ascii="Times New Roman" w:eastAsia="Times New Roman" w:hAnsi="Times New Roman" w:cs="Times New Roman"/>
+          <w:b/>
+          <w:bCs/>
+          <w:sz w:val="24"/>
+          <w:szCs w:val="24"/>
+        </w:rPr>
+        <w:t>Take a screenshot</w:t>
+      </w:r>
+      <w:r>
+        <w:rPr>
+          <w:rFonts w:ascii="Times New Roman" w:eastAsia="Times New Roman" w:hAnsi="Times New Roman" w:cs="Times New Roman"/>
+          <w:sz w:val="24"/>
+          <w:szCs w:val="24"/>
+        </w:rPr>
+        <w:t xml:space="preserve"> of the error</w:t>
+      </w:r>
+    </w:p>
+    <w:p>
+      <w:pPr>
+        <w:numPr>
+          <w:ilvl w:val="0"/>
+          <w:numId w:val="252"/>
+        </w:numPr>
+        <w:spacing w:before="100" w:beforeAutospacing="1" w:after="100" w:afterAutospacing="1" w:line="240" w:lineRule="auto"/>
+        <w:rPr>
+          <w:rFonts w:ascii="Times New Roman" w:eastAsia="Times New Roman" w:hAnsi="Times New Roman" w:cs="Times New Roman"/>
+          <w:sz w:val="24"/>
+          <w:szCs w:val="24"/>
+        </w:rPr>
+      </w:pPr>
+      <w:r>
+        <w:rPr>
+          <w:rFonts w:ascii="Times New Roman" w:eastAsia="Times New Roman" w:hAnsi="Times New Roman" w:cs="Times New Roman"/>
+          <w:b/>
+          <w:bCs/>
+          <w:sz w:val="24"/>
+          <w:szCs w:val="24"/>
+        </w:rPr>
+        <w:t>Visit the forum:</w:t>
+      </w:r>
+      <w:r>
+        <w:rPr>
+          <w:rFonts w:ascii="Times New Roman" w:eastAsia="Times New Roman" w:hAnsi="Times New Roman" w:cs="Times New Roman"/>
+          <w:sz w:val="24"/>
+          <w:szCs w:val="24"/>
+        </w:rPr>
+        <w:t xml:space="preserve"> https://forum.neuroalgebra.net</w:t>
+      </w:r>
+    </w:p>
+    <w:p>
+      <w:pPr>
+        <w:numPr>
+          <w:ilvl w:val="0"/>
+          <w:numId w:val="252"/>
+        </w:numPr>
+        <w:spacing w:before="100" w:beforeAutospacing="1" w:after="100" w:afterAutospacing="1" w:line="240" w:lineRule="auto"/>
+        <w:rPr>
+          <w:rFonts w:ascii="Times New Roman" w:eastAsia="Times New Roman" w:hAnsi="Times New Roman" w:cs="Times New Roman"/>
+          <w:sz w:val="24"/>
+          <w:szCs w:val="24"/>
+        </w:rPr>
+      </w:pPr>
+      <w:r>
+        <w:rPr>
+          <w:rFonts w:ascii="Times New Roman" w:eastAsia="Times New Roman" w:hAnsi="Times New Roman" w:cs="Times New Roman"/>
+          <w:b/>
+          <w:bCs/>
+          <w:sz w:val="24"/>
+          <w:szCs w:val="24"/>
+        </w:rPr>
+        <w:t>Post your issue</w:t>
+      </w:r>
+      <w:r>
+        <w:rPr>
+          <w:rFonts w:ascii="Times New Roman" w:eastAsia="Times New Roman" w:hAnsi="Times New Roman" w:cs="Times New Roman"/>
+          <w:sz w:val="24"/>
+          <w:szCs w:val="24"/>
+        </w:rPr>
+        <w:t xml:space="preserve"> including: </w:t>
+      </w:r>
+    </w:p>
+    <w:p>
+      <w:pPr>
+        <w:numPr>
+          <w:ilvl w:val="1"/>
+          <w:numId w:val="252"/>
+        </w:numPr>
+        <w:spacing w:before="100" w:beforeAutospacing="1" w:after="100" w:afterAutospacing="1" w:line="240" w:lineRule="auto"/>
+        <w:rPr>
+          <w:rFonts w:ascii="Times New Roman" w:eastAsia="Times New Roman" w:hAnsi="Times New Roman" w:cs="Times New Roman"/>
+          <w:sz w:val="24"/>
+          <w:szCs w:val="24"/>
+        </w:rPr>
+      </w:pPr>
+      <w:r>
+        <w:rPr>
+          <w:rFonts w:ascii="Times New Roman" w:eastAsia="Times New Roman" w:hAnsi="Times New Roman" w:cs="Times New Roman"/>
+          <w:sz w:val="24"/>
+          <w:szCs w:val="24"/>
+        </w:rPr>
+        <w:t>Your operating system and version</w:t>
+      </w:r>
+    </w:p>
+    <w:p>
+      <w:pPr>
+        <w:numPr>
+          <w:ilvl w:val="1"/>
+          <w:numId w:val="252"/>
+        </w:numPr>
+        <w:spacing w:before="100" w:beforeAutospacing="1" w:after="100" w:afterAutospacing="1" w:line="240" w:lineRule="auto"/>
+        <w:rPr>
+          <w:rFonts w:ascii="Times New Roman" w:eastAsia="Times New Roman" w:hAnsi="Times New Roman" w:cs="Times New Roman"/>
+          <w:sz w:val="24"/>
+          <w:szCs w:val="24"/>
+        </w:rPr>
+      </w:pPr>
+      <w:r>
+        <w:rPr>
+          <w:rFonts w:ascii="Times New Roman" w:eastAsia="Times New Roman" w:hAnsi="Times New Roman" w:cs="Times New Roman"/>
+          <w:sz w:val="24"/>
+          <w:szCs w:val="24"/>
+        </w:rPr>
+        <w:t>Your category (1, 2, or 3)</w:t>
+      </w:r>
+    </w:p>
+    <w:p>
+      <w:pPr>
+        <w:numPr>
+          <w:ilvl w:val="1"/>
+          <w:numId w:val="252"/>
+        </w:numPr>
+        <w:spacing w:before="100" w:beforeAutospacing="1" w:after="100" w:afterAutospacing="1" w:line="240" w:lineRule="auto"/>
+        <w:rPr>
+          <w:rFonts w:ascii="Times New Roman" w:eastAsia="Times New Roman" w:hAnsi="Times New Roman" w:cs="Times New Roman"/>
+          <w:sz w:val="24"/>
+          <w:szCs w:val="24"/>
+        </w:rPr>
+      </w:pPr>
+      <w:r>
+        <w:rPr>
+          <w:rFonts w:ascii="Times New Roman" w:eastAsia="Times New Roman" w:hAnsi="Times New Roman" w:cs="Times New Roman"/>
+          <w:sz w:val="24"/>
+          <w:szCs w:val="24"/>
+        </w:rPr>
+        <w:t>Complete error message</w:t>
+      </w:r>
+    </w:p>
+    <w:p>
+      <w:pPr>
+        <w:numPr>
+          <w:ilvl w:val="1"/>
+          <w:numId w:val="252"/>
+        </w:numPr>
+        <w:spacing w:before="100" w:beforeAutospacing="1" w:after="100" w:afterAutospacing="1" w:line="240" w:lineRule="auto"/>
+        <w:rPr>
+          <w:rFonts w:ascii="Times New Roman" w:eastAsia="Times New Roman" w:hAnsi="Times New Roman" w:cs="Times New Roman"/>
+          <w:sz w:val="24"/>
+          <w:szCs w:val="24"/>
+        </w:rPr>
+      </w:pPr>
+      <w:r>
+        <w:rPr>
+          <w:rFonts w:ascii="Times New Roman" w:eastAsia="Times New Roman" w:hAnsi="Times New Roman" w:cs="Times New Roman"/>
+          <w:sz w:val="24"/>
+          <w:szCs w:val="24"/>
+        </w:rPr>
+        <w:t>Steps you've already tried</w:t>
+      </w:r>
+    </w:p>
+    <w:p>
+      <w:pPr>
+        <w:spacing w:before="100" w:beforeAutospacing="1" w:after="100" w:afterAutospacing="1" w:line="240" w:lineRule="auto"/>
+        <w:rPr>
+          <w:rFonts w:ascii="Times New Roman" w:eastAsia="Times New Roman" w:hAnsi="Times New Roman" w:cs="Times New Roman"/>
+          <w:sz w:val="24"/>
+          <w:szCs w:val="24"/>
+        </w:rPr>
+      </w:pPr>
+      <w:r>
+        <w:rPr>
+          <w:rFonts w:ascii="Times New Roman" w:eastAsia="Times New Roman" w:hAnsi="Times New Roman" w:cs="Times New Roman"/>
+          <w:b/>
+          <w:bCs/>
+          <w:sz w:val="24"/>
+          <w:szCs w:val="24"/>
+        </w:rPr>
+        <w:t>Forum support typically responds within 24-48 hours.</w:t>
+      </w:r>
+    </w:p>
+    <w:p>
+      <w:pPr>
+        <w:spacing w:after="0" w:line="240" w:lineRule="auto"/>
+        <w:rPr>
+          <w:rFonts w:ascii="Times New Roman" w:eastAsia="Times New Roman" w:hAnsi="Times New Roman" w:cs="Times New Roman"/>
+          <w:sz w:val="24"/>
+          <w:szCs w:val="24"/>
+        </w:rPr>
+      </w:pPr>
+      <w:r>
+        <w:rPr>
+          <w:rFonts w:ascii="Times New Roman" w:eastAsia="Times New Roman" w:hAnsi="Times New Roman" w:cs="Times New Roman"/>
+          <w:sz w:val="24"/>
+          <w:szCs w:val="24"/>
+        </w:rPr>
+        <w:pict w14:anchorId="3D5134D5">
+          <v:rect id="_x0000_i1230" style="width:0;height:1.5pt" o:hralign="center" o:hrstd="t" o:hr="t" fillcolor="#a0a0a0" stroked="f"/>
+        </w:pict>
+      </w:r>
+    </w:p>
+    <w:p>
+      <w:pPr>
+        <w:pStyle w:val="Heading2"/>
+      </w:pPr>
+      <w:bookmarkStart w:id="39" w:name="_Toc224559356"/>
+      <w:r>
+        <w:t>Appendix: Command Reference</w:t>
+      </w:r>
+      <w:bookmarkEnd w:id="39"/>
     </w:p>
     <w:p>
       <w:pPr>
@@ -13619,7 +13522,7 @@
           <w:szCs w:val="27"/>
         </w:rPr>
       </w:pPr>
-      <w:bookmarkStart w:id="37" w:name="_Toc224559354"/>
+      <w:bookmarkStart w:id="40" w:name="_Toc224559357"/>
       <w:r>
         <w:rPr>
           <w:rFonts w:ascii="Times New Roman" w:eastAsia="Times New Roman" w:hAnsi="Times New Roman" w:cs="Times New Roman"/>
@@ -13627,20 +13530,14 @@
           <w:sz w:val="27"/>
           <w:szCs w:val="27"/>
         </w:rPr>
-        <w:t>Linux: Missing GUI libraries</w:t>
-      </w:r>
-      <w:bookmarkEnd w:id="37"/>
+        <w:t>Quick Commands by Platform</w:t>
+      </w:r>
+      <w:bookmarkEnd w:id="40"/>
     </w:p>
     <w:p>
       <w:pPr>
         <w:spacing w:before="100" w:beforeAutospacing="1" w:after="100" w:afterAutospacing="1" w:line="240" w:lineRule="auto"/>
-        <w:rPr>
-          <w:rFonts w:ascii="Times New Roman" w:eastAsia="Times New Roman" w:hAnsi="Times New Roman" w:cs="Times New Roman"/>
-          <w:sz w:val="24"/>
-          <w:szCs w:val="24"/>
-        </w:rPr>
-      </w:pPr>
-      <w:r>
+        <w:outlineLvl w:val="3"/>
         <w:rPr>
           <w:rFonts w:ascii="Times New Roman" w:eastAsia="Times New Roman" w:hAnsi="Times New Roman" w:cs="Times New Roman"/>
           <w:b/>
@@ -13648,25 +13545,6 @@
           <w:sz w:val="24"/>
           <w:szCs w:val="24"/>
         </w:rPr>
-        <w:t>Symptom:</w:t>
-      </w:r>
-      <w:r>
-        <w:rPr>
-          <w:rFonts w:ascii="Times New Roman" w:eastAsia="Times New Roman" w:hAnsi="Times New Roman" w:cs="Times New Roman"/>
-          <w:sz w:val="24"/>
-          <w:szCs w:val="24"/>
-        </w:rPr>
-        <w:t xml:space="preserve"> NEURON starts but no GUI appears</w:t>
-      </w:r>
-    </w:p>
-    <w:p>
-      <w:pPr>
-        <w:spacing w:before="100" w:beforeAutospacing="1" w:after="100" w:afterAutospacing="1" w:line="240" w:lineRule="auto"/>
-        <w:rPr>
-          <w:rFonts w:ascii="Times New Roman" w:eastAsia="Times New Roman" w:hAnsi="Times New Roman" w:cs="Times New Roman"/>
-          <w:sz w:val="24"/>
-          <w:szCs w:val="24"/>
-        </w:rPr>
       </w:pPr>
       <w:r>
         <w:rPr>
@@ -13676,35 +13554,7 @@
           <w:sz w:val="24"/>
           <w:szCs w:val="24"/>
         </w:rPr>
-        <w:t>Solution:</w:t>
-      </w:r>
-      <w:r>
-        <w:rPr>
-          <w:rFonts w:ascii="Times New Roman" w:eastAsia="Times New Roman" w:hAnsi="Times New Roman" w:cs="Times New Roman"/>
-          <w:sz w:val="24"/>
-          <w:szCs w:val="24"/>
-        </w:rPr>
-        <w:t xml:space="preserve"> Install X11 libraries</w:t>
-      </w:r>
-    </w:p>
-    <w:p>
-      <w:pPr>
-        <w:spacing w:before="100" w:beforeAutospacing="1" w:after="100" w:afterAutospacing="1" w:line="240" w:lineRule="auto"/>
-        <w:rPr>
-          <w:rFonts w:ascii="Times New Roman" w:eastAsia="Times New Roman" w:hAnsi="Times New Roman" w:cs="Times New Roman"/>
-          <w:sz w:val="24"/>
-          <w:szCs w:val="24"/>
-        </w:rPr>
-      </w:pPr>
-      <w:r>
-        <w:rPr>
-          <w:rFonts w:ascii="Times New Roman" w:eastAsia="Times New Roman" w:hAnsi="Times New Roman" w:cs="Times New Roman"/>
-          <w:b/>
-          <w:bCs/>
-          <w:sz w:val="24"/>
-          <w:szCs w:val="24"/>
-        </w:rPr>
-        <w:t>Ubuntu/Debian:</w:t>
+        <w:t>Windows</w:t>
       </w:r>
     </w:p>
     <w:p>
@@ -13734,62 +13584,13 @@
           <w:szCs w:val="20"/>
         </w:rPr>
       </w:pPr>
-      <w:proofErr w:type="spellStart"/>
       <w:r>
         <w:rPr>
           <w:rFonts w:ascii="Courier New" w:eastAsia="Times New Roman" w:hAnsi="Courier New" w:cs="Courier New"/>
           <w:sz w:val="20"/>
           <w:szCs w:val="20"/>
         </w:rPr>
-        <w:t>sudo</w:t>
-      </w:r>
-      <w:proofErr w:type="spellEnd"/>
-      <w:r>
-        <w:rPr>
-          <w:rFonts w:ascii="Courier New" w:eastAsia="Times New Roman" w:hAnsi="Courier New" w:cs="Courier New"/>
-          <w:sz w:val="20"/>
-          <w:szCs w:val="20"/>
-        </w:rPr>
-        <w:t xml:space="preserve"> apt-get install libx11-dev </w:t>
-      </w:r>
-      <w:proofErr w:type="spellStart"/>
-      <w:r>
-        <w:rPr>
-          <w:rFonts w:ascii="Courier New" w:eastAsia="Times New Roman" w:hAnsi="Courier New" w:cs="Courier New"/>
-          <w:sz w:val="20"/>
-          <w:szCs w:val="20"/>
-        </w:rPr>
-        <w:t>libxt</w:t>
-      </w:r>
-      <w:proofErr w:type="spellEnd"/>
-      <w:r>
-        <w:rPr>
-          <w:rFonts w:ascii="Courier New" w:eastAsia="Times New Roman" w:hAnsi="Courier New" w:cs="Courier New"/>
-          <w:sz w:val="20"/>
-          <w:szCs w:val="20"/>
-        </w:rPr>
-        <w:t>-dev</w:t>
-      </w:r>
-    </w:p>
-    <w:p>
-      <w:pPr>
-        <w:spacing w:before="100" w:beforeAutospacing="1" w:after="100" w:afterAutospacing="1" w:line="240" w:lineRule="auto"/>
-        <w:rPr>
-          <w:rFonts w:ascii="Times New Roman" w:eastAsia="Times New Roman" w:hAnsi="Times New Roman" w:cs="Times New Roman"/>
-          <w:sz w:val="24"/>
-          <w:szCs w:val="24"/>
-        </w:rPr>
-      </w:pPr>
-      <w:r>
-        <w:rPr>
-          <w:rFonts w:ascii="Times New Roman" w:eastAsia="Times New Roman" w:hAnsi="Times New Roman" w:cs="Times New Roman"/>
-          <w:b/>
-          <w:bCs/>
-          <w:sz w:val="24"/>
-          <w:szCs w:val="24"/>
-        </w:rPr>
-        <w:lastRenderedPageBreak/>
-        <w:t>Fedora:</w:t>
+        <w:t># Check Python</w:t>
       </w:r>
     </w:p>
     <w:p>
@@ -13819,411 +13620,13 @@
           <w:szCs w:val="20"/>
         </w:rPr>
       </w:pPr>
-      <w:proofErr w:type="spellStart"/>
       <w:r>
         <w:rPr>
           <w:rFonts w:ascii="Courier New" w:eastAsia="Times New Roman" w:hAnsi="Courier New" w:cs="Courier New"/>
           <w:sz w:val="20"/>
           <w:szCs w:val="20"/>
         </w:rPr>
-        <w:t>sudo</w:t>
-      </w:r>
-      <w:proofErr w:type="spellEnd"/>
-      <w:r>
-        <w:rPr>
-          <w:rFonts w:ascii="Courier New" w:eastAsia="Times New Roman" w:hAnsi="Courier New" w:cs="Courier New"/>
-          <w:sz w:val="20"/>
-          <w:szCs w:val="20"/>
-        </w:rPr>
-        <w:t xml:space="preserve"> </w:t>
-      </w:r>
-      <w:proofErr w:type="spellStart"/>
-      <w:r>
-        <w:rPr>
-          <w:rFonts w:ascii="Courier New" w:eastAsia="Times New Roman" w:hAnsi="Courier New" w:cs="Courier New"/>
-          <w:sz w:val="20"/>
-          <w:szCs w:val="20"/>
-        </w:rPr>
-        <w:t>dnf</w:t>
-      </w:r>
-      <w:proofErr w:type="spellEnd"/>
-      <w:r>
-        <w:rPr>
-          <w:rFonts w:ascii="Courier New" w:eastAsia="Times New Roman" w:hAnsi="Courier New" w:cs="Courier New"/>
-          <w:sz w:val="20"/>
-          <w:szCs w:val="20"/>
-        </w:rPr>
-        <w:t xml:space="preserve"> install libX11-devel </w:t>
-      </w:r>
-      <w:proofErr w:type="spellStart"/>
-      <w:r>
-        <w:rPr>
-          <w:rFonts w:ascii="Courier New" w:eastAsia="Times New Roman" w:hAnsi="Courier New" w:cs="Courier New"/>
-          <w:sz w:val="20"/>
-          <w:szCs w:val="20"/>
-        </w:rPr>
-        <w:t>libXt-devel</w:t>
-      </w:r>
-      <w:proofErr w:type="spellEnd"/>
-    </w:p>
-    <w:p>
-      <w:pPr>
-        <w:spacing w:after="0" w:line="240" w:lineRule="auto"/>
-        <w:rPr>
-          <w:rFonts w:ascii="Times New Roman" w:eastAsia="Times New Roman" w:hAnsi="Times New Roman" w:cs="Times New Roman"/>
-          <w:sz w:val="24"/>
-          <w:szCs w:val="24"/>
-        </w:rPr>
-      </w:pPr>
-      <w:r>
-        <w:rPr>
-          <w:rFonts w:ascii="Times New Roman" w:eastAsia="Times New Roman" w:hAnsi="Times New Roman" w:cs="Times New Roman"/>
-          <w:sz w:val="24"/>
-          <w:szCs w:val="24"/>
-        </w:rPr>
-        <w:pict w14:anchorId="7575A53E">
-          <v:rect id="_x0000_i1229" style="width:0;height:1.5pt" o:hralign="center" o:hrstd="t" o:hr="t" fillcolor="#a0a0a0" stroked="f"/>
-        </w:pict>
-      </w:r>
-    </w:p>
-    <w:p>
-      <w:pPr>
-        <w:pStyle w:val="Heading2"/>
-      </w:pPr>
-      <w:bookmarkStart w:id="38" w:name="_Toc224559355"/>
-      <w:r>
-        <w:t>Getting Help</w:t>
-      </w:r>
-      <w:bookmarkEnd w:id="38"/>
-    </w:p>
-    <w:p>
-      <w:pPr>
-        <w:spacing w:before="100" w:beforeAutospacing="1" w:after="100" w:afterAutospacing="1" w:line="240" w:lineRule="auto"/>
-        <w:rPr>
-          <w:rFonts w:ascii="Times New Roman" w:eastAsia="Times New Roman" w:hAnsi="Times New Roman" w:cs="Times New Roman"/>
-          <w:sz w:val="24"/>
-          <w:szCs w:val="24"/>
-        </w:rPr>
-      </w:pPr>
-      <w:r>
-        <w:rPr>
-          <w:rFonts w:ascii="Times New Roman" w:eastAsia="Times New Roman" w:hAnsi="Times New Roman" w:cs="Times New Roman"/>
-          <w:sz w:val="24"/>
-          <w:szCs w:val="24"/>
-        </w:rPr>
-        <w:t>If you're still experiencing issues:</w:t>
-      </w:r>
-    </w:p>
-    <w:p>
-      <w:pPr>
-        <w:numPr>
-          <w:ilvl w:val="0"/>
-          <w:numId w:val="252"/>
-        </w:numPr>
-        <w:spacing w:before="100" w:beforeAutospacing="1" w:after="100" w:afterAutospacing="1" w:line="240" w:lineRule="auto"/>
-        <w:rPr>
-          <w:rFonts w:ascii="Times New Roman" w:eastAsia="Times New Roman" w:hAnsi="Times New Roman" w:cs="Times New Roman"/>
-          <w:sz w:val="24"/>
-          <w:szCs w:val="24"/>
-        </w:rPr>
-      </w:pPr>
-      <w:r>
-        <w:rPr>
-          <w:rFonts w:ascii="Times New Roman" w:eastAsia="Times New Roman" w:hAnsi="Times New Roman" w:cs="Times New Roman"/>
-          <w:b/>
-          <w:bCs/>
-          <w:sz w:val="24"/>
-          <w:szCs w:val="24"/>
-        </w:rPr>
-        <w:t>Check the full error message</w:t>
-      </w:r>
-      <w:r>
-        <w:rPr>
-          <w:rFonts w:ascii="Times New Roman" w:eastAsia="Times New Roman" w:hAnsi="Times New Roman" w:cs="Times New Roman"/>
-          <w:sz w:val="24"/>
-          <w:szCs w:val="24"/>
-        </w:rPr>
-        <w:t xml:space="preserve"> in the console</w:t>
-      </w:r>
-    </w:p>
-    <w:p>
-      <w:pPr>
-        <w:numPr>
-          <w:ilvl w:val="0"/>
-          <w:numId w:val="252"/>
-        </w:numPr>
-        <w:spacing w:before="100" w:beforeAutospacing="1" w:after="100" w:afterAutospacing="1" w:line="240" w:lineRule="auto"/>
-        <w:rPr>
-          <w:rFonts w:ascii="Times New Roman" w:eastAsia="Times New Roman" w:hAnsi="Times New Roman" w:cs="Times New Roman"/>
-          <w:sz w:val="24"/>
-          <w:szCs w:val="24"/>
-        </w:rPr>
-      </w:pPr>
-      <w:r>
-        <w:rPr>
-          <w:rFonts w:ascii="Times New Roman" w:eastAsia="Times New Roman" w:hAnsi="Times New Roman" w:cs="Times New Roman"/>
-          <w:b/>
-          <w:bCs/>
-          <w:sz w:val="24"/>
-          <w:szCs w:val="24"/>
-        </w:rPr>
-        <w:t>Take a screenshot</w:t>
-      </w:r>
-      <w:r>
-        <w:rPr>
-          <w:rFonts w:ascii="Times New Roman" w:eastAsia="Times New Roman" w:hAnsi="Times New Roman" w:cs="Times New Roman"/>
-          <w:sz w:val="24"/>
-          <w:szCs w:val="24"/>
-        </w:rPr>
-        <w:t xml:space="preserve"> of the error</w:t>
-      </w:r>
-    </w:p>
-    <w:p>
-      <w:pPr>
-        <w:numPr>
-          <w:ilvl w:val="0"/>
-          <w:numId w:val="252"/>
-        </w:numPr>
-        <w:spacing w:before="100" w:beforeAutospacing="1" w:after="100" w:afterAutospacing="1" w:line="240" w:lineRule="auto"/>
-        <w:rPr>
-          <w:rFonts w:ascii="Times New Roman" w:eastAsia="Times New Roman" w:hAnsi="Times New Roman" w:cs="Times New Roman"/>
-          <w:sz w:val="24"/>
-          <w:szCs w:val="24"/>
-        </w:rPr>
-      </w:pPr>
-      <w:r>
-        <w:rPr>
-          <w:rFonts w:ascii="Times New Roman" w:eastAsia="Times New Roman" w:hAnsi="Times New Roman" w:cs="Times New Roman"/>
-          <w:b/>
-          <w:bCs/>
-          <w:sz w:val="24"/>
-          <w:szCs w:val="24"/>
-        </w:rPr>
-        <w:t>Visit the forum:</w:t>
-      </w:r>
-      <w:r>
-        <w:rPr>
-          <w:rFonts w:ascii="Times New Roman" w:eastAsia="Times New Roman" w:hAnsi="Times New Roman" w:cs="Times New Roman"/>
-          <w:sz w:val="24"/>
-          <w:szCs w:val="24"/>
-        </w:rPr>
-        <w:t xml:space="preserve"> https://forum.neuroalgebra.net</w:t>
-      </w:r>
-    </w:p>
-    <w:p>
-      <w:pPr>
-        <w:numPr>
-          <w:ilvl w:val="0"/>
-          <w:numId w:val="252"/>
-        </w:numPr>
-        <w:spacing w:before="100" w:beforeAutospacing="1" w:after="100" w:afterAutospacing="1" w:line="240" w:lineRule="auto"/>
-        <w:rPr>
-          <w:rFonts w:ascii="Times New Roman" w:eastAsia="Times New Roman" w:hAnsi="Times New Roman" w:cs="Times New Roman"/>
-          <w:sz w:val="24"/>
-          <w:szCs w:val="24"/>
-        </w:rPr>
-      </w:pPr>
-      <w:r>
-        <w:rPr>
-          <w:rFonts w:ascii="Times New Roman" w:eastAsia="Times New Roman" w:hAnsi="Times New Roman" w:cs="Times New Roman"/>
-          <w:b/>
-          <w:bCs/>
-          <w:sz w:val="24"/>
-          <w:szCs w:val="24"/>
-        </w:rPr>
-        <w:t>Post your issue</w:t>
-      </w:r>
-      <w:r>
-        <w:rPr>
-          <w:rFonts w:ascii="Times New Roman" w:eastAsia="Times New Roman" w:hAnsi="Times New Roman" w:cs="Times New Roman"/>
-          <w:sz w:val="24"/>
-          <w:szCs w:val="24"/>
-        </w:rPr>
-        <w:t xml:space="preserve"> including: </w:t>
-      </w:r>
-    </w:p>
-    <w:p>
-      <w:pPr>
-        <w:numPr>
-          <w:ilvl w:val="1"/>
-          <w:numId w:val="252"/>
-        </w:numPr>
-        <w:spacing w:before="100" w:beforeAutospacing="1" w:after="100" w:afterAutospacing="1" w:line="240" w:lineRule="auto"/>
-        <w:rPr>
-          <w:rFonts w:ascii="Times New Roman" w:eastAsia="Times New Roman" w:hAnsi="Times New Roman" w:cs="Times New Roman"/>
-          <w:sz w:val="24"/>
-          <w:szCs w:val="24"/>
-        </w:rPr>
-      </w:pPr>
-      <w:r>
-        <w:rPr>
-          <w:rFonts w:ascii="Times New Roman" w:eastAsia="Times New Roman" w:hAnsi="Times New Roman" w:cs="Times New Roman"/>
-          <w:sz w:val="24"/>
-          <w:szCs w:val="24"/>
-        </w:rPr>
-        <w:t>Your operating system and version</w:t>
-      </w:r>
-    </w:p>
-    <w:p>
-      <w:pPr>
-        <w:numPr>
-          <w:ilvl w:val="1"/>
-          <w:numId w:val="252"/>
-        </w:numPr>
-        <w:spacing w:before="100" w:beforeAutospacing="1" w:after="100" w:afterAutospacing="1" w:line="240" w:lineRule="auto"/>
-        <w:rPr>
-          <w:rFonts w:ascii="Times New Roman" w:eastAsia="Times New Roman" w:hAnsi="Times New Roman" w:cs="Times New Roman"/>
-          <w:sz w:val="24"/>
-          <w:szCs w:val="24"/>
-        </w:rPr>
-      </w:pPr>
-      <w:r>
-        <w:rPr>
-          <w:rFonts w:ascii="Times New Roman" w:eastAsia="Times New Roman" w:hAnsi="Times New Roman" w:cs="Times New Roman"/>
-          <w:sz w:val="24"/>
-          <w:szCs w:val="24"/>
-        </w:rPr>
-        <w:t>Your category (1, 2, or 3)</w:t>
-      </w:r>
-    </w:p>
-    <w:p>
-      <w:pPr>
-        <w:numPr>
-          <w:ilvl w:val="1"/>
-          <w:numId w:val="252"/>
-        </w:numPr>
-        <w:spacing w:before="100" w:beforeAutospacing="1" w:after="100" w:afterAutospacing="1" w:line="240" w:lineRule="auto"/>
-        <w:rPr>
-          <w:rFonts w:ascii="Times New Roman" w:eastAsia="Times New Roman" w:hAnsi="Times New Roman" w:cs="Times New Roman"/>
-          <w:sz w:val="24"/>
-          <w:szCs w:val="24"/>
-        </w:rPr>
-      </w:pPr>
-      <w:r>
-        <w:rPr>
-          <w:rFonts w:ascii="Times New Roman" w:eastAsia="Times New Roman" w:hAnsi="Times New Roman" w:cs="Times New Roman"/>
-          <w:sz w:val="24"/>
-          <w:szCs w:val="24"/>
-        </w:rPr>
-        <w:t>Complete error message</w:t>
-      </w:r>
-    </w:p>
-    <w:p>
-      <w:pPr>
-        <w:numPr>
-          <w:ilvl w:val="1"/>
-          <w:numId w:val="252"/>
-        </w:numPr>
-        <w:spacing w:before="100" w:beforeAutospacing="1" w:after="100" w:afterAutospacing="1" w:line="240" w:lineRule="auto"/>
-        <w:rPr>
-          <w:rFonts w:ascii="Times New Roman" w:eastAsia="Times New Roman" w:hAnsi="Times New Roman" w:cs="Times New Roman"/>
-          <w:sz w:val="24"/>
-          <w:szCs w:val="24"/>
-        </w:rPr>
-      </w:pPr>
-      <w:r>
-        <w:rPr>
-          <w:rFonts w:ascii="Times New Roman" w:eastAsia="Times New Roman" w:hAnsi="Times New Roman" w:cs="Times New Roman"/>
-          <w:sz w:val="24"/>
-          <w:szCs w:val="24"/>
-        </w:rPr>
-        <w:t>Steps you've already tried</w:t>
-      </w:r>
-    </w:p>
-    <w:p>
-      <w:pPr>
-        <w:spacing w:before="100" w:beforeAutospacing="1" w:after="100" w:afterAutospacing="1" w:line="240" w:lineRule="auto"/>
-        <w:rPr>
-          <w:rFonts w:ascii="Times New Roman" w:eastAsia="Times New Roman" w:hAnsi="Times New Roman" w:cs="Times New Roman"/>
-          <w:sz w:val="24"/>
-          <w:szCs w:val="24"/>
-        </w:rPr>
-      </w:pPr>
-      <w:r>
-        <w:rPr>
-          <w:rFonts w:ascii="Times New Roman" w:eastAsia="Times New Roman" w:hAnsi="Times New Roman" w:cs="Times New Roman"/>
-          <w:b/>
-          <w:bCs/>
-          <w:sz w:val="24"/>
-          <w:szCs w:val="24"/>
-        </w:rPr>
-        <w:t>Forum support typically responds within 24-48 hours.</w:t>
-      </w:r>
-    </w:p>
-    <w:p>
-      <w:pPr>
-        <w:spacing w:after="0" w:line="240" w:lineRule="auto"/>
-        <w:rPr>
-          <w:rFonts w:ascii="Times New Roman" w:eastAsia="Times New Roman" w:hAnsi="Times New Roman" w:cs="Times New Roman"/>
-          <w:sz w:val="24"/>
-          <w:szCs w:val="24"/>
-        </w:rPr>
-      </w:pPr>
-      <w:r>
-        <w:rPr>
-          <w:rFonts w:ascii="Times New Roman" w:eastAsia="Times New Roman" w:hAnsi="Times New Roman" w:cs="Times New Roman"/>
-          <w:sz w:val="24"/>
-          <w:szCs w:val="24"/>
-        </w:rPr>
-        <w:pict w14:anchorId="3D5134D5">
-          <v:rect id="_x0000_i1230" style="width:0;height:1.5pt" o:hralign="center" o:hrstd="t" o:hr="t" fillcolor="#a0a0a0" stroked="f"/>
-        </w:pict>
-      </w:r>
-    </w:p>
-    <w:p>
-      <w:pPr>
-        <w:pStyle w:val="Heading2"/>
-      </w:pPr>
-      <w:bookmarkStart w:id="39" w:name="_Toc224559356"/>
-      <w:r>
-        <w:t>Appendix: Command Reference</w:t>
-      </w:r>
-      <w:bookmarkEnd w:id="39"/>
-    </w:p>
-    <w:p>
-      <w:pPr>
-        <w:spacing w:before="100" w:beforeAutospacing="1" w:after="100" w:afterAutospacing="1" w:line="240" w:lineRule="auto"/>
-        <w:outlineLvl w:val="2"/>
-        <w:rPr>
-          <w:rFonts w:ascii="Times New Roman" w:eastAsia="Times New Roman" w:hAnsi="Times New Roman" w:cs="Times New Roman"/>
-          <w:bCs/>
-          <w:sz w:val="27"/>
-          <w:szCs w:val="27"/>
-        </w:rPr>
-      </w:pPr>
-      <w:bookmarkStart w:id="40" w:name="_Toc224559357"/>
-      <w:r>
-        <w:rPr>
-          <w:rFonts w:ascii="Times New Roman" w:eastAsia="Times New Roman" w:hAnsi="Times New Roman" w:cs="Times New Roman"/>
-          <w:bCs/>
-          <w:sz w:val="27"/>
-          <w:szCs w:val="27"/>
-        </w:rPr>
-        <w:t>Quick Commands by Platform</w:t>
-      </w:r>
-      <w:bookmarkEnd w:id="40"/>
-    </w:p>
-    <w:p>
-      <w:pPr>
-        <w:spacing w:before="100" w:beforeAutospacing="1" w:after="100" w:afterAutospacing="1" w:line="240" w:lineRule="auto"/>
-        <w:outlineLvl w:val="3"/>
-        <w:rPr>
-          <w:rFonts w:ascii="Times New Roman" w:eastAsia="Times New Roman" w:hAnsi="Times New Roman" w:cs="Times New Roman"/>
-          <w:b/>
-          <w:bCs/>
-          <w:sz w:val="24"/>
-          <w:szCs w:val="24"/>
-        </w:rPr>
-      </w:pPr>
-      <w:r>
-        <w:rPr>
-          <w:rFonts w:ascii="Times New Roman" w:eastAsia="Times New Roman" w:hAnsi="Times New Roman" w:cs="Times New Roman"/>
-          <w:b/>
-          <w:bCs/>
-          <w:sz w:val="24"/>
-          <w:szCs w:val="24"/>
-        </w:rPr>
-        <w:t>Windows</w:t>
+        <w:t>python --version</w:t>
       </w:r>
     </w:p>
     <w:p>
@@ -14253,14 +13656,6 @@
           <w:szCs w:val="20"/>
         </w:rPr>
       </w:pPr>
-      <w:r>
-        <w:rPr>
-          <w:rFonts w:ascii="Courier New" w:eastAsia="Times New Roman" w:hAnsi="Courier New" w:cs="Courier New"/>
-          <w:sz w:val="20"/>
-          <w:szCs w:val="20"/>
-        </w:rPr>
-        <w:t># Check Python</w:t>
-      </w:r>
     </w:p>
     <w:p>
       <w:pPr>
@@ -14295,7 +13690,7 @@
           <w:sz w:val="20"/>
           <w:szCs w:val="20"/>
         </w:rPr>
-        <w:t>python --version</w:t>
+        <w:t># Check Anaconda</w:t>
       </w:r>
     </w:p>
     <w:p>
@@ -14323,8 +13718,29 @@
           <w:rFonts w:ascii="Courier New" w:eastAsia="Times New Roman" w:hAnsi="Courier New" w:cs="Courier New"/>
           <w:sz w:val="20"/>
           <w:szCs w:val="20"/>
-        </w:rPr>
-      </w:pPr>
+          <w:lang w:val="fr-FR"/>
+        </w:rPr>
+      </w:pPr>
+      <w:proofErr w:type="spellStart"/>
+      <w:r>
+        <w:rPr>
+          <w:rFonts w:ascii="Courier New" w:eastAsia="Times New Roman" w:hAnsi="Courier New" w:cs="Courier New"/>
+          <w:sz w:val="20"/>
+          <w:szCs w:val="20"/>
+          <w:lang w:val="fr-FR"/>
+        </w:rPr>
+        <w:t>conda</w:t>
+      </w:r>
+      <w:proofErr w:type="spellEnd"/>
+      <w:r>
+        <w:rPr>
+          <w:rFonts w:ascii="Courier New" w:eastAsia="Times New Roman" w:hAnsi="Courier New" w:cs="Courier New"/>
+          <w:sz w:val="20"/>
+          <w:szCs w:val="20"/>
+          <w:lang w:val="fr-FR"/>
+        </w:rPr>
+        <w:t xml:space="preserve"> --version</w:t>
+      </w:r>
     </w:p>
     <w:p>
       <w:pPr>
@@ -14351,16 +13767,9 @@
           <w:rFonts w:ascii="Courier New" w:eastAsia="Times New Roman" w:hAnsi="Courier New" w:cs="Courier New"/>
           <w:sz w:val="20"/>
           <w:szCs w:val="20"/>
-        </w:rPr>
-      </w:pPr>
-      <w:r>
-        <w:rPr>
-          <w:rFonts w:ascii="Courier New" w:eastAsia="Times New Roman" w:hAnsi="Courier New" w:cs="Courier New"/>
-          <w:sz w:val="20"/>
-          <w:szCs w:val="20"/>
-        </w:rPr>
-        <w:t># Check Anaconda</w:t>
-      </w:r>
+          <w:lang w:val="fr-FR"/>
+        </w:rPr>
+      </w:pPr>
     </w:p>
     <w:p>
       <w:pPr>
@@ -14390,7 +13799,6 @@
           <w:lang w:val="fr-FR"/>
         </w:rPr>
       </w:pPr>
-      <w:proofErr w:type="spellStart"/>
       <w:r>
         <w:rPr>
           <w:rFonts w:ascii="Courier New" w:eastAsia="Times New Roman" w:hAnsi="Courier New" w:cs="Courier New"/>
@@ -14398,17 +13806,7 @@
           <w:szCs w:val="20"/>
           <w:lang w:val="fr-FR"/>
         </w:rPr>
-        <w:t>conda</w:t>
-      </w:r>
-      <w:proofErr w:type="spellEnd"/>
-      <w:r>
-        <w:rPr>
-          <w:rFonts w:ascii="Courier New" w:eastAsia="Times New Roman" w:hAnsi="Courier New" w:cs="Courier New"/>
-          <w:sz w:val="20"/>
-          <w:szCs w:val="20"/>
-          <w:lang w:val="fr-FR"/>
-        </w:rPr>
-        <w:t xml:space="preserve"> --version</w:t>
+        <w:t># Check NEURON</w:t>
       </w:r>
     </w:p>
     <w:p>
@@ -14439,6 +13837,26 @@
           <w:lang w:val="fr-FR"/>
         </w:rPr>
       </w:pPr>
+      <w:proofErr w:type="spellStart"/>
+      <w:r>
+        <w:rPr>
+          <w:rFonts w:ascii="Courier New" w:eastAsia="Times New Roman" w:hAnsi="Courier New" w:cs="Courier New"/>
+          <w:sz w:val="20"/>
+          <w:szCs w:val="20"/>
+          <w:lang w:val="fr-FR"/>
+        </w:rPr>
+        <w:t>nrniv</w:t>
+      </w:r>
+      <w:proofErr w:type="spellEnd"/>
+      <w:r>
+        <w:rPr>
+          <w:rFonts w:ascii="Courier New" w:eastAsia="Times New Roman" w:hAnsi="Courier New" w:cs="Courier New"/>
+          <w:sz w:val="20"/>
+          <w:szCs w:val="20"/>
+          <w:lang w:val="fr-FR"/>
+        </w:rPr>
+        <w:t xml:space="preserve"> -python</w:t>
+      </w:r>
     </w:p>
     <w:p>
       <w:pPr>
@@ -14468,15 +13886,6 @@
           <w:lang w:val="fr-FR"/>
         </w:rPr>
       </w:pPr>
-      <w:r>
-        <w:rPr>
-          <w:rFonts w:ascii="Courier New" w:eastAsia="Times New Roman" w:hAnsi="Courier New" w:cs="Courier New"/>
-          <w:sz w:val="20"/>
-          <w:szCs w:val="20"/>
-          <w:lang w:val="fr-FR"/>
-        </w:rPr>
-        <w:t># Check NEURON</w:t>
-      </w:r>
     </w:p>
     <w:p>
       <w:pPr>
@@ -14503,28 +13912,15 @@
           <w:rFonts w:ascii="Courier New" w:eastAsia="Times New Roman" w:hAnsi="Courier New" w:cs="Courier New"/>
           <w:sz w:val="20"/>
           <w:szCs w:val="20"/>
-          <w:lang w:val="fr-FR"/>
-        </w:rPr>
-      </w:pPr>
-      <w:proofErr w:type="spellStart"/>
+        </w:rPr>
+      </w:pPr>
       <w:r>
         <w:rPr>
           <w:rFonts w:ascii="Courier New" w:eastAsia="Times New Roman" w:hAnsi="Courier New" w:cs="Courier New"/>
           <w:sz w:val="20"/>
           <w:szCs w:val="20"/>
-          <w:lang w:val="fr-FR"/>
-        </w:rPr>
-        <w:t>nrniv</w:t>
-      </w:r>
-      <w:proofErr w:type="spellEnd"/>
-      <w:r>
-        <w:rPr>
-          <w:rFonts w:ascii="Courier New" w:eastAsia="Times New Roman" w:hAnsi="Courier New" w:cs="Courier New"/>
-          <w:sz w:val="20"/>
-          <w:szCs w:val="20"/>
-          <w:lang w:val="fr-FR"/>
-        </w:rPr>
-        <w:t xml:space="preserve"> -python</w:t>
+        </w:rPr>
+        <w:t># Launch BrainCell</w:t>
       </w:r>
     </w:p>
     <w:p>
@@ -14552,9 +13948,16 @@
           <w:rFonts w:ascii="Courier New" w:eastAsia="Times New Roman" w:hAnsi="Courier New" w:cs="Courier New"/>
           <w:sz w:val="20"/>
           <w:szCs w:val="20"/>
-          <w:lang w:val="fr-FR"/>
-        </w:rPr>
-      </w:pPr>
+        </w:rPr>
+      </w:pPr>
+      <w:r>
+        <w:rPr>
+          <w:rFonts w:ascii="Courier New" w:eastAsia="Times New Roman" w:hAnsi="Courier New" w:cs="Courier New"/>
+          <w:sz w:val="20"/>
+          <w:szCs w:val="20"/>
+        </w:rPr>
+        <w:t>cd C:\braincell</w:t>
+      </w:r>
     </w:p>
     <w:p>
       <w:pPr>
@@ -14589,7 +13992,30 @@
           <w:sz w:val="20"/>
           <w:szCs w:val="20"/>
         </w:rPr>
-        <w:t># Launch BrainCell</w:t>
+        <w:t>init.bat</w:t>
+      </w:r>
+    </w:p>
+    <w:p>
+      <w:pPr>
+        <w:spacing w:before="100" w:beforeAutospacing="1" w:after="100" w:afterAutospacing="1" w:line="240" w:lineRule="auto"/>
+        <w:outlineLvl w:val="3"/>
+        <w:rPr>
+          <w:rFonts w:ascii="Times New Roman" w:eastAsia="Times New Roman" w:hAnsi="Times New Roman" w:cs="Times New Roman"/>
+          <w:b/>
+          <w:bCs/>
+          <w:sz w:val="24"/>
+          <w:szCs w:val="24"/>
+        </w:rPr>
+      </w:pPr>
+      <w:r>
+        <w:rPr>
+          <w:rFonts w:ascii="Times New Roman" w:eastAsia="Times New Roman" w:hAnsi="Times New Roman" w:cs="Times New Roman"/>
+          <w:b/>
+          <w:bCs/>
+          <w:sz w:val="24"/>
+          <w:szCs w:val="24"/>
+        </w:rPr>
+        <w:t xml:space="preserve">macOS / Linux (running exported models)</w:t>
       </w:r>
     </w:p>
     <w:p>
@@ -14625,7 +14051,7 @@
           <w:sz w:val="20"/>
           <w:szCs w:val="20"/>
         </w:rPr>
-        <w:t>cd C:\braincell</w:t>
+        <w:t xml:space="preserve">    python --version</w:t>
       </w:r>
     </w:p>
     <w:p>
@@ -14661,30 +14087,7 @@
           <w:sz w:val="20"/>
           <w:szCs w:val="20"/>
         </w:rPr>
-        <w:t>init.bat</w:t>
-      </w:r>
-    </w:p>
-    <w:p>
-      <w:pPr>
-        <w:spacing w:before="100" w:beforeAutospacing="1" w:after="100" w:afterAutospacing="1" w:line="240" w:lineRule="auto"/>
-        <w:outlineLvl w:val="3"/>
-        <w:rPr>
-          <w:rFonts w:ascii="Times New Roman" w:eastAsia="Times New Roman" w:hAnsi="Times New Roman" w:cs="Times New Roman"/>
-          <w:b/>
-          <w:bCs/>
-          <w:sz w:val="24"/>
-          <w:szCs w:val="24"/>
-        </w:rPr>
-      </w:pPr>
-      <w:r>
-        <w:rPr>
-          <w:rFonts w:ascii="Times New Roman" w:eastAsia="Times New Roman" w:hAnsi="Times New Roman" w:cs="Times New Roman"/>
-          <w:b/>
-          <w:bCs/>
-          <w:sz w:val="24"/>
-          <w:szCs w:val="24"/>
-        </w:rPr>
-        <w:t>macOS/Linux</w:t>
+        <w:t xml:space="preserve">    conda --version</w:t>
       </w:r>
     </w:p>
     <w:p>
@@ -14715,12 +14118,7 @@
         </w:rPr>
       </w:pPr>
       <w:r>
-        <w:rPr>
-          <w:rFonts w:ascii="Courier New" w:eastAsia="Times New Roman" w:hAnsi="Courier New" w:cs="Courier New"/>
-          <w:sz w:val="20"/>
-          <w:szCs w:val="20"/>
-        </w:rPr>
-        <w:t># Check Python</w:t>
+        <w:t xml:space="preserve">    nrniv -python</w:t>
       </w:r>
     </w:p>
     <w:p>
@@ -14756,7 +14154,7 @@
           <w:sz w:val="20"/>
           <w:szCs w:val="20"/>
         </w:rPr>
-        <w:t>python --version</w:t>
+        <w:t xml:space="preserve">    cd ~/braincell/Mechanisms/Neuron</w:t>
       </w:r>
     </w:p>
     <w:p>
@@ -14786,6 +14184,14 @@
           <w:szCs w:val="20"/>
         </w:rPr>
       </w:pPr>
+      <w:r>
+        <w:rPr>
+          <w:rFonts w:ascii="Courier New" w:eastAsia="Times New Roman" w:hAnsi="Courier New" w:cs="Courier New"/>
+          <w:sz w:val="20"/>
+          <w:szCs w:val="20"/>
+        </w:rPr>
+        <w:t xml:space="preserve">    nrnivmodl MOD_files</w:t>
+      </w:r>
     </w:p>
     <w:p>
       <w:pPr>
@@ -14815,13 +14221,38 @@
         </w:rPr>
       </w:pPr>
       <w:r>
-        <w:rPr>
-          <w:rFonts w:ascii="Courier New" w:eastAsia="Times New Roman" w:hAnsi="Courier New" w:cs="Courier New"/>
-          <w:sz w:val="20"/>
-          <w:szCs w:val="20"/>
-        </w:rPr>
-        <w:t># Check Anaconda</w:t>
-      </w:r>
+        <w:t xml:space="preserve">    nrniv -python &lt;exported_model&gt;.hoc</w:t>
+      </w:r>
+    </w:p>
+    <w:p>
+      <w:pPr>
+        <w:spacing w:after="0" w:line="240" w:lineRule="auto"/>
+        <w:rPr>
+          <w:rFonts w:ascii="Times New Roman" w:eastAsia="Times New Roman" w:hAnsi="Times New Roman" w:cs="Times New Roman"/>
+          <w:sz w:val="24"/>
+          <w:szCs w:val="24"/>
+        </w:rPr>
+      </w:pPr>
+      <w:r>
+        <w:rPr>
+          <w:rFonts w:ascii="Times New Roman" w:eastAsia="Times New Roman" w:hAnsi="Times New Roman" w:cs="Times New Roman"/>
+          <w:sz w:val="24"/>
+          <w:szCs w:val="24"/>
+        </w:rPr>
+        <w:pict w14:anchorId="6F64AC36">
+          <v:rect id="_x0000_i1231" style="width:0;height:1.5pt" o:hralign="center" o:hrstd="t" o:hr="t" fillcolor="#a0a0a0" stroked="f"/>
+        </w:pict>
+      </w:r>
+    </w:p>
+    <w:p>
+      <w:pPr>
+        <w:pStyle w:val="Heading2"/>
+      </w:pPr>
+      <w:bookmarkStart w:id="41" w:name="_Toc224559358"/>
+      <w:r>
+        <w:t>Summary Flowchart</w:t>
+      </w:r>
+      <w:bookmarkEnd w:id="41"/>
     </w:p>
     <w:p>
       <w:pPr>
@@ -14850,23 +14281,13 @@
           <w:szCs w:val="20"/>
         </w:rPr>
       </w:pPr>
-      <w:proofErr w:type="spellStart"/>
       <w:r>
         <w:rPr>
           <w:rFonts w:ascii="Courier New" w:eastAsia="Times New Roman" w:hAnsi="Courier New" w:cs="Courier New"/>
           <w:sz w:val="20"/>
           <w:szCs w:val="20"/>
         </w:rPr>
-        <w:t>conda</w:t>
-      </w:r>
-      <w:proofErr w:type="spellEnd"/>
-      <w:r>
-        <w:rPr>
-          <w:rFonts w:ascii="Courier New" w:eastAsia="Times New Roman" w:hAnsi="Courier New" w:cs="Courier New"/>
-          <w:sz w:val="20"/>
-          <w:szCs w:val="20"/>
-        </w:rPr>
-        <w:t xml:space="preserve"> --version</w:t>
+        <w:t>START</w:t>
       </w:r>
     </w:p>
     <w:p>
@@ -14896,6 +14317,15 @@
           <w:szCs w:val="20"/>
         </w:rPr>
       </w:pPr>
+      <w:r>
+        <w:rPr>
+          <w:rFonts w:ascii="Courier New" w:eastAsia="Times New Roman" w:hAnsi="Courier New" w:cs="Courier New"/>
+          <w:sz w:val="20"/>
+          <w:szCs w:val="20"/>
+        </w:rPr>
+        <w:lastRenderedPageBreak/>
+        <w:t xml:space="preserve">  │</w:t>
+      </w:r>
     </w:p>
     <w:p>
       <w:pPr>
@@ -14930,7 +14360,7 @@
           <w:sz w:val="20"/>
           <w:szCs w:val="20"/>
         </w:rPr>
-        <w:t># Check NEURON</w:t>
+        <w:t xml:space="preserve">  ├─ Do you have NEURON + Python working? ──YES──&gt; Category 1</w:t>
       </w:r>
     </w:p>
     <w:p>
@@ -14960,23 +14390,13 @@
           <w:szCs w:val="20"/>
         </w:rPr>
       </w:pPr>
-      <w:proofErr w:type="spellStart"/>
       <w:r>
         <w:rPr>
           <w:rFonts w:ascii="Courier New" w:eastAsia="Times New Roman" w:hAnsi="Courier New" w:cs="Courier New"/>
           <w:sz w:val="20"/>
           <w:szCs w:val="20"/>
         </w:rPr>
-        <w:t>nrniv</w:t>
-      </w:r>
-      <w:proofErr w:type="spellEnd"/>
-      <w:r>
-        <w:rPr>
-          <w:rFonts w:ascii="Courier New" w:eastAsia="Times New Roman" w:hAnsi="Courier New" w:cs="Courier New"/>
-          <w:sz w:val="20"/>
-          <w:szCs w:val="20"/>
-        </w:rPr>
-        <w:t xml:space="preserve"> -python</w:t>
+        <w:t xml:space="preserve">  │                                                   (Quick setup)</w:t>
       </w:r>
     </w:p>
     <w:p>
@@ -15006,6 +14426,14 @@
           <w:szCs w:val="20"/>
         </w:rPr>
       </w:pPr>
+      <w:r>
+        <w:rPr>
+          <w:rFonts w:ascii="Courier New" w:eastAsia="Times New Roman" w:hAnsi="Courier New" w:cs="Courier New"/>
+          <w:sz w:val="20"/>
+          <w:szCs w:val="20"/>
+        </w:rPr>
+        <w:t xml:space="preserve">  NO</w:t>
+      </w:r>
     </w:p>
     <w:p>
       <w:pPr>
@@ -15040,7 +14468,7 @@
           <w:sz w:val="20"/>
           <w:szCs w:val="20"/>
         </w:rPr>
-        <w:t># Launch BrainCell</w:t>
+        <w:t xml:space="preserve">  │</w:t>
       </w:r>
     </w:p>
     <w:p>
@@ -15076,7 +14504,7 @@
           <w:sz w:val="20"/>
           <w:szCs w:val="20"/>
         </w:rPr>
-        <w:t>cd ~/braincell</w:t>
+        <w:t xml:space="preserve">  ├─ Is your system clean (nothing installed)? ──YES──&gt; Category 2</w:t>
       </w:r>
     </w:p>
     <w:p>
@@ -15112,38 +14540,8 @@
           <w:sz w:val="20"/>
           <w:szCs w:val="20"/>
         </w:rPr>
-        <w:t>./init.sh</w:t>
-      </w:r>
-    </w:p>
-    <w:p>
-      <w:pPr>
-        <w:spacing w:after="0" w:line="240" w:lineRule="auto"/>
-        <w:rPr>
-          <w:rFonts w:ascii="Times New Roman" w:eastAsia="Times New Roman" w:hAnsi="Times New Roman" w:cs="Times New Roman"/>
-          <w:sz w:val="24"/>
-          <w:szCs w:val="24"/>
-        </w:rPr>
-      </w:pPr>
-      <w:r>
-        <w:rPr>
-          <w:rFonts w:ascii="Times New Roman" w:eastAsia="Times New Roman" w:hAnsi="Times New Roman" w:cs="Times New Roman"/>
-          <w:sz w:val="24"/>
-          <w:szCs w:val="24"/>
-        </w:rPr>
-        <w:pict w14:anchorId="6F64AC36">
-          <v:rect id="_x0000_i1231" style="width:0;height:1.5pt" o:hralign="center" o:hrstd="t" o:hr="t" fillcolor="#a0a0a0" stroked="f"/>
-        </w:pict>
-      </w:r>
-    </w:p>
-    <w:p>
-      <w:pPr>
-        <w:pStyle w:val="Heading2"/>
-      </w:pPr>
-      <w:bookmarkStart w:id="41" w:name="_Toc224559358"/>
-      <w:r>
-        <w:t>Summary Flowchart</w:t>
-      </w:r>
-      <w:bookmarkEnd w:id="41"/>
+        <w:t xml:space="preserve">  │                                                       (Fresh install)</w:t>
+      </w:r>
     </w:p>
     <w:p>
       <w:pPr>
@@ -15178,7 +14576,7 @@
           <w:sz w:val="20"/>
           <w:szCs w:val="20"/>
         </w:rPr>
-        <w:t>START</w:t>
+        <w:t xml:space="preserve">  NO</w:t>
       </w:r>
     </w:p>
     <w:p>
@@ -15214,7 +14612,6 @@
           <w:sz w:val="20"/>
           <w:szCs w:val="20"/>
         </w:rPr>
-        <w:lastRenderedPageBreak/>
         <w:t xml:space="preserve">  │</w:t>
       </w:r>
     </w:p>
@@ -15251,7 +14648,7 @@
           <w:sz w:val="20"/>
           <w:szCs w:val="20"/>
         </w:rPr>
-        <w:t xml:space="preserve">  ├─ Do you have NEURON + Python working? ──YES──&gt; Category 1</w:t>
+        <w:t xml:space="preserve">  └─ Mixed/partial installation? ──YES──&gt; Category 3</w:t>
       </w:r>
     </w:p>
     <w:p>
@@ -15287,294 +14684,6 @@
           <w:sz w:val="20"/>
           <w:szCs w:val="20"/>
         </w:rPr>
-        <w:t xml:space="preserve">  │                                                   (Quick setup)</w:t>
-      </w:r>
-    </w:p>
-    <w:p>
-      <w:pPr>
-        <w:tabs>
-          <w:tab w:val="left" w:pos="916"/>
-          <w:tab w:val="left" w:pos="1832"/>
-          <w:tab w:val="left" w:pos="2748"/>
-          <w:tab w:val="left" w:pos="3664"/>
-          <w:tab w:val="left" w:pos="4580"/>
-          <w:tab w:val="left" w:pos="5496"/>
-          <w:tab w:val="left" w:pos="6412"/>
-          <w:tab w:val="left" w:pos="7328"/>
-          <w:tab w:val="left" w:pos="8244"/>
-          <w:tab w:val="left" w:pos="9160"/>
-          <w:tab w:val="left" w:pos="10076"/>
-          <w:tab w:val="left" w:pos="10992"/>
-          <w:tab w:val="left" w:pos="11908"/>
-          <w:tab w:val="left" w:pos="12824"/>
-          <w:tab w:val="left" w:pos="13740"/>
-          <w:tab w:val="left" w:pos="14656"/>
-        </w:tabs>
-        <w:spacing w:after="0" w:line="240" w:lineRule="auto"/>
-        <w:rPr>
-          <w:rFonts w:ascii="Courier New" w:eastAsia="Times New Roman" w:hAnsi="Courier New" w:cs="Courier New"/>
-          <w:sz w:val="20"/>
-          <w:szCs w:val="20"/>
-        </w:rPr>
-      </w:pPr>
-      <w:r>
-        <w:rPr>
-          <w:rFonts w:ascii="Courier New" w:eastAsia="Times New Roman" w:hAnsi="Courier New" w:cs="Courier New"/>
-          <w:sz w:val="20"/>
-          <w:szCs w:val="20"/>
-        </w:rPr>
-        <w:t xml:space="preserve">  NO</w:t>
-      </w:r>
-    </w:p>
-    <w:p>
-      <w:pPr>
-        <w:tabs>
-          <w:tab w:val="left" w:pos="916"/>
-          <w:tab w:val="left" w:pos="1832"/>
-          <w:tab w:val="left" w:pos="2748"/>
-          <w:tab w:val="left" w:pos="3664"/>
-          <w:tab w:val="left" w:pos="4580"/>
-          <w:tab w:val="left" w:pos="5496"/>
-          <w:tab w:val="left" w:pos="6412"/>
-          <w:tab w:val="left" w:pos="7328"/>
-          <w:tab w:val="left" w:pos="8244"/>
-          <w:tab w:val="left" w:pos="9160"/>
-          <w:tab w:val="left" w:pos="10076"/>
-          <w:tab w:val="left" w:pos="10992"/>
-          <w:tab w:val="left" w:pos="11908"/>
-          <w:tab w:val="left" w:pos="12824"/>
-          <w:tab w:val="left" w:pos="13740"/>
-          <w:tab w:val="left" w:pos="14656"/>
-        </w:tabs>
-        <w:spacing w:after="0" w:line="240" w:lineRule="auto"/>
-        <w:rPr>
-          <w:rFonts w:ascii="Courier New" w:eastAsia="Times New Roman" w:hAnsi="Courier New" w:cs="Courier New"/>
-          <w:sz w:val="20"/>
-          <w:szCs w:val="20"/>
-        </w:rPr>
-      </w:pPr>
-      <w:r>
-        <w:rPr>
-          <w:rFonts w:ascii="Courier New" w:eastAsia="Times New Roman" w:hAnsi="Courier New" w:cs="Courier New"/>
-          <w:sz w:val="20"/>
-          <w:szCs w:val="20"/>
-        </w:rPr>
-        <w:t xml:space="preserve">  │</w:t>
-      </w:r>
-    </w:p>
-    <w:p>
-      <w:pPr>
-        <w:tabs>
-          <w:tab w:val="left" w:pos="916"/>
-          <w:tab w:val="left" w:pos="1832"/>
-          <w:tab w:val="left" w:pos="2748"/>
-          <w:tab w:val="left" w:pos="3664"/>
-          <w:tab w:val="left" w:pos="4580"/>
-          <w:tab w:val="left" w:pos="5496"/>
-          <w:tab w:val="left" w:pos="6412"/>
-          <w:tab w:val="left" w:pos="7328"/>
-          <w:tab w:val="left" w:pos="8244"/>
-          <w:tab w:val="left" w:pos="9160"/>
-          <w:tab w:val="left" w:pos="10076"/>
-          <w:tab w:val="left" w:pos="10992"/>
-          <w:tab w:val="left" w:pos="11908"/>
-          <w:tab w:val="left" w:pos="12824"/>
-          <w:tab w:val="left" w:pos="13740"/>
-          <w:tab w:val="left" w:pos="14656"/>
-        </w:tabs>
-        <w:spacing w:after="0" w:line="240" w:lineRule="auto"/>
-        <w:rPr>
-          <w:rFonts w:ascii="Courier New" w:eastAsia="Times New Roman" w:hAnsi="Courier New" w:cs="Courier New"/>
-          <w:sz w:val="20"/>
-          <w:szCs w:val="20"/>
-        </w:rPr>
-      </w:pPr>
-      <w:r>
-        <w:rPr>
-          <w:rFonts w:ascii="Courier New" w:eastAsia="Times New Roman" w:hAnsi="Courier New" w:cs="Courier New"/>
-          <w:sz w:val="20"/>
-          <w:szCs w:val="20"/>
-        </w:rPr>
-        <w:t xml:space="preserve">  ├─ Is your system clean (nothing installed)? ──YES──&gt; Category 2</w:t>
-      </w:r>
-    </w:p>
-    <w:p>
-      <w:pPr>
-        <w:tabs>
-          <w:tab w:val="left" w:pos="916"/>
-          <w:tab w:val="left" w:pos="1832"/>
-          <w:tab w:val="left" w:pos="2748"/>
-          <w:tab w:val="left" w:pos="3664"/>
-          <w:tab w:val="left" w:pos="4580"/>
-          <w:tab w:val="left" w:pos="5496"/>
-          <w:tab w:val="left" w:pos="6412"/>
-          <w:tab w:val="left" w:pos="7328"/>
-          <w:tab w:val="left" w:pos="8244"/>
-          <w:tab w:val="left" w:pos="9160"/>
-          <w:tab w:val="left" w:pos="10076"/>
-          <w:tab w:val="left" w:pos="10992"/>
-          <w:tab w:val="left" w:pos="11908"/>
-          <w:tab w:val="left" w:pos="12824"/>
-          <w:tab w:val="left" w:pos="13740"/>
-          <w:tab w:val="left" w:pos="14656"/>
-        </w:tabs>
-        <w:spacing w:after="0" w:line="240" w:lineRule="auto"/>
-        <w:rPr>
-          <w:rFonts w:ascii="Courier New" w:eastAsia="Times New Roman" w:hAnsi="Courier New" w:cs="Courier New"/>
-          <w:sz w:val="20"/>
-          <w:szCs w:val="20"/>
-        </w:rPr>
-      </w:pPr>
-      <w:r>
-        <w:rPr>
-          <w:rFonts w:ascii="Courier New" w:eastAsia="Times New Roman" w:hAnsi="Courier New" w:cs="Courier New"/>
-          <w:sz w:val="20"/>
-          <w:szCs w:val="20"/>
-        </w:rPr>
-        <w:t xml:space="preserve">  │                                                       (Fresh install)</w:t>
-      </w:r>
-    </w:p>
-    <w:p>
-      <w:pPr>
-        <w:tabs>
-          <w:tab w:val="left" w:pos="916"/>
-          <w:tab w:val="left" w:pos="1832"/>
-          <w:tab w:val="left" w:pos="2748"/>
-          <w:tab w:val="left" w:pos="3664"/>
-          <w:tab w:val="left" w:pos="4580"/>
-          <w:tab w:val="left" w:pos="5496"/>
-          <w:tab w:val="left" w:pos="6412"/>
-          <w:tab w:val="left" w:pos="7328"/>
-          <w:tab w:val="left" w:pos="8244"/>
-          <w:tab w:val="left" w:pos="9160"/>
-          <w:tab w:val="left" w:pos="10076"/>
-          <w:tab w:val="left" w:pos="10992"/>
-          <w:tab w:val="left" w:pos="11908"/>
-          <w:tab w:val="left" w:pos="12824"/>
-          <w:tab w:val="left" w:pos="13740"/>
-          <w:tab w:val="left" w:pos="14656"/>
-        </w:tabs>
-        <w:spacing w:after="0" w:line="240" w:lineRule="auto"/>
-        <w:rPr>
-          <w:rFonts w:ascii="Courier New" w:eastAsia="Times New Roman" w:hAnsi="Courier New" w:cs="Courier New"/>
-          <w:sz w:val="20"/>
-          <w:szCs w:val="20"/>
-        </w:rPr>
-      </w:pPr>
-      <w:r>
-        <w:rPr>
-          <w:rFonts w:ascii="Courier New" w:eastAsia="Times New Roman" w:hAnsi="Courier New" w:cs="Courier New"/>
-          <w:sz w:val="20"/>
-          <w:szCs w:val="20"/>
-        </w:rPr>
-        <w:t xml:space="preserve">  NO</w:t>
-      </w:r>
-    </w:p>
-    <w:p>
-      <w:pPr>
-        <w:tabs>
-          <w:tab w:val="left" w:pos="916"/>
-          <w:tab w:val="left" w:pos="1832"/>
-          <w:tab w:val="left" w:pos="2748"/>
-          <w:tab w:val="left" w:pos="3664"/>
-          <w:tab w:val="left" w:pos="4580"/>
-          <w:tab w:val="left" w:pos="5496"/>
-          <w:tab w:val="left" w:pos="6412"/>
-          <w:tab w:val="left" w:pos="7328"/>
-          <w:tab w:val="left" w:pos="8244"/>
-          <w:tab w:val="left" w:pos="9160"/>
-          <w:tab w:val="left" w:pos="10076"/>
-          <w:tab w:val="left" w:pos="10992"/>
-          <w:tab w:val="left" w:pos="11908"/>
-          <w:tab w:val="left" w:pos="12824"/>
-          <w:tab w:val="left" w:pos="13740"/>
-          <w:tab w:val="left" w:pos="14656"/>
-        </w:tabs>
-        <w:spacing w:after="0" w:line="240" w:lineRule="auto"/>
-        <w:rPr>
-          <w:rFonts w:ascii="Courier New" w:eastAsia="Times New Roman" w:hAnsi="Courier New" w:cs="Courier New"/>
-          <w:sz w:val="20"/>
-          <w:szCs w:val="20"/>
-        </w:rPr>
-      </w:pPr>
-      <w:r>
-        <w:rPr>
-          <w:rFonts w:ascii="Courier New" w:eastAsia="Times New Roman" w:hAnsi="Courier New" w:cs="Courier New"/>
-          <w:sz w:val="20"/>
-          <w:szCs w:val="20"/>
-        </w:rPr>
-        <w:t xml:space="preserve">  │</w:t>
-      </w:r>
-    </w:p>
-    <w:p>
-      <w:pPr>
-        <w:tabs>
-          <w:tab w:val="left" w:pos="916"/>
-          <w:tab w:val="left" w:pos="1832"/>
-          <w:tab w:val="left" w:pos="2748"/>
-          <w:tab w:val="left" w:pos="3664"/>
-          <w:tab w:val="left" w:pos="4580"/>
-          <w:tab w:val="left" w:pos="5496"/>
-          <w:tab w:val="left" w:pos="6412"/>
-          <w:tab w:val="left" w:pos="7328"/>
-          <w:tab w:val="left" w:pos="8244"/>
-          <w:tab w:val="left" w:pos="9160"/>
-          <w:tab w:val="left" w:pos="10076"/>
-          <w:tab w:val="left" w:pos="10992"/>
-          <w:tab w:val="left" w:pos="11908"/>
-          <w:tab w:val="left" w:pos="12824"/>
-          <w:tab w:val="left" w:pos="13740"/>
-          <w:tab w:val="left" w:pos="14656"/>
-        </w:tabs>
-        <w:spacing w:after="0" w:line="240" w:lineRule="auto"/>
-        <w:rPr>
-          <w:rFonts w:ascii="Courier New" w:eastAsia="Times New Roman" w:hAnsi="Courier New" w:cs="Courier New"/>
-          <w:sz w:val="20"/>
-          <w:szCs w:val="20"/>
-        </w:rPr>
-      </w:pPr>
-      <w:r>
-        <w:rPr>
-          <w:rFonts w:ascii="Courier New" w:eastAsia="Times New Roman" w:hAnsi="Courier New" w:cs="Courier New"/>
-          <w:sz w:val="20"/>
-          <w:szCs w:val="20"/>
-        </w:rPr>
-        <w:t xml:space="preserve">  └─ Mixed/partial installation? ──YES──&gt; Category 3</w:t>
-      </w:r>
-    </w:p>
-    <w:p>
-      <w:pPr>
-        <w:tabs>
-          <w:tab w:val="left" w:pos="916"/>
-          <w:tab w:val="left" w:pos="1832"/>
-          <w:tab w:val="left" w:pos="2748"/>
-          <w:tab w:val="left" w:pos="3664"/>
-          <w:tab w:val="left" w:pos="4580"/>
-          <w:tab w:val="left" w:pos="5496"/>
-          <w:tab w:val="left" w:pos="6412"/>
-          <w:tab w:val="left" w:pos="7328"/>
-          <w:tab w:val="left" w:pos="8244"/>
-          <w:tab w:val="left" w:pos="9160"/>
-          <w:tab w:val="left" w:pos="10076"/>
-          <w:tab w:val="left" w:pos="10992"/>
-          <w:tab w:val="left" w:pos="11908"/>
-          <w:tab w:val="left" w:pos="12824"/>
-          <w:tab w:val="left" w:pos="13740"/>
-          <w:tab w:val="left" w:pos="14656"/>
-        </w:tabs>
-        <w:spacing w:after="0" w:line="240" w:lineRule="auto"/>
-        <w:rPr>
-          <w:rFonts w:ascii="Courier New" w:eastAsia="Times New Roman" w:hAnsi="Courier New" w:cs="Courier New"/>
-          <w:sz w:val="20"/>
-          <w:szCs w:val="20"/>
-        </w:rPr>
-      </w:pPr>
-      <w:r>
-        <w:rPr>
-          <w:rFonts w:ascii="Courier New" w:eastAsia="Times New Roman" w:hAnsi="Courier New" w:cs="Courier New"/>
-          <w:sz w:val="20"/>
-          <w:szCs w:val="20"/>
-        </w:rPr>
         <w:t xml:space="preserve">                                           (Clean &amp; reinstall)</w:t>
       </w:r>
     </w:p>
@@ -15641,7 +14750,7 @@
           <w:sz w:val="24"/>
           <w:szCs w:val="24"/>
         </w:rPr>
-        <w:t xml:space="preserve"> January 2026 </w:t>
+        <w:t xml:space="preserve"> March 2026 </w:t>
       </w:r>
       <w:r>
         <w:rPr>
@@ -15651,15 +14760,15 @@
           <w:sz w:val="24"/>
           <w:szCs w:val="24"/>
         </w:rPr>
-        <w:t>Platforms:</w:t>
-      </w:r>
-      <w:r>
-        <w:rPr>
-          <w:rFonts w:ascii="Times New Roman" w:eastAsia="Times New Roman" w:hAnsi="Times New Roman" w:cs="Times New Roman"/>
-          <w:sz w:val="24"/>
-          <w:szCs w:val="24"/>
-        </w:rPr>
-        <w:t xml:space="preserve"> Windows 10/11, macOS 10.15+, Linux (Ubuntu 20.04+) </w:t>
+        <w:t xml:space="preserve">Graphical environment:</w:t>
+      </w:r>
+      <w:r>
+        <w:rPr>
+          <w:rFonts w:ascii="Times New Roman" w:eastAsia="Times New Roman" w:hAnsi="Times New Roman" w:cs="Times New Roman"/>
+          <w:sz w:val="24"/>
+          <w:szCs w:val="24"/>
+        </w:rPr>
+        <w:t xml:space="preserve"> Windows 10/11 Exported models: Windows, macOS, Linux, HPC clusters </w:t>
       </w:r>
       <w:r>
         <w:rPr>
